--- a/heb/docx/28.content.docx
+++ b/heb/docx/28.content.docx
@@ -9,6 +9,8 @@
       </w:pPr>
       <w:r>
         <w:rPr>
+          <w:rtl/>
+          <w:cs/>
           <w:lang w:val="he_IL" w:bidi="he_IL"/>
         </w:rPr>
       </w:r>
@@ -20,34 +22,44 @@
       </w:pPr>
       <w:r>
         <w:rPr>
+          <w:rtl/>
+          <w:cs/>
           <w:lang w:val="he_IL" w:bidi="he_IL"/>
         </w:rPr>
         <w:t>Resource: The Westminster Leningrad Codex</w:t>
       </w:r>
       <w:r>
         <w:rPr>
-          <w:lang w:val="he_IL" w:bidi="he_IL"/>
-        </w:rPr>
-      </w:r>
-    </w:p>
-    <w:p>
-      <w:pPr>
-        <w:bidi/>
-      </w:pPr>
-      <w:r>
-        <w:rPr>
+          <w:rtl/>
+          <w:cs/>
+          <w:lang w:val="he_IL" w:bidi="he_IL"/>
+        </w:rPr>
+      </w:r>
+    </w:p>
+    <w:p>
+      <w:pPr>
+        <w:bidi/>
+      </w:pPr>
+      <w:r>
+        <w:rPr>
+          <w:rtl/>
+          <w:cs/>
           <w:lang w:val="he_IL" w:bidi="he_IL"/>
         </w:rPr>
       </w:r>
       <w:r>
         <w:rPr>
           <w:b/>
+          <w:rtl/>
+          <w:cs/>
           <w:lang w:val="he_IL" w:bidi="he_IL"/>
         </w:rPr>
         <w:t>The Westminster Leningrad Codex</w:t>
       </w:r>
       <w:r>
         <w:rPr>
+          <w:rtl/>
+          <w:cs/>
           <w:lang w:val="he_IL" w:bidi="he_IL"/>
         </w:rPr>
         <w:t xml:space="preserve"> © 2019 </w:t>
@@ -55,6 +67,8 @@
       <w:hyperlink r:id="rId13">
         <w:r>
           <w:rPr>
+            <w:rtl/>
+            <w:cs/>
             <w:lang w:val="he_IL" w:bidi="he_IL"/>
           </w:rPr>
           <w:rPr>
@@ -66,6 +80,8 @@
       </w:hyperlink>
       <w:r>
         <w:rPr>
+          <w:rtl/>
+          <w:cs/>
           <w:lang w:val="he_IL" w:bidi="he_IL"/>
         </w:rPr>
         <w:t xml:space="preserve">, licensed under a </w:t>
@@ -73,6 +89,8 @@
       <w:hyperlink r:id="rId14">
         <w:r>
           <w:rPr>
+            <w:rtl/>
+            <w:cs/>
             <w:lang w:val="he_IL" w:bidi="he_IL"/>
           </w:rPr>
           <w:rPr>
@@ -84,17 +102,23 @@
       </w:hyperlink>
       <w:r>
         <w:rPr>
+          <w:rtl/>
+          <w:cs/>
           <w:lang w:val="he_IL" w:bidi="he_IL"/>
         </w:rPr>
         <w:t>.</w:t>
       </w:r>
       <w:r>
         <w:rPr>
-          <w:lang w:val="he_IL" w:bidi="he_IL"/>
-        </w:rPr>
-      </w:r>
-      <w:r>
-        <w:rPr>
+          <w:rtl/>
+          <w:cs/>
+          <w:lang w:val="he_IL" w:bidi="he_IL"/>
+        </w:rPr>
+      </w:r>
+      <w:r>
+        <w:rPr>
+          <w:rtl/>
+          <w:cs/>
           <w:lang w:val="he_IL" w:bidi="he_IL"/>
         </w:rPr>
       </w:r>
@@ -106,6 +130,8 @@
       </w:pPr>
       <w:r>
         <w:rPr>
+          <w:rtl/>
+          <w:cs/>
           <w:lang w:val="he_IL" w:bidi="he_IL"/>
         </w:rPr>
         <w:t>The Westminster Leningrad Codex</w:t>
@@ -135,6 +161,8 @@
       </w:pPr>
       <w:r>
         <w:rPr>
+          <w:rtl/>
+          <w:cs/>
           <w:lang w:val="he_IL" w:bidi="he_IL"/>
         </w:rPr>
       </w:r>
@@ -146,32 +174,42 @@
       </w:pPr>
       <w:r>
         <w:rPr>
-          <w:lang w:val="he_IL" w:bidi="he_IL"/>
-        </w:rPr>
-      </w:r>
-    </w:p>
-    <w:p>
-      <w:pPr>
-        <w:bidi/>
-      </w:pPr>
-      <w:r>
-        <w:rPr>
-          <w:lang w:val="he_IL" w:bidi="he_IL"/>
-        </w:rPr>
-      </w:r>
-      <w:r>
-        <w:rPr>
+          <w:rtl/>
+          <w:cs/>
+          <w:lang w:val="he_IL" w:bidi="he_IL"/>
+        </w:rPr>
+      </w:r>
+    </w:p>
+    <w:p>
+      <w:pPr>
+        <w:bidi/>
+      </w:pPr>
+      <w:r>
+        <w:rPr>
+          <w:rtl/>
+          <w:cs/>
+          <w:lang w:val="he_IL" w:bidi="he_IL"/>
+        </w:rPr>
+      </w:r>
+      <w:r>
+        <w:rPr>
+          <w:rtl/>
+          <w:cs/>
           <w:lang w:val="he_IL" w:bidi="he_IL"/>
         </w:rPr>
         <w:t xml:space="preserve"> </w:t>
       </w:r>
       <w:r>
         <w:rPr>
-          <w:lang w:val="he_IL" w:bidi="he_IL"/>
-        </w:rPr>
-      </w:r>
-      <w:r>
-        <w:rPr>
+          <w:rtl/>
+          <w:cs/>
+          <w:lang w:val="he_IL" w:bidi="he_IL"/>
+        </w:rPr>
+      </w:r>
+      <w:r>
+        <w:rPr>
+          <w:rtl/>
+          <w:cs/>
           <w:lang w:val="he_IL" w:bidi="he_IL"/>
         </w:rPr>
       </w:r>
@@ -198,34 +236,44 @@
       </w:pPr>
       <w:r>
         <w:rPr>
+          <w:rtl/>
+          <w:cs/>
           <w:lang w:val="he_IL" w:bidi="he_IL"/>
         </w:rPr>
         <w:t>Hosea 1:1</w:t>
       </w:r>
       <w:r>
         <w:rPr>
-          <w:lang w:val="he_IL" w:bidi="he_IL"/>
-        </w:rPr>
-      </w:r>
-    </w:p>
-    <w:p>
-      <w:pPr>
-        <w:bidi/>
-      </w:pPr>
-      <w:r>
-        <w:rPr>
-          <w:lang w:val="he_IL" w:bidi="he_IL"/>
-        </w:rPr>
-      </w:r>
-      <w:r>
-        <w:rPr>
-          <w:vertAlign w:val="superscript"/>
+          <w:rtl/>
+          <w:cs/>
+          <w:lang w:val="he_IL" w:bidi="he_IL"/>
+        </w:rPr>
+      </w:r>
+    </w:p>
+    <w:p>
+      <w:pPr>
+        <w:bidi/>
+      </w:pPr>
+      <w:r>
+        <w:rPr>
+          <w:rtl/>
+          <w:cs/>
+          <w:lang w:val="he_IL" w:bidi="he_IL"/>
+        </w:rPr>
+      </w:r>
+      <w:r>
+        <w:rPr>
+          <w:vertAlign w:val="superscript"/>
+          <w:rtl/>
+          <w:cs/>
           <w:lang w:val="he_IL" w:bidi="he_IL"/>
         </w:rPr>
         <w:t>1</w:t>
       </w:r>
       <w:r>
         <w:rPr>
+          <w:rtl/>
+          <w:cs/>
           <w:lang w:val="he_IL" w:bidi="he_IL"/>
         </w:rPr>
         <w:t xml:space="preserve"> דְּבַר־יְהוָ֣ה ׀ אֲשֶׁ֣ר הָיָ֗ה אֶל־הוֹשֵׁ֙עַ֙ בֶּן־בְּאֵרִ֔י בִּימֵ֨י עֻזִּיָּ֥ה יוֹתָ֛ם אָחָ֥ז יְחִזְקִיָּ֖ה מַלְכֵ֣י יְהוּדָ֑ה וּבִימֵ֛י יָרָבְעָ֥ם בֶּן־יוֹאָ֖שׁ מֶ֥לֶךְ יִשְׂרָאֵֽל׃</w:t>
@@ -237,18 +285,24 @@
       </w:pPr>
       <w:r>
         <w:rPr>
-          <w:lang w:val="he_IL" w:bidi="he_IL"/>
-        </w:rPr>
-      </w:r>
-      <w:r>
-        <w:rPr>
-          <w:vertAlign w:val="superscript"/>
+          <w:rtl/>
+          <w:cs/>
+          <w:lang w:val="he_IL" w:bidi="he_IL"/>
+        </w:rPr>
+      </w:r>
+      <w:r>
+        <w:rPr>
+          <w:vertAlign w:val="superscript"/>
+          <w:rtl/>
+          <w:cs/>
           <w:lang w:val="he_IL" w:bidi="he_IL"/>
         </w:rPr>
         <w:t>2</w:t>
       </w:r>
       <w:r>
         <w:rPr>
+          <w:rtl/>
+          <w:cs/>
           <w:lang w:val="he_IL" w:bidi="he_IL"/>
         </w:rPr>
         <w:t xml:space="preserve"> תְּחִלַּ֥ת דִּבֶּר־יְהוָ֖ה בְּהוֹשֵׁ֑עַ פ וַיֹּ֨אמֶר יְהוָ֜ה אֶל־הוֹשֵׁ֗עַ לֵ֣ךְ קַח־לְךָ֞ אֵ֤שֶׁת זְנוּנִים֙ וְיַלְדֵ֣י זְנוּנִ֔ים כִּֽי־זָנֹ֤ה תִזְנֶה֙ הָאָ֔רֶץ מֵֽאַחֲרֵ֖י יְהוָֽה׃</w:t>
@@ -260,18 +314,24 @@
       </w:pPr>
       <w:r>
         <w:rPr>
-          <w:lang w:val="he_IL" w:bidi="he_IL"/>
-        </w:rPr>
-      </w:r>
-      <w:r>
-        <w:rPr>
-          <w:vertAlign w:val="superscript"/>
+          <w:rtl/>
+          <w:cs/>
+          <w:lang w:val="he_IL" w:bidi="he_IL"/>
+        </w:rPr>
+      </w:r>
+      <w:r>
+        <w:rPr>
+          <w:vertAlign w:val="superscript"/>
+          <w:rtl/>
+          <w:cs/>
           <w:lang w:val="he_IL" w:bidi="he_IL"/>
         </w:rPr>
         <w:t>3</w:t>
       </w:r>
       <w:r>
         <w:rPr>
+          <w:rtl/>
+          <w:cs/>
           <w:lang w:val="he_IL" w:bidi="he_IL"/>
         </w:rPr>
         <w:t xml:space="preserve"> וַיֵּ֙לֶךְ֙ וַיִּקַּ֔ח אֶת־גֹּ֖מֶר בַּת־דִּבְלָ֑יִם וַתַּ֥הַר וַתֵּֽלֶד־ל֖וֹ בֵּֽן׃</w:t>
@@ -283,18 +343,24 @@
       </w:pPr>
       <w:r>
         <w:rPr>
-          <w:lang w:val="he_IL" w:bidi="he_IL"/>
-        </w:rPr>
-      </w:r>
-      <w:r>
-        <w:rPr>
-          <w:vertAlign w:val="superscript"/>
+          <w:rtl/>
+          <w:cs/>
+          <w:lang w:val="he_IL" w:bidi="he_IL"/>
+        </w:rPr>
+      </w:r>
+      <w:r>
+        <w:rPr>
+          <w:vertAlign w:val="superscript"/>
+          <w:rtl/>
+          <w:cs/>
           <w:lang w:val="he_IL" w:bidi="he_IL"/>
         </w:rPr>
         <w:t>4</w:t>
       </w:r>
       <w:r>
         <w:rPr>
+          <w:rtl/>
+          <w:cs/>
           <w:lang w:val="he_IL" w:bidi="he_IL"/>
         </w:rPr>
         <w:t xml:space="preserve"> וַיֹּ֤אמֶר יְהוָה֙ אֵלָ֔יו קְרָ֥א שְׁמ֖וֹ יִזְרְעֶ֑אל כִּי־ע֣וֹד מְעַ֗ט וּפָ֨קַדְתִּ֜י אֶת־דְּמֵ֤י יִזְרְעֶאל֙ עַל־בֵּ֣ית יֵה֔וּא וְהִ֨שְׁבַּתִּ֔י מַמְלְכ֖וּת בֵּ֥ית יִשְׂרָאֵֽל׃</w:t>
@@ -306,18 +372,24 @@
       </w:pPr>
       <w:r>
         <w:rPr>
-          <w:lang w:val="he_IL" w:bidi="he_IL"/>
-        </w:rPr>
-      </w:r>
-      <w:r>
-        <w:rPr>
-          <w:vertAlign w:val="superscript"/>
+          <w:rtl/>
+          <w:cs/>
+          <w:lang w:val="he_IL" w:bidi="he_IL"/>
+        </w:rPr>
+      </w:r>
+      <w:r>
+        <w:rPr>
+          <w:vertAlign w:val="superscript"/>
+          <w:rtl/>
+          <w:cs/>
           <w:lang w:val="he_IL" w:bidi="he_IL"/>
         </w:rPr>
         <w:t>5</w:t>
       </w:r>
       <w:r>
         <w:rPr>
+          <w:rtl/>
+          <w:cs/>
           <w:lang w:val="he_IL" w:bidi="he_IL"/>
         </w:rPr>
         <w:t xml:space="preserve"> וְהָיָ֖ה בַּיּ֣וֹם הַה֑וּא וְשָֽׁבַרְתִּי֙ אֶת־קֶ֣שֶׁת יִשְׂרָאֵ֔ל בְּעֵ֖מֶק יִזְרְעֶֽאל׃</w:t>
@@ -329,18 +401,24 @@
       </w:pPr>
       <w:r>
         <w:rPr>
-          <w:lang w:val="he_IL" w:bidi="he_IL"/>
-        </w:rPr>
-      </w:r>
-      <w:r>
-        <w:rPr>
-          <w:vertAlign w:val="superscript"/>
+          <w:rtl/>
+          <w:cs/>
+          <w:lang w:val="he_IL" w:bidi="he_IL"/>
+        </w:rPr>
+      </w:r>
+      <w:r>
+        <w:rPr>
+          <w:vertAlign w:val="superscript"/>
+          <w:rtl/>
+          <w:cs/>
           <w:lang w:val="he_IL" w:bidi="he_IL"/>
         </w:rPr>
         <w:t>6</w:t>
       </w:r>
       <w:r>
         <w:rPr>
+          <w:rtl/>
+          <w:cs/>
           <w:lang w:val="he_IL" w:bidi="he_IL"/>
         </w:rPr>
         <w:t xml:space="preserve"> וַתַּ֤הַר עוֹד֙ וַתֵּ֣לֶד בַּ֔ת וַיֹּ֣אמֶר ל֔וֹ קְרָ֥א שְׁמָ֖הּ לֹ֣א רֻחָ֑מָה כִּי֩ לֹ֨א אוֹסִ֜יף ע֗וֹד אֲרַחֵם֙ אֶת־בֵּ֣ית יִשְׂרָאֵ֔ל כִּֽי־נָשֹׂ֥א אֶשָּׂ֖א לָהֶֽם׃</w:t>
@@ -352,18 +430,24 @@
       </w:pPr>
       <w:r>
         <w:rPr>
-          <w:lang w:val="he_IL" w:bidi="he_IL"/>
-        </w:rPr>
-      </w:r>
-      <w:r>
-        <w:rPr>
-          <w:vertAlign w:val="superscript"/>
+          <w:rtl/>
+          <w:cs/>
+          <w:lang w:val="he_IL" w:bidi="he_IL"/>
+        </w:rPr>
+      </w:r>
+      <w:r>
+        <w:rPr>
+          <w:vertAlign w:val="superscript"/>
+          <w:rtl/>
+          <w:cs/>
           <w:lang w:val="he_IL" w:bidi="he_IL"/>
         </w:rPr>
         <w:t>7</w:t>
       </w:r>
       <w:r>
         <w:rPr>
+          <w:rtl/>
+          <w:cs/>
           <w:lang w:val="he_IL" w:bidi="he_IL"/>
         </w:rPr>
         <w:t xml:space="preserve"> וְאֶת־בֵּ֤ית יְהוּדָה֙ אֲרַחֵ֔ם וְהֽוֹשַׁעְתִּ֖ים בַּיהוָ֣ה אֱלֹֽהֵיהֶ֑ם וְלֹ֣א אֽוֹשִׁיעֵ֗ם בְּקֶ֤שֶׁת וּבְחֶ֙רֶב֙ וּבְמִלְחָמָ֔ה בְּסוּסִ֖ים וּבְפָרָשִֽׁים׃</w:t>
@@ -375,18 +459,24 @@
       </w:pPr>
       <w:r>
         <w:rPr>
-          <w:lang w:val="he_IL" w:bidi="he_IL"/>
-        </w:rPr>
-      </w:r>
-      <w:r>
-        <w:rPr>
-          <w:vertAlign w:val="superscript"/>
+          <w:rtl/>
+          <w:cs/>
+          <w:lang w:val="he_IL" w:bidi="he_IL"/>
+        </w:rPr>
+      </w:r>
+      <w:r>
+        <w:rPr>
+          <w:vertAlign w:val="superscript"/>
+          <w:rtl/>
+          <w:cs/>
           <w:lang w:val="he_IL" w:bidi="he_IL"/>
         </w:rPr>
         <w:t>8</w:t>
       </w:r>
       <w:r>
         <w:rPr>
+          <w:rtl/>
+          <w:cs/>
           <w:lang w:val="he_IL" w:bidi="he_IL"/>
         </w:rPr>
         <w:t xml:space="preserve"> וַתִּגְמֹ֖ל אֶת־לֹ֣א רֻחָ֑מָה וַתַּ֖הַר וַתֵּ֥לֶד בֵּֽן׃</w:t>
@@ -398,18 +488,24 @@
       </w:pPr>
       <w:r>
         <w:rPr>
-          <w:lang w:val="he_IL" w:bidi="he_IL"/>
-        </w:rPr>
-      </w:r>
-      <w:r>
-        <w:rPr>
-          <w:vertAlign w:val="superscript"/>
+          <w:rtl/>
+          <w:cs/>
+          <w:lang w:val="he_IL" w:bidi="he_IL"/>
+        </w:rPr>
+      </w:r>
+      <w:r>
+        <w:rPr>
+          <w:vertAlign w:val="superscript"/>
+          <w:rtl/>
+          <w:cs/>
           <w:lang w:val="he_IL" w:bidi="he_IL"/>
         </w:rPr>
         <w:t>9</w:t>
       </w:r>
       <w:r>
         <w:rPr>
+          <w:rtl/>
+          <w:cs/>
           <w:lang w:val="he_IL" w:bidi="he_IL"/>
         </w:rPr>
         <w:t xml:space="preserve"> וַיֹּ֕אמֶר קְרָ֥א שְׁמ֖וֹ לֹ֣א עַמִּ֑י כִּ֤י אַתֶּם֙ לֹ֣א עַמִּ֔י וְאָנֹכִ֖י לֹֽא־אֶהְיֶ֥ה לָכֶֽם׃ ס</w:t>
@@ -422,34 +518,44 @@
       </w:pPr>
       <w:r>
         <w:rPr>
+          <w:rtl/>
+          <w:cs/>
           <w:lang w:val="he_IL" w:bidi="he_IL"/>
         </w:rPr>
         <w:t>Hosea 2:1</w:t>
       </w:r>
       <w:r>
         <w:rPr>
-          <w:lang w:val="he_IL" w:bidi="he_IL"/>
-        </w:rPr>
-      </w:r>
-    </w:p>
-    <w:p>
-      <w:pPr>
-        <w:bidi/>
-      </w:pPr>
-      <w:r>
-        <w:rPr>
-          <w:lang w:val="he_IL" w:bidi="he_IL"/>
-        </w:rPr>
-      </w:r>
-      <w:r>
-        <w:rPr>
-          <w:vertAlign w:val="superscript"/>
+          <w:rtl/>
+          <w:cs/>
+          <w:lang w:val="he_IL" w:bidi="he_IL"/>
+        </w:rPr>
+      </w:r>
+    </w:p>
+    <w:p>
+      <w:pPr>
+        <w:bidi/>
+      </w:pPr>
+      <w:r>
+        <w:rPr>
+          <w:rtl/>
+          <w:cs/>
+          <w:lang w:val="he_IL" w:bidi="he_IL"/>
+        </w:rPr>
+      </w:r>
+      <w:r>
+        <w:rPr>
+          <w:vertAlign w:val="superscript"/>
+          <w:rtl/>
+          <w:cs/>
           <w:lang w:val="he_IL" w:bidi="he_IL"/>
         </w:rPr>
         <w:t>1</w:t>
       </w:r>
       <w:r>
         <w:rPr>
+          <w:rtl/>
+          <w:cs/>
           <w:lang w:val="he_IL" w:bidi="he_IL"/>
         </w:rPr>
         <w:t xml:space="preserve"> וְֽ֠הָיָה מִסְפַּ֤ר בְּנֵֽי־יִשְׂרָאֵל֙ כְּח֣וֹל הַיָּ֔ם אֲשֶׁ֥ר לֹֽא־יִמַּ֖ד וְלֹ֣א יִסָּפֵ֑ר וְֽ֠הָיָה בִּמְק֞וֹם אֲשֶׁר־יֵאָמֵ֤ר לָהֶם֙ לֹֽא־עַמִּ֣י אַתֶּ֔ם יֵאָמֵ֥ר לָהֶ֖ם בְּנֵ֥י אֵֽל־חָֽי׃</w:t>
@@ -461,18 +567,24 @@
       </w:pPr>
       <w:r>
         <w:rPr>
-          <w:lang w:val="he_IL" w:bidi="he_IL"/>
-        </w:rPr>
-      </w:r>
-      <w:r>
-        <w:rPr>
-          <w:vertAlign w:val="superscript"/>
+          <w:rtl/>
+          <w:cs/>
+          <w:lang w:val="he_IL" w:bidi="he_IL"/>
+        </w:rPr>
+      </w:r>
+      <w:r>
+        <w:rPr>
+          <w:vertAlign w:val="superscript"/>
+          <w:rtl/>
+          <w:cs/>
           <w:lang w:val="he_IL" w:bidi="he_IL"/>
         </w:rPr>
         <w:t>2</w:t>
       </w:r>
       <w:r>
         <w:rPr>
+          <w:rtl/>
+          <w:cs/>
           <w:lang w:val="he_IL" w:bidi="he_IL"/>
         </w:rPr>
         <w:t xml:space="preserve"> וְ֠נִקְבְּצוּ בְּנֵֽי־יְהוּדָ֤ה וּבְנֵֽי־יִשְׂרָאֵל֙ יַחְדָּ֔ו וְשָׂמ֥וּ לָהֶ֛ם רֹ֥אשׁ אֶחָ֖ד וְעָל֣וּ מִן־הָאָ֑רֶץ כִּ֥י גָד֖וֹל י֥וֹם יִזְרְעֶֽאל׃</w:t>
@@ -484,18 +596,24 @@
       </w:pPr>
       <w:r>
         <w:rPr>
-          <w:lang w:val="he_IL" w:bidi="he_IL"/>
-        </w:rPr>
-      </w:r>
-      <w:r>
-        <w:rPr>
-          <w:vertAlign w:val="superscript"/>
+          <w:rtl/>
+          <w:cs/>
+          <w:lang w:val="he_IL" w:bidi="he_IL"/>
+        </w:rPr>
+      </w:r>
+      <w:r>
+        <w:rPr>
+          <w:vertAlign w:val="superscript"/>
+          <w:rtl/>
+          <w:cs/>
           <w:lang w:val="he_IL" w:bidi="he_IL"/>
         </w:rPr>
         <w:t>3</w:t>
       </w:r>
       <w:r>
         <w:rPr>
+          <w:rtl/>
+          <w:cs/>
           <w:lang w:val="he_IL" w:bidi="he_IL"/>
         </w:rPr>
         <w:t xml:space="preserve"> אִמְר֥וּ לַאֲחֵיכֶ֖ם עַמִּ֑י וְלַאֲחֽוֹתֵיכֶ֖ם רֻחָֽמָה׃</w:t>
@@ -507,18 +625,24 @@
       </w:pPr>
       <w:r>
         <w:rPr>
-          <w:lang w:val="he_IL" w:bidi="he_IL"/>
-        </w:rPr>
-      </w:r>
-      <w:r>
-        <w:rPr>
-          <w:vertAlign w:val="superscript"/>
+          <w:rtl/>
+          <w:cs/>
+          <w:lang w:val="he_IL" w:bidi="he_IL"/>
+        </w:rPr>
+      </w:r>
+      <w:r>
+        <w:rPr>
+          <w:vertAlign w:val="superscript"/>
+          <w:rtl/>
+          <w:cs/>
           <w:lang w:val="he_IL" w:bidi="he_IL"/>
         </w:rPr>
         <w:t>4</w:t>
       </w:r>
       <w:r>
         <w:rPr>
+          <w:rtl/>
+          <w:cs/>
           <w:lang w:val="he_IL" w:bidi="he_IL"/>
         </w:rPr>
         <w:t xml:space="preserve"> רִ֤יבוּ בְאִמְּכֶם֙ רִ֔יבוּ כִּֽי־הִיא֙ לֹ֣א אִשְׁתִּ֔י וְאָנֹכִ֖י לֹ֣א אִישָׁ֑הּ וְתָסֵ֤ר זְנוּנֶ֙יהָ֙ מִפָּנֶ֔יה וְנַאֲפוּפֶ֖יהָ מִבֵּ֥ין שָׁדֶֽיהָ׃</w:t>
@@ -530,18 +654,24 @@
       </w:pPr>
       <w:r>
         <w:rPr>
-          <w:lang w:val="he_IL" w:bidi="he_IL"/>
-        </w:rPr>
-      </w:r>
-      <w:r>
-        <w:rPr>
-          <w:vertAlign w:val="superscript"/>
+          <w:rtl/>
+          <w:cs/>
+          <w:lang w:val="he_IL" w:bidi="he_IL"/>
+        </w:rPr>
+      </w:r>
+      <w:r>
+        <w:rPr>
+          <w:vertAlign w:val="superscript"/>
+          <w:rtl/>
+          <w:cs/>
           <w:lang w:val="he_IL" w:bidi="he_IL"/>
         </w:rPr>
         <w:t>5</w:t>
       </w:r>
       <w:r>
         <w:rPr>
+          <w:rtl/>
+          <w:cs/>
           <w:lang w:val="he_IL" w:bidi="he_IL"/>
         </w:rPr>
         <w:t xml:space="preserve"> פֶּן־אַפְשִׁיטֶ֣נָּה עֲרֻמָּ֔ה וְהִ֨צַּגְתִּ֔יהָ כְּי֖וֹם הִוָּֽלְדָ֑הּ וְשַׂמְתִּ֣יהָ כַמִּדְבָּ֗ר וְשַׁתִּ֙הָ֙ כְּאֶ֣רֶץ צִיָּ֔ה וַהֲמִתִּ֖יהָ בַּצָּמָֽא׃</w:t>
@@ -553,18 +683,24 @@
       </w:pPr>
       <w:r>
         <w:rPr>
-          <w:lang w:val="he_IL" w:bidi="he_IL"/>
-        </w:rPr>
-      </w:r>
-      <w:r>
-        <w:rPr>
-          <w:vertAlign w:val="superscript"/>
+          <w:rtl/>
+          <w:cs/>
+          <w:lang w:val="he_IL" w:bidi="he_IL"/>
+        </w:rPr>
+      </w:r>
+      <w:r>
+        <w:rPr>
+          <w:vertAlign w:val="superscript"/>
+          <w:rtl/>
+          <w:cs/>
           <w:lang w:val="he_IL" w:bidi="he_IL"/>
         </w:rPr>
         <w:t>6</w:t>
       </w:r>
       <w:r>
         <w:rPr>
+          <w:rtl/>
+          <w:cs/>
           <w:lang w:val="he_IL" w:bidi="he_IL"/>
         </w:rPr>
         <w:t xml:space="preserve"> וְאֶת־בָּנֶ֖יהָ לֹ֣א אֲרַחֵ֑ם כִּֽי־בְנֵ֥י זְנוּנִ֖ים הֵֽמָּה׃</w:t>
@@ -576,18 +712,24 @@
       </w:pPr>
       <w:r>
         <w:rPr>
-          <w:lang w:val="he_IL" w:bidi="he_IL"/>
-        </w:rPr>
-      </w:r>
-      <w:r>
-        <w:rPr>
-          <w:vertAlign w:val="superscript"/>
+          <w:rtl/>
+          <w:cs/>
+          <w:lang w:val="he_IL" w:bidi="he_IL"/>
+        </w:rPr>
+      </w:r>
+      <w:r>
+        <w:rPr>
+          <w:vertAlign w:val="superscript"/>
+          <w:rtl/>
+          <w:cs/>
           <w:lang w:val="he_IL" w:bidi="he_IL"/>
         </w:rPr>
         <w:t>7</w:t>
       </w:r>
       <w:r>
         <w:rPr>
+          <w:rtl/>
+          <w:cs/>
           <w:lang w:val="he_IL" w:bidi="he_IL"/>
         </w:rPr>
         <w:t xml:space="preserve"> כִּ֤י זָֽנְתָה֙ אִמָּ֔ם הֹבִ֖ישָׁה הֽוֹרָתָ֑ם כִּ֣י אָמְרָ֗ה אֵלְכָ֞ה אַחֲרֵ֤י מְאַהֲבַי֙ נֹתְנֵ֤י לַחְמִי֙ וּמֵימַ֔י צַמְרִ֣י וּפִשְׁתִּ֔י שַׁמְנִ֖י וְשִׁקּוּיָֽי׃</w:t>
@@ -599,18 +741,24 @@
       </w:pPr>
       <w:r>
         <w:rPr>
-          <w:lang w:val="he_IL" w:bidi="he_IL"/>
-        </w:rPr>
-      </w:r>
-      <w:r>
-        <w:rPr>
-          <w:vertAlign w:val="superscript"/>
+          <w:rtl/>
+          <w:cs/>
+          <w:lang w:val="he_IL" w:bidi="he_IL"/>
+        </w:rPr>
+      </w:r>
+      <w:r>
+        <w:rPr>
+          <w:vertAlign w:val="superscript"/>
+          <w:rtl/>
+          <w:cs/>
           <w:lang w:val="he_IL" w:bidi="he_IL"/>
         </w:rPr>
         <w:t>8</w:t>
       </w:r>
       <w:r>
         <w:rPr>
+          <w:rtl/>
+          <w:cs/>
           <w:lang w:val="he_IL" w:bidi="he_IL"/>
         </w:rPr>
         <w:t xml:space="preserve"> לָכֵ֛ן הִנְנִי־שָׂ֥ךְ אֶת־דַּרְכֵּ֖ךְ בַּסִּירִ֑ים וְגָֽדַרְתִּי֙ אֶת־גְּדֵרָ֔הּ וּנְתִיבוֹתֶ֖יהָ לֹ֥א תִמְצָֽא׃</w:t>
@@ -622,18 +770,24 @@
       </w:pPr>
       <w:r>
         <w:rPr>
-          <w:lang w:val="he_IL" w:bidi="he_IL"/>
-        </w:rPr>
-      </w:r>
-      <w:r>
-        <w:rPr>
-          <w:vertAlign w:val="superscript"/>
+          <w:rtl/>
+          <w:cs/>
+          <w:lang w:val="he_IL" w:bidi="he_IL"/>
+        </w:rPr>
+      </w:r>
+      <w:r>
+        <w:rPr>
+          <w:vertAlign w:val="superscript"/>
+          <w:rtl/>
+          <w:cs/>
           <w:lang w:val="he_IL" w:bidi="he_IL"/>
         </w:rPr>
         <w:t>9</w:t>
       </w:r>
       <w:r>
         <w:rPr>
+          <w:rtl/>
+          <w:cs/>
           <w:lang w:val="he_IL" w:bidi="he_IL"/>
         </w:rPr>
         <w:t xml:space="preserve"> וְרִדְּפָ֤ה אֶת־מְאַהֲבֶ֙יהָ֙ וְלֹֽא־תַשִּׂ֣יג אֹתָ֔ם וּבִקְשָׁ֖תַם וְלֹ֣א תִמְצָ֑א וְאָמְרָ֗ה אֵלְכָ֤ה וְאָשׁ֙וּבָה֙ אֶל־אִישִׁ֣י הָֽרִאשׁ֔וֹן כִּ֣י ט֥וֹב לִ֛י אָ֖ז מֵעָֽתָּה׃</w:t>
@@ -645,18 +799,24 @@
       </w:pPr>
       <w:r>
         <w:rPr>
-          <w:lang w:val="he_IL" w:bidi="he_IL"/>
-        </w:rPr>
-      </w:r>
-      <w:r>
-        <w:rPr>
-          <w:vertAlign w:val="superscript"/>
+          <w:rtl/>
+          <w:cs/>
+          <w:lang w:val="he_IL" w:bidi="he_IL"/>
+        </w:rPr>
+      </w:r>
+      <w:r>
+        <w:rPr>
+          <w:vertAlign w:val="superscript"/>
+          <w:rtl/>
+          <w:cs/>
           <w:lang w:val="he_IL" w:bidi="he_IL"/>
         </w:rPr>
         <w:t>10</w:t>
       </w:r>
       <w:r>
         <w:rPr>
+          <w:rtl/>
+          <w:cs/>
           <w:lang w:val="he_IL" w:bidi="he_IL"/>
         </w:rPr>
         <w:t xml:space="preserve"> וְהִיא֙ לֹ֣א יָֽדְעָ֔ה כִּ֤י אָֽנֹכִי֙ נָתַ֣תִּי לָ֔הּ הַדָּגָ֖ן וְהַתִּיר֣וֹשׁ וְהַיִּצְהָ֑ר וְכֶ֨סֶף הִרְבֵּ֥יתִי לָ֛הּ וְזָהָ֖ב עָשׂ֥וּ לַבָּֽעַל׃</w:t>
@@ -668,18 +828,24 @@
       </w:pPr>
       <w:r>
         <w:rPr>
-          <w:lang w:val="he_IL" w:bidi="he_IL"/>
-        </w:rPr>
-      </w:r>
-      <w:r>
-        <w:rPr>
-          <w:vertAlign w:val="superscript"/>
+          <w:rtl/>
+          <w:cs/>
+          <w:lang w:val="he_IL" w:bidi="he_IL"/>
+        </w:rPr>
+      </w:r>
+      <w:r>
+        <w:rPr>
+          <w:vertAlign w:val="superscript"/>
+          <w:rtl/>
+          <w:cs/>
           <w:lang w:val="he_IL" w:bidi="he_IL"/>
         </w:rPr>
         <w:t>11</w:t>
       </w:r>
       <w:r>
         <w:rPr>
+          <w:rtl/>
+          <w:cs/>
           <w:lang w:val="he_IL" w:bidi="he_IL"/>
         </w:rPr>
         <w:t xml:space="preserve"> לָכֵ֣ן אָשׁ֔וּב וְלָקַחְתִּ֤י דְגָנִי֙ בְּעִתּ֔וֹ וְתִירוֹשִׁ֖י בְּמֽוֹעֲד֑וֹ וְהִצַּלְתִּי֙ צַמְרִ֣י וּפִשְׁתִּ֔י לְכַסּ֖וֹת אֶת־עֶרְוָתָֽהּ׃</w:t>
@@ -691,18 +857,24 @@
       </w:pPr>
       <w:r>
         <w:rPr>
-          <w:lang w:val="he_IL" w:bidi="he_IL"/>
-        </w:rPr>
-      </w:r>
-      <w:r>
-        <w:rPr>
-          <w:vertAlign w:val="superscript"/>
+          <w:rtl/>
+          <w:cs/>
+          <w:lang w:val="he_IL" w:bidi="he_IL"/>
+        </w:rPr>
+      </w:r>
+      <w:r>
+        <w:rPr>
+          <w:vertAlign w:val="superscript"/>
+          <w:rtl/>
+          <w:cs/>
           <w:lang w:val="he_IL" w:bidi="he_IL"/>
         </w:rPr>
         <w:t>12</w:t>
       </w:r>
       <w:r>
         <w:rPr>
+          <w:rtl/>
+          <w:cs/>
           <w:lang w:val="he_IL" w:bidi="he_IL"/>
         </w:rPr>
         <w:t xml:space="preserve"> וְעַתָּ֛ה אֲגַלֶּ֥ה אֶת־נַבְלֻתָ֖הּ לְעֵינֵ֣י מְאַהֲבֶ֑יהָ וְאִ֖ישׁ לֹֽא־יַצִּילֶ֥נָּה מִיָּדִֽי׃</w:t>
@@ -714,18 +886,24 @@
       </w:pPr>
       <w:r>
         <w:rPr>
-          <w:lang w:val="he_IL" w:bidi="he_IL"/>
-        </w:rPr>
-      </w:r>
-      <w:r>
-        <w:rPr>
-          <w:vertAlign w:val="superscript"/>
+          <w:rtl/>
+          <w:cs/>
+          <w:lang w:val="he_IL" w:bidi="he_IL"/>
+        </w:rPr>
+      </w:r>
+      <w:r>
+        <w:rPr>
+          <w:vertAlign w:val="superscript"/>
+          <w:rtl/>
+          <w:cs/>
           <w:lang w:val="he_IL" w:bidi="he_IL"/>
         </w:rPr>
         <w:t>13</w:t>
       </w:r>
       <w:r>
         <w:rPr>
+          <w:rtl/>
+          <w:cs/>
           <w:lang w:val="he_IL" w:bidi="he_IL"/>
         </w:rPr>
         <w:t xml:space="preserve"> וְהִשְׁבַּתִּי֙ כָּל־מְשׂוֹשָׂ֔הּ חַגָּ֖הּ חָדְשָׁ֣הּ וְשַׁבַּתָּ֑הּ וְכֹ֖ל מוֹעֲדָֽהּ׃</w:t>
@@ -737,18 +915,24 @@
       </w:pPr>
       <w:r>
         <w:rPr>
-          <w:lang w:val="he_IL" w:bidi="he_IL"/>
-        </w:rPr>
-      </w:r>
-      <w:r>
-        <w:rPr>
-          <w:vertAlign w:val="superscript"/>
+          <w:rtl/>
+          <w:cs/>
+          <w:lang w:val="he_IL" w:bidi="he_IL"/>
+        </w:rPr>
+      </w:r>
+      <w:r>
+        <w:rPr>
+          <w:vertAlign w:val="superscript"/>
+          <w:rtl/>
+          <w:cs/>
           <w:lang w:val="he_IL" w:bidi="he_IL"/>
         </w:rPr>
         <w:t>14</w:t>
       </w:r>
       <w:r>
         <w:rPr>
+          <w:rtl/>
+          <w:cs/>
           <w:lang w:val="he_IL" w:bidi="he_IL"/>
         </w:rPr>
         <w:t xml:space="preserve"> וַהֲשִׁמֹּתִ֗י גַּפְנָהּ֙ וּתְאֵ֣נָתָ֔הּ אֲשֶׁ֣ר אָמְרָ֗ה אֶתְנָ֥ה הֵ֙מָּה֙ לִ֔י אֲשֶׁ֥ר נָֽתְנוּ־לִ֖י מְאַֽהֲבָ֑י וְשַׂמְתִּ֣ים לְיַ֔עַר וַאֲכָלָ֖תַם חַיַּ֥ת הַשָּׂדֶֽה׃</w:t>
@@ -760,18 +944,24 @@
       </w:pPr>
       <w:r>
         <w:rPr>
-          <w:lang w:val="he_IL" w:bidi="he_IL"/>
-        </w:rPr>
-      </w:r>
-      <w:r>
-        <w:rPr>
-          <w:vertAlign w:val="superscript"/>
+          <w:rtl/>
+          <w:cs/>
+          <w:lang w:val="he_IL" w:bidi="he_IL"/>
+        </w:rPr>
+      </w:r>
+      <w:r>
+        <w:rPr>
+          <w:vertAlign w:val="superscript"/>
+          <w:rtl/>
+          <w:cs/>
           <w:lang w:val="he_IL" w:bidi="he_IL"/>
         </w:rPr>
         <w:t>15</w:t>
       </w:r>
       <w:r>
         <w:rPr>
+          <w:rtl/>
+          <w:cs/>
           <w:lang w:val="he_IL" w:bidi="he_IL"/>
         </w:rPr>
         <w:t xml:space="preserve"> וּפָקַדְתִּ֣י עָלֶ֗יהָ אֶת־יְמֵ֤י הַבְּעָלִים֙ אֲשֶׁ֣ר תַּקְטִ֣יר לָהֶ֔ם וַתַּ֤עַד נִזְמָהּ֙ וְחֶלְיָתָ֔הּ וַתֵּ֖לֶךְ אַחֲרֵ֣י מְאַהֲבֶ֑יהָ וְאֹתִ֥י שָׁכְחָ֖ה נְאֻם־יְהוָֽה׃ פ</w:t>
@@ -783,18 +973,24 @@
       </w:pPr>
       <w:r>
         <w:rPr>
-          <w:lang w:val="he_IL" w:bidi="he_IL"/>
-        </w:rPr>
-      </w:r>
-      <w:r>
-        <w:rPr>
-          <w:vertAlign w:val="superscript"/>
+          <w:rtl/>
+          <w:cs/>
+          <w:lang w:val="he_IL" w:bidi="he_IL"/>
+        </w:rPr>
+      </w:r>
+      <w:r>
+        <w:rPr>
+          <w:vertAlign w:val="superscript"/>
+          <w:rtl/>
+          <w:cs/>
           <w:lang w:val="he_IL" w:bidi="he_IL"/>
         </w:rPr>
         <w:t>16</w:t>
       </w:r>
       <w:r>
         <w:rPr>
+          <w:rtl/>
+          <w:cs/>
           <w:lang w:val="he_IL" w:bidi="he_IL"/>
         </w:rPr>
         <w:t xml:space="preserve"> לָכֵ֗ן הִנֵּ֤ה אָֽנֹכִי֙ מְפַתֶּ֔יהָ וְהֹֽלַכְתִּ֖יהָ הַמִּדְבָּ֑ר וְדִבַּרְתִּ֖י עַל לִבָּֽהּ׃</w:t>
@@ -806,18 +1002,24 @@
       </w:pPr>
       <w:r>
         <w:rPr>
-          <w:lang w:val="he_IL" w:bidi="he_IL"/>
-        </w:rPr>
-      </w:r>
-      <w:r>
-        <w:rPr>
-          <w:vertAlign w:val="superscript"/>
+          <w:rtl/>
+          <w:cs/>
+          <w:lang w:val="he_IL" w:bidi="he_IL"/>
+        </w:rPr>
+      </w:r>
+      <w:r>
+        <w:rPr>
+          <w:vertAlign w:val="superscript"/>
+          <w:rtl/>
+          <w:cs/>
           <w:lang w:val="he_IL" w:bidi="he_IL"/>
         </w:rPr>
         <w:t>17</w:t>
       </w:r>
       <w:r>
         <w:rPr>
+          <w:rtl/>
+          <w:cs/>
           <w:lang w:val="he_IL" w:bidi="he_IL"/>
         </w:rPr>
         <w:t xml:space="preserve"> וְנָתַ֨תִּי לָ֤הּ אֶת־כְּרָמֶ֙יהָ֙ מִשָּׁ֔ם וְאֶת־עֵ֥מֶק עָכ֖וֹר לְפֶ֣תַח תִּקְוָ֑ה וְעָ֤נְתָה שָּׁ֙מָּה֙ כִּימֵ֣י נְעוּרֶ֔יהָ וִּכְי֖וֹם עֲלֹתָ֥הּ מֵאֶֽרֶץ־מִצְרָֽיִם׃ ס</w:t>
@@ -829,18 +1031,24 @@
       </w:pPr>
       <w:r>
         <w:rPr>
-          <w:lang w:val="he_IL" w:bidi="he_IL"/>
-        </w:rPr>
-      </w:r>
-      <w:r>
-        <w:rPr>
-          <w:vertAlign w:val="superscript"/>
+          <w:rtl/>
+          <w:cs/>
+          <w:lang w:val="he_IL" w:bidi="he_IL"/>
+        </w:rPr>
+      </w:r>
+      <w:r>
+        <w:rPr>
+          <w:vertAlign w:val="superscript"/>
+          <w:rtl/>
+          <w:cs/>
           <w:lang w:val="he_IL" w:bidi="he_IL"/>
         </w:rPr>
         <w:t>18</w:t>
       </w:r>
       <w:r>
         <w:rPr>
+          <w:rtl/>
+          <w:cs/>
           <w:lang w:val="he_IL" w:bidi="he_IL"/>
         </w:rPr>
         <w:t xml:space="preserve"> וְהָיָ֤ה בַיּוֹם־הַהוּא֙ נְאֻם־יְהוָ֔ה תִּקְרְאִ֖י אִישִׁ֑י וְלֹֽא־תִקְרְאִי־לִ֥י ע֖וֹד בַּעְלִֽי׃</w:t>
@@ -852,18 +1060,24 @@
       </w:pPr>
       <w:r>
         <w:rPr>
-          <w:lang w:val="he_IL" w:bidi="he_IL"/>
-        </w:rPr>
-      </w:r>
-      <w:r>
-        <w:rPr>
-          <w:vertAlign w:val="superscript"/>
+          <w:rtl/>
+          <w:cs/>
+          <w:lang w:val="he_IL" w:bidi="he_IL"/>
+        </w:rPr>
+      </w:r>
+      <w:r>
+        <w:rPr>
+          <w:vertAlign w:val="superscript"/>
+          <w:rtl/>
+          <w:cs/>
           <w:lang w:val="he_IL" w:bidi="he_IL"/>
         </w:rPr>
         <w:t>19</w:t>
       </w:r>
       <w:r>
         <w:rPr>
+          <w:rtl/>
+          <w:cs/>
           <w:lang w:val="he_IL" w:bidi="he_IL"/>
         </w:rPr>
         <w:t xml:space="preserve"> וַהֲסִרֹתִ֛י אֶת־שְׁמ֥וֹת הַבְּעָלִ֖ים מִפִּ֑יהָ וְלֹֽא־יִזָּכְר֥וּ ע֖וֹד בִּשְׁמָֽם׃</w:t>
@@ -875,18 +1089,24 @@
       </w:pPr>
       <w:r>
         <w:rPr>
-          <w:lang w:val="he_IL" w:bidi="he_IL"/>
-        </w:rPr>
-      </w:r>
-      <w:r>
-        <w:rPr>
-          <w:vertAlign w:val="superscript"/>
+          <w:rtl/>
+          <w:cs/>
+          <w:lang w:val="he_IL" w:bidi="he_IL"/>
+        </w:rPr>
+      </w:r>
+      <w:r>
+        <w:rPr>
+          <w:vertAlign w:val="superscript"/>
+          <w:rtl/>
+          <w:cs/>
           <w:lang w:val="he_IL" w:bidi="he_IL"/>
         </w:rPr>
         <w:t>20</w:t>
       </w:r>
       <w:r>
         <w:rPr>
+          <w:rtl/>
+          <w:cs/>
           <w:lang w:val="he_IL" w:bidi="he_IL"/>
         </w:rPr>
         <w:t xml:space="preserve"> וְכָרַתִּ֨י לָהֶ֤ם בְּרִית֙ בַּיּ֣וֹם הַה֔וּא עִם־חַיַּ֤ת הַשָּׂדֶה֙ וְעִם־ע֣וֹף הַשָּׁמַ֔יִם וְרֶ֖מֶשׂ הָֽאֲדָמָ֑ה וְקֶ֨שֶׁת וְחֶ֤רֶב וּמִלְחָמָה֙ אֶשְׁבּ֣וֹר מִן־הָאָ֔רֶץ וְהִשְׁכַּבְתִּ֖ים לָבֶֽטַח׃</w:t>
@@ -898,18 +1118,24 @@
       </w:pPr>
       <w:r>
         <w:rPr>
-          <w:lang w:val="he_IL" w:bidi="he_IL"/>
-        </w:rPr>
-      </w:r>
-      <w:r>
-        <w:rPr>
-          <w:vertAlign w:val="superscript"/>
+          <w:rtl/>
+          <w:cs/>
+          <w:lang w:val="he_IL" w:bidi="he_IL"/>
+        </w:rPr>
+      </w:r>
+      <w:r>
+        <w:rPr>
+          <w:vertAlign w:val="superscript"/>
+          <w:rtl/>
+          <w:cs/>
           <w:lang w:val="he_IL" w:bidi="he_IL"/>
         </w:rPr>
         <w:t>21</w:t>
       </w:r>
       <w:r>
         <w:rPr>
+          <w:rtl/>
+          <w:cs/>
           <w:lang w:val="he_IL" w:bidi="he_IL"/>
         </w:rPr>
         <w:t xml:space="preserve"> וְאֵרַשְׂתִּ֥יךְ לִ֖י לְעוֹלָ֑ם וְאֵרַשְׂתִּ֥יךְ לִי֙ בְּצֶ֣דֶק וּבְמִשְׁפָּ֔ט וּבְחֶ֖סֶד וּֽבְרַחֲמִֽים׃</w:t>
@@ -921,18 +1147,24 @@
       </w:pPr>
       <w:r>
         <w:rPr>
-          <w:lang w:val="he_IL" w:bidi="he_IL"/>
-        </w:rPr>
-      </w:r>
-      <w:r>
-        <w:rPr>
-          <w:vertAlign w:val="superscript"/>
+          <w:rtl/>
+          <w:cs/>
+          <w:lang w:val="he_IL" w:bidi="he_IL"/>
+        </w:rPr>
+      </w:r>
+      <w:r>
+        <w:rPr>
+          <w:vertAlign w:val="superscript"/>
+          <w:rtl/>
+          <w:cs/>
           <w:lang w:val="he_IL" w:bidi="he_IL"/>
         </w:rPr>
         <w:t>22</w:t>
       </w:r>
       <w:r>
         <w:rPr>
+          <w:rtl/>
+          <w:cs/>
           <w:lang w:val="he_IL" w:bidi="he_IL"/>
         </w:rPr>
         <w:t xml:space="preserve"> וְאֵרַשְׂתִּ֥יךְ לִ֖י בֶּאֱמוּנָ֑ה וְיָדַ֖עַתְּ אֶת־יְהוָֽה׃ ס</w:t>
@@ -944,18 +1176,24 @@
       </w:pPr>
       <w:r>
         <w:rPr>
-          <w:lang w:val="he_IL" w:bidi="he_IL"/>
-        </w:rPr>
-      </w:r>
-      <w:r>
-        <w:rPr>
-          <w:vertAlign w:val="superscript"/>
+          <w:rtl/>
+          <w:cs/>
+          <w:lang w:val="he_IL" w:bidi="he_IL"/>
+        </w:rPr>
+      </w:r>
+      <w:r>
+        <w:rPr>
+          <w:vertAlign w:val="superscript"/>
+          <w:rtl/>
+          <w:cs/>
           <w:lang w:val="he_IL" w:bidi="he_IL"/>
         </w:rPr>
         <w:t>23</w:t>
       </w:r>
       <w:r>
         <w:rPr>
+          <w:rtl/>
+          <w:cs/>
           <w:lang w:val="he_IL" w:bidi="he_IL"/>
         </w:rPr>
         <w:t xml:space="preserve"> וְהָיָ֣ה ׀ בַּיּ֣וֹם הַה֗וּא אֶֽעֱנֶה֙ נְאֻם־יְהוָ֔ה אֶעֱנֶ֖ה אֶת־הַשָּׁמָ֑יִם וְהֵ֖ם יַעֲנ֥וּ אֶת־הָאָֽרֶץ׃</w:t>
@@ -967,18 +1205,24 @@
       </w:pPr>
       <w:r>
         <w:rPr>
-          <w:lang w:val="he_IL" w:bidi="he_IL"/>
-        </w:rPr>
-      </w:r>
-      <w:r>
-        <w:rPr>
-          <w:vertAlign w:val="superscript"/>
+          <w:rtl/>
+          <w:cs/>
+          <w:lang w:val="he_IL" w:bidi="he_IL"/>
+        </w:rPr>
+      </w:r>
+      <w:r>
+        <w:rPr>
+          <w:vertAlign w:val="superscript"/>
+          <w:rtl/>
+          <w:cs/>
           <w:lang w:val="he_IL" w:bidi="he_IL"/>
         </w:rPr>
         <w:t>24</w:t>
       </w:r>
       <w:r>
         <w:rPr>
+          <w:rtl/>
+          <w:cs/>
           <w:lang w:val="he_IL" w:bidi="he_IL"/>
         </w:rPr>
         <w:t xml:space="preserve"> וְהָאָ֣רֶץ תַּעֲנֶ֔ה אֶת־הַדָּגָ֖ן וְאֶת־הַתִּיר֣וֹשׁ וְאֶת־הַיִּצְהָ֑ר וְהֵ֖ם יַעֲנ֥וּ אֶֽת־יִזְרְעֶֽאל׃</w:t>
@@ -990,18 +1234,24 @@
       </w:pPr>
       <w:r>
         <w:rPr>
-          <w:lang w:val="he_IL" w:bidi="he_IL"/>
-        </w:rPr>
-      </w:r>
-      <w:r>
-        <w:rPr>
-          <w:vertAlign w:val="superscript"/>
+          <w:rtl/>
+          <w:cs/>
+          <w:lang w:val="he_IL" w:bidi="he_IL"/>
+        </w:rPr>
+      </w:r>
+      <w:r>
+        <w:rPr>
+          <w:vertAlign w:val="superscript"/>
+          <w:rtl/>
+          <w:cs/>
           <w:lang w:val="he_IL" w:bidi="he_IL"/>
         </w:rPr>
         <w:t>25</w:t>
       </w:r>
       <w:r>
         <w:rPr>
+          <w:rtl/>
+          <w:cs/>
           <w:lang w:val="he_IL" w:bidi="he_IL"/>
         </w:rPr>
         <w:t xml:space="preserve"> וּזְרַעְתִּ֤יהָ לִּי֙ בָּאָ֔רֶץ וְרִֽחַמְתִּ֖י אֶת־לֹ֣א רֻחָ֑מָה וְאָמַרְתִּ֤י לְלֹֽא־עַמִּי֙ עַמִּי־אַ֔תָּה וְה֖וּא יֹאמַ֥ר אֱלֹהָֽי׃ פ</w:t>
@@ -1014,34 +1264,44 @@
       </w:pPr>
       <w:r>
         <w:rPr>
+          <w:rtl/>
+          <w:cs/>
           <w:lang w:val="he_IL" w:bidi="he_IL"/>
         </w:rPr>
         <w:t>Hosea 3:1</w:t>
       </w:r>
       <w:r>
         <w:rPr>
-          <w:lang w:val="he_IL" w:bidi="he_IL"/>
-        </w:rPr>
-      </w:r>
-    </w:p>
-    <w:p>
-      <w:pPr>
-        <w:bidi/>
-      </w:pPr>
-      <w:r>
-        <w:rPr>
-          <w:lang w:val="he_IL" w:bidi="he_IL"/>
-        </w:rPr>
-      </w:r>
-      <w:r>
-        <w:rPr>
-          <w:vertAlign w:val="superscript"/>
+          <w:rtl/>
+          <w:cs/>
+          <w:lang w:val="he_IL" w:bidi="he_IL"/>
+        </w:rPr>
+      </w:r>
+    </w:p>
+    <w:p>
+      <w:pPr>
+        <w:bidi/>
+      </w:pPr>
+      <w:r>
+        <w:rPr>
+          <w:rtl/>
+          <w:cs/>
+          <w:lang w:val="he_IL" w:bidi="he_IL"/>
+        </w:rPr>
+      </w:r>
+      <w:r>
+        <w:rPr>
+          <w:vertAlign w:val="superscript"/>
+          <w:rtl/>
+          <w:cs/>
           <w:lang w:val="he_IL" w:bidi="he_IL"/>
         </w:rPr>
         <w:t>1</w:t>
       </w:r>
       <w:r>
         <w:rPr>
+          <w:rtl/>
+          <w:cs/>
           <w:lang w:val="he_IL" w:bidi="he_IL"/>
         </w:rPr>
         <w:t xml:space="preserve"> וַיֹּ֨אמֶר יְהוָ֜ה אֵלַ֗י ע֚וֹד לֵ֣ךְ אֱֽהַב־אִשָּׁ֔ה אֲהֻ֥בַת רֵ֖עַ וּמְנָאָ֑פֶת כְּאַהֲבַ֤ת יְהוָה֙ אֶת־בְּנֵ֣י יִשְׂרָאֵ֔ל וְהֵ֗ם פֹּנִים֙ אֶל־אֱלֹהִ֣ים אֲחֵרִ֔ים וְאֹהֲבֵ֖י אֲשִׁישֵׁ֥י עֲנָבִֽים׃</w:t>
@@ -1053,18 +1313,24 @@
       </w:pPr>
       <w:r>
         <w:rPr>
-          <w:lang w:val="he_IL" w:bidi="he_IL"/>
-        </w:rPr>
-      </w:r>
-      <w:r>
-        <w:rPr>
-          <w:vertAlign w:val="superscript"/>
+          <w:rtl/>
+          <w:cs/>
+          <w:lang w:val="he_IL" w:bidi="he_IL"/>
+        </w:rPr>
+      </w:r>
+      <w:r>
+        <w:rPr>
+          <w:vertAlign w:val="superscript"/>
+          <w:rtl/>
+          <w:cs/>
           <w:lang w:val="he_IL" w:bidi="he_IL"/>
         </w:rPr>
         <w:t>2</w:t>
       </w:r>
       <w:r>
         <w:rPr>
+          <w:rtl/>
+          <w:cs/>
           <w:lang w:val="he_IL" w:bidi="he_IL"/>
         </w:rPr>
         <w:t xml:space="preserve"> וָאֶכְּרֶ֣הָ לִּ֔י בַּחֲמִשָּׁ֥ה עָשָׂ֖ר כָּ֑סֶף וְחֹ֥מֶר שְׂעֹרִ֖ים וְלֵ֥תֶךְ שְׂעֹרִֽים׃</w:t>
@@ -1076,18 +1342,24 @@
       </w:pPr>
       <w:r>
         <w:rPr>
-          <w:lang w:val="he_IL" w:bidi="he_IL"/>
-        </w:rPr>
-      </w:r>
-      <w:r>
-        <w:rPr>
-          <w:vertAlign w:val="superscript"/>
+          <w:rtl/>
+          <w:cs/>
+          <w:lang w:val="he_IL" w:bidi="he_IL"/>
+        </w:rPr>
+      </w:r>
+      <w:r>
+        <w:rPr>
+          <w:vertAlign w:val="superscript"/>
+          <w:rtl/>
+          <w:cs/>
           <w:lang w:val="he_IL" w:bidi="he_IL"/>
         </w:rPr>
         <w:t>3</w:t>
       </w:r>
       <w:r>
         <w:rPr>
+          <w:rtl/>
+          <w:cs/>
           <w:lang w:val="he_IL" w:bidi="he_IL"/>
         </w:rPr>
         <w:t xml:space="preserve"> וָאֹמַ֣ר אֵלֶ֗יהָ יָמִ֤ים רַבִּים֙ תֵּ֣שְׁבִי לִ֔י לֹ֣א תִזְנִ֔י וְלֹ֥א תִֽהְיִ֖י לְאִ֑ישׁ וְגַם־אֲנִ֖י אֵלָֽיִךְ׃</w:t>
@@ -1099,18 +1371,24 @@
       </w:pPr>
       <w:r>
         <w:rPr>
-          <w:lang w:val="he_IL" w:bidi="he_IL"/>
-        </w:rPr>
-      </w:r>
-      <w:r>
-        <w:rPr>
-          <w:vertAlign w:val="superscript"/>
+          <w:rtl/>
+          <w:cs/>
+          <w:lang w:val="he_IL" w:bidi="he_IL"/>
+        </w:rPr>
+      </w:r>
+      <w:r>
+        <w:rPr>
+          <w:vertAlign w:val="superscript"/>
+          <w:rtl/>
+          <w:cs/>
           <w:lang w:val="he_IL" w:bidi="he_IL"/>
         </w:rPr>
         <w:t>4</w:t>
       </w:r>
       <w:r>
         <w:rPr>
+          <w:rtl/>
+          <w:cs/>
           <w:lang w:val="he_IL" w:bidi="he_IL"/>
         </w:rPr>
         <w:t xml:space="preserve"> כִּ֣י ׀ יָמִ֣ים רַבִּ֗ים יֵֽשְׁבוּ֙ בְּנֵ֣י יִשְׂרָאֵ֔ל אֵ֥ין מֶ֙לֶךְ֙ וְאֵ֣ין שָׂ֔ר וְאֵ֥ין זֶ֖בַח וְאֵ֣ין מַצֵּבָ֑ה וְאֵ֥ין אֵפ֖וֹד וּתְרָפִֽים׃</w:t>
@@ -1122,18 +1400,24 @@
       </w:pPr>
       <w:r>
         <w:rPr>
-          <w:lang w:val="he_IL" w:bidi="he_IL"/>
-        </w:rPr>
-      </w:r>
-      <w:r>
-        <w:rPr>
-          <w:vertAlign w:val="superscript"/>
+          <w:rtl/>
+          <w:cs/>
+          <w:lang w:val="he_IL" w:bidi="he_IL"/>
+        </w:rPr>
+      </w:r>
+      <w:r>
+        <w:rPr>
+          <w:vertAlign w:val="superscript"/>
+          <w:rtl/>
+          <w:cs/>
           <w:lang w:val="he_IL" w:bidi="he_IL"/>
         </w:rPr>
         <w:t>5</w:t>
       </w:r>
       <w:r>
         <w:rPr>
+          <w:rtl/>
+          <w:cs/>
           <w:lang w:val="he_IL" w:bidi="he_IL"/>
         </w:rPr>
         <w:t xml:space="preserve"> אַחַ֗ר יָשֻׁ֙בוּ֙ בְּנֵ֣י יִשְׂרָאֵ֔ל וּבִקְשׁוּ֙ אֶת־יְהוָ֣ה אֱלֹהֵיהֶ֔ם וְאֵ֖ת דָּוִ֣ד מַלְכָּ֑ם וּפָחֲד֧וּ אֶל־יְהוָ֛ה וְאֶל־טוּב֖וֹ בְּאַחֲרִ֥ית הַיָּמִֽים׃ פ</w:t>
@@ -1146,34 +1430,44 @@
       </w:pPr>
       <w:r>
         <w:rPr>
+          <w:rtl/>
+          <w:cs/>
           <w:lang w:val="he_IL" w:bidi="he_IL"/>
         </w:rPr>
         <w:t>Hosea 4:1</w:t>
       </w:r>
       <w:r>
         <w:rPr>
-          <w:lang w:val="he_IL" w:bidi="he_IL"/>
-        </w:rPr>
-      </w:r>
-    </w:p>
-    <w:p>
-      <w:pPr>
-        <w:bidi/>
-      </w:pPr>
-      <w:r>
-        <w:rPr>
-          <w:lang w:val="he_IL" w:bidi="he_IL"/>
-        </w:rPr>
-      </w:r>
-      <w:r>
-        <w:rPr>
-          <w:vertAlign w:val="superscript"/>
+          <w:rtl/>
+          <w:cs/>
+          <w:lang w:val="he_IL" w:bidi="he_IL"/>
+        </w:rPr>
+      </w:r>
+    </w:p>
+    <w:p>
+      <w:pPr>
+        <w:bidi/>
+      </w:pPr>
+      <w:r>
+        <w:rPr>
+          <w:rtl/>
+          <w:cs/>
+          <w:lang w:val="he_IL" w:bidi="he_IL"/>
+        </w:rPr>
+      </w:r>
+      <w:r>
+        <w:rPr>
+          <w:vertAlign w:val="superscript"/>
+          <w:rtl/>
+          <w:cs/>
           <w:lang w:val="he_IL" w:bidi="he_IL"/>
         </w:rPr>
         <w:t>1</w:t>
       </w:r>
       <w:r>
         <w:rPr>
+          <w:rtl/>
+          <w:cs/>
           <w:lang w:val="he_IL" w:bidi="he_IL"/>
         </w:rPr>
         <w:t xml:space="preserve"> שִׁמְע֥וּ דְבַר־יְהוָ֖ה בְּנֵ֣י יִשְׂרָאֵ֑ל כִּ֣י רִ֤יב לַֽיהוָה֙ עִם־יוֹשְׁבֵ֣י הָאָ֔רֶץ כִּ֠י אֵין־אֱמֶ֧ת וְֽאֵין־חֶ֛סֶד וְאֵֽין־דַּ֥עַת אֱלֹהִ֖ים בָּאָֽרֶץ׃</w:t>
@@ -1185,18 +1479,24 @@
       </w:pPr>
       <w:r>
         <w:rPr>
-          <w:lang w:val="he_IL" w:bidi="he_IL"/>
-        </w:rPr>
-      </w:r>
-      <w:r>
-        <w:rPr>
-          <w:vertAlign w:val="superscript"/>
+          <w:rtl/>
+          <w:cs/>
+          <w:lang w:val="he_IL" w:bidi="he_IL"/>
+        </w:rPr>
+      </w:r>
+      <w:r>
+        <w:rPr>
+          <w:vertAlign w:val="superscript"/>
+          <w:rtl/>
+          <w:cs/>
           <w:lang w:val="he_IL" w:bidi="he_IL"/>
         </w:rPr>
         <w:t>2</w:t>
       </w:r>
       <w:r>
         <w:rPr>
+          <w:rtl/>
+          <w:cs/>
           <w:lang w:val="he_IL" w:bidi="he_IL"/>
         </w:rPr>
         <w:t xml:space="preserve"> אָלֹ֣ה וְכַחֵ֔שׁ וְרָצֹ֥חַ וְגָנֹ֖ב וְנָאֹ֑ף פָּרָ֕צוּ וְדָמִ֥ים בְּדָמִ֖ים נָגָֽעוּ׃</w:t>
@@ -1208,18 +1508,24 @@
       </w:pPr>
       <w:r>
         <w:rPr>
-          <w:lang w:val="he_IL" w:bidi="he_IL"/>
-        </w:rPr>
-      </w:r>
-      <w:r>
-        <w:rPr>
-          <w:vertAlign w:val="superscript"/>
+          <w:rtl/>
+          <w:cs/>
+          <w:lang w:val="he_IL" w:bidi="he_IL"/>
+        </w:rPr>
+      </w:r>
+      <w:r>
+        <w:rPr>
+          <w:vertAlign w:val="superscript"/>
+          <w:rtl/>
+          <w:cs/>
           <w:lang w:val="he_IL" w:bidi="he_IL"/>
         </w:rPr>
         <w:t>3</w:t>
       </w:r>
       <w:r>
         <w:rPr>
+          <w:rtl/>
+          <w:cs/>
           <w:lang w:val="he_IL" w:bidi="he_IL"/>
         </w:rPr>
         <w:t xml:space="preserve"> עַל־כֵּ֣ן ׀ תֶּאֱבַ֣ל הָאָ֗רֶץ וְאֻמְלַל֙ כָּל־יוֹשֵׁ֣ב בָּ֔הּ בְּחַיַּ֥ת הַשָּׂדֶ֖ה וּבְע֣וֹף הַשָּׁמָ֑יִם וְגַם־דְּגֵ֥י הַיָּ֖ם יֵאָסֵֽפוּ׃</w:t>
@@ -1231,18 +1537,24 @@
       </w:pPr>
       <w:r>
         <w:rPr>
-          <w:lang w:val="he_IL" w:bidi="he_IL"/>
-        </w:rPr>
-      </w:r>
-      <w:r>
-        <w:rPr>
-          <w:vertAlign w:val="superscript"/>
+          <w:rtl/>
+          <w:cs/>
+          <w:lang w:val="he_IL" w:bidi="he_IL"/>
+        </w:rPr>
+      </w:r>
+      <w:r>
+        <w:rPr>
+          <w:vertAlign w:val="superscript"/>
+          <w:rtl/>
+          <w:cs/>
           <w:lang w:val="he_IL" w:bidi="he_IL"/>
         </w:rPr>
         <w:t>4</w:t>
       </w:r>
       <w:r>
         <w:rPr>
+          <w:rtl/>
+          <w:cs/>
           <w:lang w:val="he_IL" w:bidi="he_IL"/>
         </w:rPr>
         <w:t xml:space="preserve"> אַ֥ךְ אִ֛ישׁ אַל־יָרֵ֖ב וְאַל־יוֹכַ֣ח אִ֑ישׁ וְעַמְּךָ֖ כִּמְרִיבֵ֥י כֹהֵֽן׃</w:t>
@@ -1254,18 +1566,24 @@
       </w:pPr>
       <w:r>
         <w:rPr>
-          <w:lang w:val="he_IL" w:bidi="he_IL"/>
-        </w:rPr>
-      </w:r>
-      <w:r>
-        <w:rPr>
-          <w:vertAlign w:val="superscript"/>
+          <w:rtl/>
+          <w:cs/>
+          <w:lang w:val="he_IL" w:bidi="he_IL"/>
+        </w:rPr>
+      </w:r>
+      <w:r>
+        <w:rPr>
+          <w:vertAlign w:val="superscript"/>
+          <w:rtl/>
+          <w:cs/>
           <w:lang w:val="he_IL" w:bidi="he_IL"/>
         </w:rPr>
         <w:t>5</w:t>
       </w:r>
       <w:r>
         <w:rPr>
+          <w:rtl/>
+          <w:cs/>
           <w:lang w:val="he_IL" w:bidi="he_IL"/>
         </w:rPr>
         <w:t xml:space="preserve"> וְכָשַׁלְתָּ֣ הַיּ֔וֹם וְכָשַׁ֧ל גַּם־נָבִ֛יא עִמְּךָ֖ לָ֑יְלָה וְדָמִ֖יתִי אִמֶּֽךָ׃</w:t>
@@ -1277,18 +1595,24 @@
       </w:pPr>
       <w:r>
         <w:rPr>
-          <w:lang w:val="he_IL" w:bidi="he_IL"/>
-        </w:rPr>
-      </w:r>
-      <w:r>
-        <w:rPr>
-          <w:vertAlign w:val="superscript"/>
+          <w:rtl/>
+          <w:cs/>
+          <w:lang w:val="he_IL" w:bidi="he_IL"/>
+        </w:rPr>
+      </w:r>
+      <w:r>
+        <w:rPr>
+          <w:vertAlign w:val="superscript"/>
+          <w:rtl/>
+          <w:cs/>
           <w:lang w:val="he_IL" w:bidi="he_IL"/>
         </w:rPr>
         <w:t>6</w:t>
       </w:r>
       <w:r>
         <w:rPr>
+          <w:rtl/>
+          <w:cs/>
           <w:lang w:val="he_IL" w:bidi="he_IL"/>
         </w:rPr>
         <w:t xml:space="preserve"> נִדְמ֥וּ עַמִּ֖י מִבְּלִ֣י הַדָּ֑עַת כִּֽי־אַתָּ֞ה הַדַּ֣עַת מָאַ֗סְתָּ וְאֶמְאָֽסְאךָ֙ מִכַּהֵ֣ן לִ֔י וַתִּשְׁכַּח֙ תּוֹרַ֣ת אֱלֹהֶ֔יךָ אֶשְׁכַּ֥ח בָּנֶ֖יךָ גַּם־אָֽנִי׃</w:t>
@@ -1300,18 +1624,24 @@
       </w:pPr>
       <w:r>
         <w:rPr>
-          <w:lang w:val="he_IL" w:bidi="he_IL"/>
-        </w:rPr>
-      </w:r>
-      <w:r>
-        <w:rPr>
-          <w:vertAlign w:val="superscript"/>
+          <w:rtl/>
+          <w:cs/>
+          <w:lang w:val="he_IL" w:bidi="he_IL"/>
+        </w:rPr>
+      </w:r>
+      <w:r>
+        <w:rPr>
+          <w:vertAlign w:val="superscript"/>
+          <w:rtl/>
+          <w:cs/>
           <w:lang w:val="he_IL" w:bidi="he_IL"/>
         </w:rPr>
         <w:t>7</w:t>
       </w:r>
       <w:r>
         <w:rPr>
+          <w:rtl/>
+          <w:cs/>
           <w:lang w:val="he_IL" w:bidi="he_IL"/>
         </w:rPr>
         <w:t xml:space="preserve"> כְּרֻבָּ֖ם כֵּ֣ן חָֽטְאוּ־לִ֑י כְּבוֹדָ֖ם בְּקָל֥וֹן אָמִֽיר׃</w:t>
@@ -1323,18 +1653,24 @@
       </w:pPr>
       <w:r>
         <w:rPr>
-          <w:lang w:val="he_IL" w:bidi="he_IL"/>
-        </w:rPr>
-      </w:r>
-      <w:r>
-        <w:rPr>
-          <w:vertAlign w:val="superscript"/>
+          <w:rtl/>
+          <w:cs/>
+          <w:lang w:val="he_IL" w:bidi="he_IL"/>
+        </w:rPr>
+      </w:r>
+      <w:r>
+        <w:rPr>
+          <w:vertAlign w:val="superscript"/>
+          <w:rtl/>
+          <w:cs/>
           <w:lang w:val="he_IL" w:bidi="he_IL"/>
         </w:rPr>
         <w:t>8</w:t>
       </w:r>
       <w:r>
         <w:rPr>
+          <w:rtl/>
+          <w:cs/>
           <w:lang w:val="he_IL" w:bidi="he_IL"/>
         </w:rPr>
         <w:t xml:space="preserve"> חַטַּ֥את עַמִּ֖י יֹאכֵ֑לוּ וְאֶל־עֲוֺנָ֖ם יִשְׂא֥וּ נַפְשֽׁוֹ׃</w:t>
@@ -1346,18 +1682,24 @@
       </w:pPr>
       <w:r>
         <w:rPr>
-          <w:lang w:val="he_IL" w:bidi="he_IL"/>
-        </w:rPr>
-      </w:r>
-      <w:r>
-        <w:rPr>
-          <w:vertAlign w:val="superscript"/>
+          <w:rtl/>
+          <w:cs/>
+          <w:lang w:val="he_IL" w:bidi="he_IL"/>
+        </w:rPr>
+      </w:r>
+      <w:r>
+        <w:rPr>
+          <w:vertAlign w:val="superscript"/>
+          <w:rtl/>
+          <w:cs/>
           <w:lang w:val="he_IL" w:bidi="he_IL"/>
         </w:rPr>
         <w:t>9</w:t>
       </w:r>
       <w:r>
         <w:rPr>
+          <w:rtl/>
+          <w:cs/>
           <w:lang w:val="he_IL" w:bidi="he_IL"/>
         </w:rPr>
         <w:t xml:space="preserve"> וְהָיָ֥ה כָעָ֖ם כַּכֹּהֵ֑ן וּפָקַדְתִּ֤י עָלָיו֙ דְּרָכָ֔יו וּמַעֲלָלָ֖יו אָשִׁ֥יב לֽוֹ׃</w:t>
@@ -1369,18 +1711,24 @@
       </w:pPr>
       <w:r>
         <w:rPr>
-          <w:lang w:val="he_IL" w:bidi="he_IL"/>
-        </w:rPr>
-      </w:r>
-      <w:r>
-        <w:rPr>
-          <w:vertAlign w:val="superscript"/>
+          <w:rtl/>
+          <w:cs/>
+          <w:lang w:val="he_IL" w:bidi="he_IL"/>
+        </w:rPr>
+      </w:r>
+      <w:r>
+        <w:rPr>
+          <w:vertAlign w:val="superscript"/>
+          <w:rtl/>
+          <w:cs/>
           <w:lang w:val="he_IL" w:bidi="he_IL"/>
         </w:rPr>
         <w:t>10</w:t>
       </w:r>
       <w:r>
         <w:rPr>
+          <w:rtl/>
+          <w:cs/>
           <w:lang w:val="he_IL" w:bidi="he_IL"/>
         </w:rPr>
         <w:t xml:space="preserve"> וְאָֽכְלוּ֙ וְלֹ֣א יִשְׂבָּ֔עוּ הִזְנ֖וּ וְלֹ֣א יִפְרֹ֑צוּ כִּֽי־אֶת־יְהוָ֥ה עָזְב֖וּ לִשְׁמֹֽר׃</w:t>
@@ -1392,18 +1740,24 @@
       </w:pPr>
       <w:r>
         <w:rPr>
-          <w:lang w:val="he_IL" w:bidi="he_IL"/>
-        </w:rPr>
-      </w:r>
-      <w:r>
-        <w:rPr>
-          <w:vertAlign w:val="superscript"/>
+          <w:rtl/>
+          <w:cs/>
+          <w:lang w:val="he_IL" w:bidi="he_IL"/>
+        </w:rPr>
+      </w:r>
+      <w:r>
+        <w:rPr>
+          <w:vertAlign w:val="superscript"/>
+          <w:rtl/>
+          <w:cs/>
           <w:lang w:val="he_IL" w:bidi="he_IL"/>
         </w:rPr>
         <w:t>11</w:t>
       </w:r>
       <w:r>
         <w:rPr>
+          <w:rtl/>
+          <w:cs/>
           <w:lang w:val="he_IL" w:bidi="he_IL"/>
         </w:rPr>
         <w:t xml:space="preserve"> זְנ֛וּת וְיַ֥יִן וְתִיר֖וֹשׁ יִֽקַּֽח־לֵֽב׃</w:t>
@@ -1415,18 +1769,24 @@
       </w:pPr>
       <w:r>
         <w:rPr>
-          <w:lang w:val="he_IL" w:bidi="he_IL"/>
-        </w:rPr>
-      </w:r>
-      <w:r>
-        <w:rPr>
-          <w:vertAlign w:val="superscript"/>
+          <w:rtl/>
+          <w:cs/>
+          <w:lang w:val="he_IL" w:bidi="he_IL"/>
+        </w:rPr>
+      </w:r>
+      <w:r>
+        <w:rPr>
+          <w:vertAlign w:val="superscript"/>
+          <w:rtl/>
+          <w:cs/>
           <w:lang w:val="he_IL" w:bidi="he_IL"/>
         </w:rPr>
         <w:t>12</w:t>
       </w:r>
       <w:r>
         <w:rPr>
+          <w:rtl/>
+          <w:cs/>
           <w:lang w:val="he_IL" w:bidi="he_IL"/>
         </w:rPr>
         <w:t xml:space="preserve"> עַמִּי֙ בְּעֵצ֣וֹ יִשְׁאָ֔ל וּמַקְל֖וֹ יַגִּ֣יד ל֑וֹ כִּ֣י ר֤וּחַ זְנוּנִים֙ הִתְעָ֔ה וַיִּזְנ֖וּ מִתַּ֥חַת אֱלֹהֵיהֶֽם׃</w:t>
@@ -1438,18 +1798,24 @@
       </w:pPr>
       <w:r>
         <w:rPr>
-          <w:lang w:val="he_IL" w:bidi="he_IL"/>
-        </w:rPr>
-      </w:r>
-      <w:r>
-        <w:rPr>
-          <w:vertAlign w:val="superscript"/>
+          <w:rtl/>
+          <w:cs/>
+          <w:lang w:val="he_IL" w:bidi="he_IL"/>
+        </w:rPr>
+      </w:r>
+      <w:r>
+        <w:rPr>
+          <w:vertAlign w:val="superscript"/>
+          <w:rtl/>
+          <w:cs/>
           <w:lang w:val="he_IL" w:bidi="he_IL"/>
         </w:rPr>
         <w:t>13</w:t>
       </w:r>
       <w:r>
         <w:rPr>
+          <w:rtl/>
+          <w:cs/>
           <w:lang w:val="he_IL" w:bidi="he_IL"/>
         </w:rPr>
         <w:t xml:space="preserve"> עַל־רָאשֵׁ֨י הֶהָרִ֜ים יְזַבֵּ֗חוּ וְעַל־הַגְּבָעוֹת֙ יְקַטֵּ֔רוּ תַּ֣חַת אַלּ֧וֹן וְלִבְנֶ֛ה וְאֵלָ֖ה כִּ֣י ט֣וֹב צִלָּ֑הּ עַל־כֵּ֗ן תִּזְנֶ֙ינָה֙ בְּנ֣וֹתֵיכֶ֔ם וְכַלּוֹתֵיכֶ֖ם תְּנָאַֽפְנָה׃</w:t>
@@ -1461,18 +1827,24 @@
       </w:pPr>
       <w:r>
         <w:rPr>
-          <w:lang w:val="he_IL" w:bidi="he_IL"/>
-        </w:rPr>
-      </w:r>
-      <w:r>
-        <w:rPr>
-          <w:vertAlign w:val="superscript"/>
+          <w:rtl/>
+          <w:cs/>
+          <w:lang w:val="he_IL" w:bidi="he_IL"/>
+        </w:rPr>
+      </w:r>
+      <w:r>
+        <w:rPr>
+          <w:vertAlign w:val="superscript"/>
+          <w:rtl/>
+          <w:cs/>
           <w:lang w:val="he_IL" w:bidi="he_IL"/>
         </w:rPr>
         <w:t>14</w:t>
       </w:r>
       <w:r>
         <w:rPr>
+          <w:rtl/>
+          <w:cs/>
           <w:lang w:val="he_IL" w:bidi="he_IL"/>
         </w:rPr>
         <w:t xml:space="preserve"> לֹֽא־אֶפְק֨וֹד עַל־בְּנוֹתֵיכֶ֜ם כִּ֣י תִזְנֶ֗ינָה וְעַל־כַּלּֽוֹתֵיכֶם֙ כִּ֣י תְנָאַ֔פְנָה כִּי־הֵם֙ עִם־הַזֹּנ֣וֹת יְפָרֵ֔דוּ וְעִם־הַקְּדֵשׁ֖וֹת יְזַבֵּ֑חוּ וְעָ֥ם לֹֽא־יָבִ֖ין יִלָּבֵֽט׃</w:t>
@@ -1484,18 +1856,24 @@
       </w:pPr>
       <w:r>
         <w:rPr>
-          <w:lang w:val="he_IL" w:bidi="he_IL"/>
-        </w:rPr>
-      </w:r>
-      <w:r>
-        <w:rPr>
-          <w:vertAlign w:val="superscript"/>
+          <w:rtl/>
+          <w:cs/>
+          <w:lang w:val="he_IL" w:bidi="he_IL"/>
+        </w:rPr>
+      </w:r>
+      <w:r>
+        <w:rPr>
+          <w:vertAlign w:val="superscript"/>
+          <w:rtl/>
+          <w:cs/>
           <w:lang w:val="he_IL" w:bidi="he_IL"/>
         </w:rPr>
         <w:t>15</w:t>
       </w:r>
       <w:r>
         <w:rPr>
+          <w:rtl/>
+          <w:cs/>
           <w:lang w:val="he_IL" w:bidi="he_IL"/>
         </w:rPr>
         <w:t xml:space="preserve"> אִם־זֹנֶ֤ה אַתָּה֙ יִשְׂרָאֵ֔ל אַל־יֶאְשַׁ֖ם יְהוּדָ֑ה וְאַל־תָּבֹ֣אוּ הַגִּלְגָּ֗ל וְאַֽל־תַּעֲלוּ֙ בֵּ֣ית אָ֔וֶן וְאַל־תִּשָּׁבְע֖וּ חַי־יְהוָֽה׃</w:t>
@@ -1507,18 +1885,24 @@
       </w:pPr>
       <w:r>
         <w:rPr>
-          <w:lang w:val="he_IL" w:bidi="he_IL"/>
-        </w:rPr>
-      </w:r>
-      <w:r>
-        <w:rPr>
-          <w:vertAlign w:val="superscript"/>
+          <w:rtl/>
+          <w:cs/>
+          <w:lang w:val="he_IL" w:bidi="he_IL"/>
+        </w:rPr>
+      </w:r>
+      <w:r>
+        <w:rPr>
+          <w:vertAlign w:val="superscript"/>
+          <w:rtl/>
+          <w:cs/>
           <w:lang w:val="he_IL" w:bidi="he_IL"/>
         </w:rPr>
         <w:t>16</w:t>
       </w:r>
       <w:r>
         <w:rPr>
+          <w:rtl/>
+          <w:cs/>
           <w:lang w:val="he_IL" w:bidi="he_IL"/>
         </w:rPr>
         <w:t xml:space="preserve"> כִּ֚י כְּפָרָ֣ה סֹֽרֵרָ֔ה סָרַ֖ר יִשְׂרָאֵ֑ל עַתָּה֙ יִרְעֵ֣ם יְהוָ֔ה כְּכֶ֖בֶשׂ בַּמֶּרְחָֽב׃</w:t>
@@ -1530,18 +1914,24 @@
       </w:pPr>
       <w:r>
         <w:rPr>
-          <w:lang w:val="he_IL" w:bidi="he_IL"/>
-        </w:rPr>
-      </w:r>
-      <w:r>
-        <w:rPr>
-          <w:vertAlign w:val="superscript"/>
+          <w:rtl/>
+          <w:cs/>
+          <w:lang w:val="he_IL" w:bidi="he_IL"/>
+        </w:rPr>
+      </w:r>
+      <w:r>
+        <w:rPr>
+          <w:vertAlign w:val="superscript"/>
+          <w:rtl/>
+          <w:cs/>
           <w:lang w:val="he_IL" w:bidi="he_IL"/>
         </w:rPr>
         <w:t>17</w:t>
       </w:r>
       <w:r>
         <w:rPr>
+          <w:rtl/>
+          <w:cs/>
           <w:lang w:val="he_IL" w:bidi="he_IL"/>
         </w:rPr>
         <w:t xml:space="preserve"> חֲב֧וּר עֲצַבִּ֛ים אֶפְרָ֖יִם הַֽנַּֽח־לֽוֹ׃</w:t>
@@ -1553,18 +1943,24 @@
       </w:pPr>
       <w:r>
         <w:rPr>
-          <w:lang w:val="he_IL" w:bidi="he_IL"/>
-        </w:rPr>
-      </w:r>
-      <w:r>
-        <w:rPr>
-          <w:vertAlign w:val="superscript"/>
+          <w:rtl/>
+          <w:cs/>
+          <w:lang w:val="he_IL" w:bidi="he_IL"/>
+        </w:rPr>
+      </w:r>
+      <w:r>
+        <w:rPr>
+          <w:vertAlign w:val="superscript"/>
+          <w:rtl/>
+          <w:cs/>
           <w:lang w:val="he_IL" w:bidi="he_IL"/>
         </w:rPr>
         <w:t>18</w:t>
       </w:r>
       <w:r>
         <w:rPr>
+          <w:rtl/>
+          <w:cs/>
           <w:lang w:val="he_IL" w:bidi="he_IL"/>
         </w:rPr>
         <w:t xml:space="preserve"> סָ֖ר סָבְאָ֑ם הַזְנֵ֣ה הִזְנ֔וּ אָהֲב֥וּ הֵב֛וּ קָל֖וֹן מָגִנֶּֽיהָ׃</w:t>
@@ -1576,18 +1972,24 @@
       </w:pPr>
       <w:r>
         <w:rPr>
-          <w:lang w:val="he_IL" w:bidi="he_IL"/>
-        </w:rPr>
-      </w:r>
-      <w:r>
-        <w:rPr>
-          <w:vertAlign w:val="superscript"/>
+          <w:rtl/>
+          <w:cs/>
+          <w:lang w:val="he_IL" w:bidi="he_IL"/>
+        </w:rPr>
+      </w:r>
+      <w:r>
+        <w:rPr>
+          <w:vertAlign w:val="superscript"/>
+          <w:rtl/>
+          <w:cs/>
           <w:lang w:val="he_IL" w:bidi="he_IL"/>
         </w:rPr>
         <w:t>19</w:t>
       </w:r>
       <w:r>
         <w:rPr>
+          <w:rtl/>
+          <w:cs/>
           <w:lang w:val="he_IL" w:bidi="he_IL"/>
         </w:rPr>
         <w:t xml:space="preserve"> צָרַ֥ר ר֛וּחַ אוֹתָ֖הּ בִּכְנָפֶ֑יהָ וְיֵבֹ֖שׁוּ מִזִּבְחוֹתָֽם ס</w:t>
@@ -1600,34 +2002,44 @@
       </w:pPr>
       <w:r>
         <w:rPr>
+          <w:rtl/>
+          <w:cs/>
           <w:lang w:val="he_IL" w:bidi="he_IL"/>
         </w:rPr>
         <w:t>Hosea 5:1</w:t>
       </w:r>
       <w:r>
         <w:rPr>
-          <w:lang w:val="he_IL" w:bidi="he_IL"/>
-        </w:rPr>
-      </w:r>
-    </w:p>
-    <w:p>
-      <w:pPr>
-        <w:bidi/>
-      </w:pPr>
-      <w:r>
-        <w:rPr>
-          <w:lang w:val="he_IL" w:bidi="he_IL"/>
-        </w:rPr>
-      </w:r>
-      <w:r>
-        <w:rPr>
-          <w:vertAlign w:val="superscript"/>
+          <w:rtl/>
+          <w:cs/>
+          <w:lang w:val="he_IL" w:bidi="he_IL"/>
+        </w:rPr>
+      </w:r>
+    </w:p>
+    <w:p>
+      <w:pPr>
+        <w:bidi/>
+      </w:pPr>
+      <w:r>
+        <w:rPr>
+          <w:rtl/>
+          <w:cs/>
+          <w:lang w:val="he_IL" w:bidi="he_IL"/>
+        </w:rPr>
+      </w:r>
+      <w:r>
+        <w:rPr>
+          <w:vertAlign w:val="superscript"/>
+          <w:rtl/>
+          <w:cs/>
           <w:lang w:val="he_IL" w:bidi="he_IL"/>
         </w:rPr>
         <w:t>1</w:t>
       </w:r>
       <w:r>
         <w:rPr>
+          <w:rtl/>
+          <w:cs/>
           <w:lang w:val="he_IL" w:bidi="he_IL"/>
         </w:rPr>
         <w:t xml:space="preserve"> שִׁמְעוּ־זֹ֨את הַכֹּהֲנִ֜ים וְהַקְשִׁ֣יבוּ ׀ בֵּ֣ית יִשְׂרָאֵ֗ל וּבֵ֤ית הַמֶּ֙לֶךְ֙ הַאֲזִ֔ינוּ כִּ֥י לָכֶ֖ם הַמִּשְׁפָּ֑ט כִּֽי־פַח֙ הֱיִיתֶ֣ם לְמִצְפָּ֔ה וְרֶ֖שֶׁת פְּרוּשָׂ֥ה עַל־תָּבֽוֹר׃</w:t>
@@ -1639,18 +2051,24 @@
       </w:pPr>
       <w:r>
         <w:rPr>
-          <w:lang w:val="he_IL" w:bidi="he_IL"/>
-        </w:rPr>
-      </w:r>
-      <w:r>
-        <w:rPr>
-          <w:vertAlign w:val="superscript"/>
+          <w:rtl/>
+          <w:cs/>
+          <w:lang w:val="he_IL" w:bidi="he_IL"/>
+        </w:rPr>
+      </w:r>
+      <w:r>
+        <w:rPr>
+          <w:vertAlign w:val="superscript"/>
+          <w:rtl/>
+          <w:cs/>
           <w:lang w:val="he_IL" w:bidi="he_IL"/>
         </w:rPr>
         <w:t>2</w:t>
       </w:r>
       <w:r>
         <w:rPr>
+          <w:rtl/>
+          <w:cs/>
           <w:lang w:val="he_IL" w:bidi="he_IL"/>
         </w:rPr>
         <w:t xml:space="preserve"> וְשַׁחֲטָ֥ה שֵׂטִ֖ים הֶעְמִ֑יקוּ וַאֲנִ֖י מוּסָ֥ר לְכֻלָּֽם׃</w:t>
@@ -1662,18 +2080,24 @@
       </w:pPr>
       <w:r>
         <w:rPr>
-          <w:lang w:val="he_IL" w:bidi="he_IL"/>
-        </w:rPr>
-      </w:r>
-      <w:r>
-        <w:rPr>
-          <w:vertAlign w:val="superscript"/>
+          <w:rtl/>
+          <w:cs/>
+          <w:lang w:val="he_IL" w:bidi="he_IL"/>
+        </w:rPr>
+      </w:r>
+      <w:r>
+        <w:rPr>
+          <w:vertAlign w:val="superscript"/>
+          <w:rtl/>
+          <w:cs/>
           <w:lang w:val="he_IL" w:bidi="he_IL"/>
         </w:rPr>
         <w:t>3</w:t>
       </w:r>
       <w:r>
         <w:rPr>
+          <w:rtl/>
+          <w:cs/>
           <w:lang w:val="he_IL" w:bidi="he_IL"/>
         </w:rPr>
         <w:t xml:space="preserve"> אֲנִי֙ יָדַ֣עְתִּי אֶפְרַ֔יִם וְיִשְׂרָאֵ֖ל לֹֽא־נִכְחַ֣ד מִמֶּ֑נִּי כִּ֤י עַתָּה֙ הִזְנֵ֣יתָ אֶפְרַ֔יִם נִטְמָ֖א יִשְׂרָאֵֽל׃</w:t>
@@ -1685,18 +2109,24 @@
       </w:pPr>
       <w:r>
         <w:rPr>
-          <w:lang w:val="he_IL" w:bidi="he_IL"/>
-        </w:rPr>
-      </w:r>
-      <w:r>
-        <w:rPr>
-          <w:vertAlign w:val="superscript"/>
+          <w:rtl/>
+          <w:cs/>
+          <w:lang w:val="he_IL" w:bidi="he_IL"/>
+        </w:rPr>
+      </w:r>
+      <w:r>
+        <w:rPr>
+          <w:vertAlign w:val="superscript"/>
+          <w:rtl/>
+          <w:cs/>
           <w:lang w:val="he_IL" w:bidi="he_IL"/>
         </w:rPr>
         <w:t>4</w:t>
       </w:r>
       <w:r>
         <w:rPr>
+          <w:rtl/>
+          <w:cs/>
           <w:lang w:val="he_IL" w:bidi="he_IL"/>
         </w:rPr>
         <w:t xml:space="preserve"> לֹ֤א יִתְּנוּ֙ מַ֣עַלְלֵיהֶ֔ם לָשׁ֖וּב אֶל־אֱלֹֽהֵיהֶ֑ם כִּ֣י ר֤וּחַ זְנוּנִים֙ בְּקִרְבָּ֔ם וְאֶת־יְהוָ֖ה לֹ֥א יָדָֽעוּ׃</w:t>
@@ -1708,18 +2138,24 @@
       </w:pPr>
       <w:r>
         <w:rPr>
-          <w:lang w:val="he_IL" w:bidi="he_IL"/>
-        </w:rPr>
-      </w:r>
-      <w:r>
-        <w:rPr>
-          <w:vertAlign w:val="superscript"/>
+          <w:rtl/>
+          <w:cs/>
+          <w:lang w:val="he_IL" w:bidi="he_IL"/>
+        </w:rPr>
+      </w:r>
+      <w:r>
+        <w:rPr>
+          <w:vertAlign w:val="superscript"/>
+          <w:rtl/>
+          <w:cs/>
           <w:lang w:val="he_IL" w:bidi="he_IL"/>
         </w:rPr>
         <w:t>5</w:t>
       </w:r>
       <w:r>
         <w:rPr>
+          <w:rtl/>
+          <w:cs/>
           <w:lang w:val="he_IL" w:bidi="he_IL"/>
         </w:rPr>
         <w:t xml:space="preserve"> וְעָנָ֥ה גְאֽוֹן־יִשְׂרָאֵ֖ל בְּפָנָ֑יו וְיִשְׂרָאֵ֣ל וְאֶפְרַ֗יִם יִכָּֽשְׁלוּ֙ בַּעֲוֺנָ֔ם כָּשַׁ֥ל גַּם־יְהוּדָ֖ה עִמָּֽם׃</w:t>
@@ -1731,18 +2167,24 @@
       </w:pPr>
       <w:r>
         <w:rPr>
-          <w:lang w:val="he_IL" w:bidi="he_IL"/>
-        </w:rPr>
-      </w:r>
-      <w:r>
-        <w:rPr>
-          <w:vertAlign w:val="superscript"/>
+          <w:rtl/>
+          <w:cs/>
+          <w:lang w:val="he_IL" w:bidi="he_IL"/>
+        </w:rPr>
+      </w:r>
+      <w:r>
+        <w:rPr>
+          <w:vertAlign w:val="superscript"/>
+          <w:rtl/>
+          <w:cs/>
           <w:lang w:val="he_IL" w:bidi="he_IL"/>
         </w:rPr>
         <w:t>6</w:t>
       </w:r>
       <w:r>
         <w:rPr>
+          <w:rtl/>
+          <w:cs/>
           <w:lang w:val="he_IL" w:bidi="he_IL"/>
         </w:rPr>
         <w:t xml:space="preserve"> בְּצֹאנָ֣ם וּבִבְקָרָ֗ם יֵֽלְכ֛וּ לְבַקֵּ֥שׁ אֶת־יְהוָ֖ה וְלֹ֣א יִמְצָ֑אוּ חָלַ֖ץ מֵהֶֽם׃</w:t>
@@ -1754,18 +2196,24 @@
       </w:pPr>
       <w:r>
         <w:rPr>
-          <w:lang w:val="he_IL" w:bidi="he_IL"/>
-        </w:rPr>
-      </w:r>
-      <w:r>
-        <w:rPr>
-          <w:vertAlign w:val="superscript"/>
+          <w:rtl/>
+          <w:cs/>
+          <w:lang w:val="he_IL" w:bidi="he_IL"/>
+        </w:rPr>
+      </w:r>
+      <w:r>
+        <w:rPr>
+          <w:vertAlign w:val="superscript"/>
+          <w:rtl/>
+          <w:cs/>
           <w:lang w:val="he_IL" w:bidi="he_IL"/>
         </w:rPr>
         <w:t>7</w:t>
       </w:r>
       <w:r>
         <w:rPr>
+          <w:rtl/>
+          <w:cs/>
           <w:lang w:val="he_IL" w:bidi="he_IL"/>
         </w:rPr>
         <w:t xml:space="preserve"> בַּיהוָ֣ה בָּגָ֔דוּ כִּֽי־בָנִ֥ים זָרִ֖ים יָלָ֑דוּ עַתָּ֛ה יֹאכְלֵ֥ם חֹ֖דֶשׁ אֶת־חֶלְקֵיהֶֽם׃ ס</w:t>
@@ -1777,18 +2225,24 @@
       </w:pPr>
       <w:r>
         <w:rPr>
-          <w:lang w:val="he_IL" w:bidi="he_IL"/>
-        </w:rPr>
-      </w:r>
-      <w:r>
-        <w:rPr>
-          <w:vertAlign w:val="superscript"/>
+          <w:rtl/>
+          <w:cs/>
+          <w:lang w:val="he_IL" w:bidi="he_IL"/>
+        </w:rPr>
+      </w:r>
+      <w:r>
+        <w:rPr>
+          <w:vertAlign w:val="superscript"/>
+          <w:rtl/>
+          <w:cs/>
           <w:lang w:val="he_IL" w:bidi="he_IL"/>
         </w:rPr>
         <w:t>8</w:t>
       </w:r>
       <w:r>
         <w:rPr>
+          <w:rtl/>
+          <w:cs/>
           <w:lang w:val="he_IL" w:bidi="he_IL"/>
         </w:rPr>
         <w:t xml:space="preserve"> תִּקְע֤וּ שׁוֹפָר֙ בַּגִּבְעָ֔ה חֲצֹצְרָ֖ה בָּרָמָ֑ה הָרִ֙יעוּ֙ בֵּ֣ית אָ֔וֶן אַחֲרֶ֖יךָ בִּנְיָמִֽין׃</w:t>
@@ -1800,18 +2254,24 @@
       </w:pPr>
       <w:r>
         <w:rPr>
-          <w:lang w:val="he_IL" w:bidi="he_IL"/>
-        </w:rPr>
-      </w:r>
-      <w:r>
-        <w:rPr>
-          <w:vertAlign w:val="superscript"/>
+          <w:rtl/>
+          <w:cs/>
+          <w:lang w:val="he_IL" w:bidi="he_IL"/>
+        </w:rPr>
+      </w:r>
+      <w:r>
+        <w:rPr>
+          <w:vertAlign w:val="superscript"/>
+          <w:rtl/>
+          <w:cs/>
           <w:lang w:val="he_IL" w:bidi="he_IL"/>
         </w:rPr>
         <w:t>9</w:t>
       </w:r>
       <w:r>
         <w:rPr>
+          <w:rtl/>
+          <w:cs/>
           <w:lang w:val="he_IL" w:bidi="he_IL"/>
         </w:rPr>
         <w:t xml:space="preserve"> אֶפְרַ֙יִם֙ לְשַׁמָּ֣ה תִֽהְיֶ֔ה בְּי֖וֹם תּֽוֹכֵחָ֑ה בְּשִׁבְטֵי֙ יִשְׂרָאֵ֔ל הוֹדַ֖עְתִּי נֶאֱמָנָֽה׃</w:t>
@@ -1823,18 +2283,24 @@
       </w:pPr>
       <w:r>
         <w:rPr>
-          <w:lang w:val="he_IL" w:bidi="he_IL"/>
-        </w:rPr>
-      </w:r>
-      <w:r>
-        <w:rPr>
-          <w:vertAlign w:val="superscript"/>
+          <w:rtl/>
+          <w:cs/>
+          <w:lang w:val="he_IL" w:bidi="he_IL"/>
+        </w:rPr>
+      </w:r>
+      <w:r>
+        <w:rPr>
+          <w:vertAlign w:val="superscript"/>
+          <w:rtl/>
+          <w:cs/>
           <w:lang w:val="he_IL" w:bidi="he_IL"/>
         </w:rPr>
         <w:t>10</w:t>
       </w:r>
       <w:r>
         <w:rPr>
+          <w:rtl/>
+          <w:cs/>
           <w:lang w:val="he_IL" w:bidi="he_IL"/>
         </w:rPr>
         <w:t xml:space="preserve"> הָיוּ֙ שָׂרֵ֣י יְהוּדָ֔ה כְּמַסִּיגֵ֖י גְּב֑וּל עֲלֵיהֶ֕ם אֶשְׁפּ֥וֹךְ כַּמַּ֖יִם עֶבְרָתִֽי׃</w:t>
@@ -1846,18 +2312,24 @@
       </w:pPr>
       <w:r>
         <w:rPr>
-          <w:lang w:val="he_IL" w:bidi="he_IL"/>
-        </w:rPr>
-      </w:r>
-      <w:r>
-        <w:rPr>
-          <w:vertAlign w:val="superscript"/>
+          <w:rtl/>
+          <w:cs/>
+          <w:lang w:val="he_IL" w:bidi="he_IL"/>
+        </w:rPr>
+      </w:r>
+      <w:r>
+        <w:rPr>
+          <w:vertAlign w:val="superscript"/>
+          <w:rtl/>
+          <w:cs/>
           <w:lang w:val="he_IL" w:bidi="he_IL"/>
         </w:rPr>
         <w:t>11</w:t>
       </w:r>
       <w:r>
         <w:rPr>
+          <w:rtl/>
+          <w:cs/>
           <w:lang w:val="he_IL" w:bidi="he_IL"/>
         </w:rPr>
         <w:t xml:space="preserve"> עָשׁ֥וּק אֶפְרַ֖יִם רְצ֣וּץ מִשְׁפָּ֑ט כִּ֣י הוֹאִ֔יל הָלַ֖ךְ אַחֲרֵי־צָֽו׃</w:t>
@@ -1869,18 +2341,24 @@
       </w:pPr>
       <w:r>
         <w:rPr>
-          <w:lang w:val="he_IL" w:bidi="he_IL"/>
-        </w:rPr>
-      </w:r>
-      <w:r>
-        <w:rPr>
-          <w:vertAlign w:val="superscript"/>
+          <w:rtl/>
+          <w:cs/>
+          <w:lang w:val="he_IL" w:bidi="he_IL"/>
+        </w:rPr>
+      </w:r>
+      <w:r>
+        <w:rPr>
+          <w:vertAlign w:val="superscript"/>
+          <w:rtl/>
+          <w:cs/>
           <w:lang w:val="he_IL" w:bidi="he_IL"/>
         </w:rPr>
         <w:t>12</w:t>
       </w:r>
       <w:r>
         <w:rPr>
+          <w:rtl/>
+          <w:cs/>
           <w:lang w:val="he_IL" w:bidi="he_IL"/>
         </w:rPr>
         <w:t xml:space="preserve"> וַאֲנִ֥י כָעָ֖שׁ לְאֶפְרָ֑יִם וְכָרָקָ֖ב לְבֵ֥ית יְהוּדָֽה׃</w:t>
@@ -1892,18 +2370,24 @@
       </w:pPr>
       <w:r>
         <w:rPr>
-          <w:lang w:val="he_IL" w:bidi="he_IL"/>
-        </w:rPr>
-      </w:r>
-      <w:r>
-        <w:rPr>
-          <w:vertAlign w:val="superscript"/>
+          <w:rtl/>
+          <w:cs/>
+          <w:lang w:val="he_IL" w:bidi="he_IL"/>
+        </w:rPr>
+      </w:r>
+      <w:r>
+        <w:rPr>
+          <w:vertAlign w:val="superscript"/>
+          <w:rtl/>
+          <w:cs/>
           <w:lang w:val="he_IL" w:bidi="he_IL"/>
         </w:rPr>
         <w:t>13</w:t>
       </w:r>
       <w:r>
         <w:rPr>
+          <w:rtl/>
+          <w:cs/>
           <w:lang w:val="he_IL" w:bidi="he_IL"/>
         </w:rPr>
         <w:t xml:space="preserve"> וַיַּ֨רְא אֶפְרַ֜יִם אֶת־חָלְי֗וֹ וִֽיהוּדָה֙ אֶת־מְזֹר֔וֹ וַיֵּ֤לֶךְ אֶפְרַ֙יִם֙ אֶל־אַשּׁ֔וּר וַיִּשְׁלַ֖ח אֶל־מֶ֣לֶךְ יָרֵ֑ב וְה֗וּא לֹ֤א יוּכַל֙ לִרְפֹּ֣א לָכֶ֔ם וְלֹֽא־יִגְהֶ֥ה מִכֶּ֖ם מָזֽוֹר׃</w:t>
@@ -1915,18 +2399,24 @@
       </w:pPr>
       <w:r>
         <w:rPr>
-          <w:lang w:val="he_IL" w:bidi="he_IL"/>
-        </w:rPr>
-      </w:r>
-      <w:r>
-        <w:rPr>
-          <w:vertAlign w:val="superscript"/>
+          <w:rtl/>
+          <w:cs/>
+          <w:lang w:val="he_IL" w:bidi="he_IL"/>
+        </w:rPr>
+      </w:r>
+      <w:r>
+        <w:rPr>
+          <w:vertAlign w:val="superscript"/>
+          <w:rtl/>
+          <w:cs/>
           <w:lang w:val="he_IL" w:bidi="he_IL"/>
         </w:rPr>
         <w:t>14</w:t>
       </w:r>
       <w:r>
         <w:rPr>
+          <w:rtl/>
+          <w:cs/>
           <w:lang w:val="he_IL" w:bidi="he_IL"/>
         </w:rPr>
         <w:t xml:space="preserve"> כִּ֣י אָנֹכִ֤י כַשַּׁ֙חַל֙ לְאֶפְרַ֔יִם וְכַכְּפִ֖יר לְבֵ֣ית יְהוּדָ֑ה אֲנִ֨י אֲנִ֤י אֶטְרֹף֙ וְאֵלֵ֔ךְ אֶשָּׂ֖א וְאֵ֥ין מַצִּֽיל׃</w:t>
@@ -1938,18 +2428,24 @@
       </w:pPr>
       <w:r>
         <w:rPr>
-          <w:lang w:val="he_IL" w:bidi="he_IL"/>
-        </w:rPr>
-      </w:r>
-      <w:r>
-        <w:rPr>
-          <w:vertAlign w:val="superscript"/>
+          <w:rtl/>
+          <w:cs/>
+          <w:lang w:val="he_IL" w:bidi="he_IL"/>
+        </w:rPr>
+      </w:r>
+      <w:r>
+        <w:rPr>
+          <w:vertAlign w:val="superscript"/>
+          <w:rtl/>
+          <w:cs/>
           <w:lang w:val="he_IL" w:bidi="he_IL"/>
         </w:rPr>
         <w:t>15</w:t>
       </w:r>
       <w:r>
         <w:rPr>
+          <w:rtl/>
+          <w:cs/>
           <w:lang w:val="he_IL" w:bidi="he_IL"/>
         </w:rPr>
         <w:t xml:space="preserve"> אֵלֵ֤ךְ אָשׁ֙וּבָה֙ אֶל־מְקוֹמִ֔י עַ֥ד אֲשֶֽׁר־יֶאְשְׁמ֖וּ וּבִקְשׁ֣וּ פָנָ֑י בַּצַּ֥ר לָהֶ֖ם יְשַׁחֲרֻֽנְנִי׃</w:t>
@@ -1962,34 +2458,44 @@
       </w:pPr>
       <w:r>
         <w:rPr>
+          <w:rtl/>
+          <w:cs/>
           <w:lang w:val="he_IL" w:bidi="he_IL"/>
         </w:rPr>
         <w:t>Hosea 6:1</w:t>
       </w:r>
       <w:r>
         <w:rPr>
-          <w:lang w:val="he_IL" w:bidi="he_IL"/>
-        </w:rPr>
-      </w:r>
-    </w:p>
-    <w:p>
-      <w:pPr>
-        <w:bidi/>
-      </w:pPr>
-      <w:r>
-        <w:rPr>
-          <w:lang w:val="he_IL" w:bidi="he_IL"/>
-        </w:rPr>
-      </w:r>
-      <w:r>
-        <w:rPr>
-          <w:vertAlign w:val="superscript"/>
+          <w:rtl/>
+          <w:cs/>
+          <w:lang w:val="he_IL" w:bidi="he_IL"/>
+        </w:rPr>
+      </w:r>
+    </w:p>
+    <w:p>
+      <w:pPr>
+        <w:bidi/>
+      </w:pPr>
+      <w:r>
+        <w:rPr>
+          <w:rtl/>
+          <w:cs/>
+          <w:lang w:val="he_IL" w:bidi="he_IL"/>
+        </w:rPr>
+      </w:r>
+      <w:r>
+        <w:rPr>
+          <w:vertAlign w:val="superscript"/>
+          <w:rtl/>
+          <w:cs/>
           <w:lang w:val="he_IL" w:bidi="he_IL"/>
         </w:rPr>
         <w:t>1</w:t>
       </w:r>
       <w:r>
         <w:rPr>
+          <w:rtl/>
+          <w:cs/>
           <w:lang w:val="he_IL" w:bidi="he_IL"/>
         </w:rPr>
         <w:t xml:space="preserve"> לְכוּ֙ וְנָשׁ֣וּבָה אֶל־יְהוָ֔ה כִּ֛י ה֥וּא טָרָ֖ף וְיִרְפָּאֵ֑נוּ יַ֖ךְ וְיַחְבְּשֵֽׁנוּ׃</w:t>
@@ -2001,18 +2507,24 @@
       </w:pPr>
       <w:r>
         <w:rPr>
-          <w:lang w:val="he_IL" w:bidi="he_IL"/>
-        </w:rPr>
-      </w:r>
-      <w:r>
-        <w:rPr>
-          <w:vertAlign w:val="superscript"/>
+          <w:rtl/>
+          <w:cs/>
+          <w:lang w:val="he_IL" w:bidi="he_IL"/>
+        </w:rPr>
+      </w:r>
+      <w:r>
+        <w:rPr>
+          <w:vertAlign w:val="superscript"/>
+          <w:rtl/>
+          <w:cs/>
           <w:lang w:val="he_IL" w:bidi="he_IL"/>
         </w:rPr>
         <w:t>2</w:t>
       </w:r>
       <w:r>
         <w:rPr>
+          <w:rtl/>
+          <w:cs/>
           <w:lang w:val="he_IL" w:bidi="he_IL"/>
         </w:rPr>
         <w:t xml:space="preserve"> יְחַיֵּ֖נוּ מִיֹּמָ֑יִם בַּיּוֹם֙ הַשְּׁלִישִׁ֔י יְקִמֵ֖נוּ וְנִחְיֶ֥ה לְפָנָֽיו׃</w:t>
@@ -2024,18 +2536,24 @@
       </w:pPr>
       <w:r>
         <w:rPr>
-          <w:lang w:val="he_IL" w:bidi="he_IL"/>
-        </w:rPr>
-      </w:r>
-      <w:r>
-        <w:rPr>
-          <w:vertAlign w:val="superscript"/>
+          <w:rtl/>
+          <w:cs/>
+          <w:lang w:val="he_IL" w:bidi="he_IL"/>
+        </w:rPr>
+      </w:r>
+      <w:r>
+        <w:rPr>
+          <w:vertAlign w:val="superscript"/>
+          <w:rtl/>
+          <w:cs/>
           <w:lang w:val="he_IL" w:bidi="he_IL"/>
         </w:rPr>
         <w:t>3</w:t>
       </w:r>
       <w:r>
         <w:rPr>
+          <w:rtl/>
+          <w:cs/>
           <w:lang w:val="he_IL" w:bidi="he_IL"/>
         </w:rPr>
         <w:t xml:space="preserve"> וְנֵדְעָ֣ה נִרְדְּפָ֗ה לָדַ֙עַת֙ אֶת־יְהוָ֔ה כְּשַׁ֖חַר נָכ֣וֹן מֽוֹצָא֑וֹ וְיָב֤וֹא כַגֶּ֙שֶׁם֙ לָ֔נוּ כְּמַלְק֖וֹשׁ י֥וֹרֶה אָֽרֶץ׃</w:t>
@@ -2047,18 +2565,24 @@
       </w:pPr>
       <w:r>
         <w:rPr>
-          <w:lang w:val="he_IL" w:bidi="he_IL"/>
-        </w:rPr>
-      </w:r>
-      <w:r>
-        <w:rPr>
-          <w:vertAlign w:val="superscript"/>
+          <w:rtl/>
+          <w:cs/>
+          <w:lang w:val="he_IL" w:bidi="he_IL"/>
+        </w:rPr>
+      </w:r>
+      <w:r>
+        <w:rPr>
+          <w:vertAlign w:val="superscript"/>
+          <w:rtl/>
+          <w:cs/>
           <w:lang w:val="he_IL" w:bidi="he_IL"/>
         </w:rPr>
         <w:t>4</w:t>
       </w:r>
       <w:r>
         <w:rPr>
+          <w:rtl/>
+          <w:cs/>
           <w:lang w:val="he_IL" w:bidi="he_IL"/>
         </w:rPr>
         <w:t xml:space="preserve"> מָ֤ה אֶֽעֱשֶׂה־לְּךָ֙ אֶפְרַ֔יִם מָ֥ה אֶעֱשֶׂה־לְּךָ֖ יְהוּדָ֑ה וְחַסְדְּכֶם֙ כַּֽעֲנַן־בֹּ֔קֶר וְכַטַּ֖ל מַשְׁכִּ֥ים הֹלֵֽךְ׃</w:t>
@@ -2070,18 +2594,24 @@
       </w:pPr>
       <w:r>
         <w:rPr>
-          <w:lang w:val="he_IL" w:bidi="he_IL"/>
-        </w:rPr>
-      </w:r>
-      <w:r>
-        <w:rPr>
-          <w:vertAlign w:val="superscript"/>
+          <w:rtl/>
+          <w:cs/>
+          <w:lang w:val="he_IL" w:bidi="he_IL"/>
+        </w:rPr>
+      </w:r>
+      <w:r>
+        <w:rPr>
+          <w:vertAlign w:val="superscript"/>
+          <w:rtl/>
+          <w:cs/>
           <w:lang w:val="he_IL" w:bidi="he_IL"/>
         </w:rPr>
         <w:t>5</w:t>
       </w:r>
       <w:r>
         <w:rPr>
+          <w:rtl/>
+          <w:cs/>
           <w:lang w:val="he_IL" w:bidi="he_IL"/>
         </w:rPr>
         <w:t xml:space="preserve"> עַל־כֵּ֗ן חָצַ֙בְתִּי֙ בַּנְּבִיאִ֔ים הֲרַגְתִּ֖ים בְּאִמְרֵי־פִ֑י וּמִשְׁפָּטֶ֖יךָ א֥וֹר יֵצֵֽא׃</w:t>
@@ -2093,18 +2623,24 @@
       </w:pPr>
       <w:r>
         <w:rPr>
-          <w:lang w:val="he_IL" w:bidi="he_IL"/>
-        </w:rPr>
-      </w:r>
-      <w:r>
-        <w:rPr>
-          <w:vertAlign w:val="superscript"/>
+          <w:rtl/>
+          <w:cs/>
+          <w:lang w:val="he_IL" w:bidi="he_IL"/>
+        </w:rPr>
+      </w:r>
+      <w:r>
+        <w:rPr>
+          <w:vertAlign w:val="superscript"/>
+          <w:rtl/>
+          <w:cs/>
           <w:lang w:val="he_IL" w:bidi="he_IL"/>
         </w:rPr>
         <w:t>6</w:t>
       </w:r>
       <w:r>
         <w:rPr>
+          <w:rtl/>
+          <w:cs/>
           <w:lang w:val="he_IL" w:bidi="he_IL"/>
         </w:rPr>
         <w:t xml:space="preserve"> כִּ֛י חֶ֥סֶד חָפַ֖צְתִּי וְלֹא־זָ֑בַח וְדַ֥עַת אֱלֹהִ֖ים מֵעֹלֽוֹת׃</w:t>
@@ -2116,18 +2652,24 @@
       </w:pPr>
       <w:r>
         <w:rPr>
-          <w:lang w:val="he_IL" w:bidi="he_IL"/>
-        </w:rPr>
-      </w:r>
-      <w:r>
-        <w:rPr>
-          <w:vertAlign w:val="superscript"/>
+          <w:rtl/>
+          <w:cs/>
+          <w:lang w:val="he_IL" w:bidi="he_IL"/>
+        </w:rPr>
+      </w:r>
+      <w:r>
+        <w:rPr>
+          <w:vertAlign w:val="superscript"/>
+          <w:rtl/>
+          <w:cs/>
           <w:lang w:val="he_IL" w:bidi="he_IL"/>
         </w:rPr>
         <w:t>7</w:t>
       </w:r>
       <w:r>
         <w:rPr>
+          <w:rtl/>
+          <w:cs/>
           <w:lang w:val="he_IL" w:bidi="he_IL"/>
         </w:rPr>
         <w:t xml:space="preserve"> וְהֵ֕מָּה כְּאָדָ֖ם עָבְר֣וּ בְרִ֑ית שָׁ֖ם בָּ֥גְדוּ בִֽי׃</w:t>
@@ -2139,18 +2681,24 @@
       </w:pPr>
       <w:r>
         <w:rPr>
-          <w:lang w:val="he_IL" w:bidi="he_IL"/>
-        </w:rPr>
-      </w:r>
-      <w:r>
-        <w:rPr>
-          <w:vertAlign w:val="superscript"/>
+          <w:rtl/>
+          <w:cs/>
+          <w:lang w:val="he_IL" w:bidi="he_IL"/>
+        </w:rPr>
+      </w:r>
+      <w:r>
+        <w:rPr>
+          <w:vertAlign w:val="superscript"/>
+          <w:rtl/>
+          <w:cs/>
           <w:lang w:val="he_IL" w:bidi="he_IL"/>
         </w:rPr>
         <w:t>8</w:t>
       </w:r>
       <w:r>
         <w:rPr>
+          <w:rtl/>
+          <w:cs/>
           <w:lang w:val="he_IL" w:bidi="he_IL"/>
         </w:rPr>
         <w:t xml:space="preserve"> גִּלְעָ֕ד קִרְיַ֖ת פֹּ֣עֲלֵי אָ֑וֶן עֲקֻבָּ֖ה מִדָּֽם׃</w:t>
@@ -2162,18 +2710,24 @@
       </w:pPr>
       <w:r>
         <w:rPr>
-          <w:lang w:val="he_IL" w:bidi="he_IL"/>
-        </w:rPr>
-      </w:r>
-      <w:r>
-        <w:rPr>
-          <w:vertAlign w:val="superscript"/>
+          <w:rtl/>
+          <w:cs/>
+          <w:lang w:val="he_IL" w:bidi="he_IL"/>
+        </w:rPr>
+      </w:r>
+      <w:r>
+        <w:rPr>
+          <w:vertAlign w:val="superscript"/>
+          <w:rtl/>
+          <w:cs/>
           <w:lang w:val="he_IL" w:bidi="he_IL"/>
         </w:rPr>
         <w:t>9</w:t>
       </w:r>
       <w:r>
         <w:rPr>
+          <w:rtl/>
+          <w:cs/>
           <w:lang w:val="he_IL" w:bidi="he_IL"/>
         </w:rPr>
         <w:t xml:space="preserve"> וּכְחַכֵּ֨י אִ֜ישׁ גְּדוּדִ֗ים חֶ֚בֶר כֹּֽהֲנִ֔ים דֶּ֖רֶךְ יְרַצְּחוּ־שֶׁ֑כְמָה כִּ֥י זִמָּ֖ה עָשֽׂוּ׃</w:t>
@@ -2185,18 +2739,24 @@
       </w:pPr>
       <w:r>
         <w:rPr>
-          <w:lang w:val="he_IL" w:bidi="he_IL"/>
-        </w:rPr>
-      </w:r>
-      <w:r>
-        <w:rPr>
-          <w:vertAlign w:val="superscript"/>
+          <w:rtl/>
+          <w:cs/>
+          <w:lang w:val="he_IL" w:bidi="he_IL"/>
+        </w:rPr>
+      </w:r>
+      <w:r>
+        <w:rPr>
+          <w:vertAlign w:val="superscript"/>
+          <w:rtl/>
+          <w:cs/>
           <w:lang w:val="he_IL" w:bidi="he_IL"/>
         </w:rPr>
         <w:t>10</w:t>
       </w:r>
       <w:r>
         <w:rPr>
+          <w:rtl/>
+          <w:cs/>
           <w:lang w:val="he_IL" w:bidi="he_IL"/>
         </w:rPr>
         <w:t xml:space="preserve"> בְּבֵית֙ יִשְׂרָאֵ֔ל רָאִ֖יתִי שעריריה שָׁ֚ם זְנ֣וּת לְאֶפְרַ֔יִם נִטְמָ֖א יִשְׂרָאֵֽל׃</w:t>
@@ -2208,18 +2768,24 @@
       </w:pPr>
       <w:r>
         <w:rPr>
-          <w:lang w:val="he_IL" w:bidi="he_IL"/>
-        </w:rPr>
-      </w:r>
-      <w:r>
-        <w:rPr>
-          <w:vertAlign w:val="superscript"/>
+          <w:rtl/>
+          <w:cs/>
+          <w:lang w:val="he_IL" w:bidi="he_IL"/>
+        </w:rPr>
+      </w:r>
+      <w:r>
+        <w:rPr>
+          <w:vertAlign w:val="superscript"/>
+          <w:rtl/>
+          <w:cs/>
           <w:lang w:val="he_IL" w:bidi="he_IL"/>
         </w:rPr>
         <w:t>11</w:t>
       </w:r>
       <w:r>
         <w:rPr>
+          <w:rtl/>
+          <w:cs/>
           <w:lang w:val="he_IL" w:bidi="he_IL"/>
         </w:rPr>
         <w:t xml:space="preserve"> גַּם־יְהוּדָ֕ה שָׁ֥ת קָצִ֖יר לָ֑ךְ בְּשׁוּבִ֖י שְׁב֥וּת עַמִּֽי׃ פ</w:t>
@@ -2232,34 +2798,44 @@
       </w:pPr>
       <w:r>
         <w:rPr>
+          <w:rtl/>
+          <w:cs/>
           <w:lang w:val="he_IL" w:bidi="he_IL"/>
         </w:rPr>
         <w:t>Hosea 7:1</w:t>
       </w:r>
       <w:r>
         <w:rPr>
-          <w:lang w:val="he_IL" w:bidi="he_IL"/>
-        </w:rPr>
-      </w:r>
-    </w:p>
-    <w:p>
-      <w:pPr>
-        <w:bidi/>
-      </w:pPr>
-      <w:r>
-        <w:rPr>
-          <w:lang w:val="he_IL" w:bidi="he_IL"/>
-        </w:rPr>
-      </w:r>
-      <w:r>
-        <w:rPr>
-          <w:vertAlign w:val="superscript"/>
+          <w:rtl/>
+          <w:cs/>
+          <w:lang w:val="he_IL" w:bidi="he_IL"/>
+        </w:rPr>
+      </w:r>
+    </w:p>
+    <w:p>
+      <w:pPr>
+        <w:bidi/>
+      </w:pPr>
+      <w:r>
+        <w:rPr>
+          <w:rtl/>
+          <w:cs/>
+          <w:lang w:val="he_IL" w:bidi="he_IL"/>
+        </w:rPr>
+      </w:r>
+      <w:r>
+        <w:rPr>
+          <w:vertAlign w:val="superscript"/>
+          <w:rtl/>
+          <w:cs/>
           <w:lang w:val="he_IL" w:bidi="he_IL"/>
         </w:rPr>
         <w:t>1</w:t>
       </w:r>
       <w:r>
         <w:rPr>
+          <w:rtl/>
+          <w:cs/>
           <w:lang w:val="he_IL" w:bidi="he_IL"/>
         </w:rPr>
         <w:t xml:space="preserve"> כְּרָפְאִ֣י לְיִשְׂרָאֵ֗ל וְנִגְלָ֞ה עֲוֺ֤ן אֶפְרַ֙יִם֙ וְרָע֣וֹת שֹֽׁמְר֔וֹן כִּ֥י פָעֲל֖וּ שָׁ֑קֶר וְגַנָּ֣ב יָב֔וֹא פָּשַׁ֥ט גְּד֖וּד בַּחֽוּץ׃</w:t>
@@ -2271,18 +2847,24 @@
       </w:pPr>
       <w:r>
         <w:rPr>
-          <w:lang w:val="he_IL" w:bidi="he_IL"/>
-        </w:rPr>
-      </w:r>
-      <w:r>
-        <w:rPr>
-          <w:vertAlign w:val="superscript"/>
+          <w:rtl/>
+          <w:cs/>
+          <w:lang w:val="he_IL" w:bidi="he_IL"/>
+        </w:rPr>
+      </w:r>
+      <w:r>
+        <w:rPr>
+          <w:vertAlign w:val="superscript"/>
+          <w:rtl/>
+          <w:cs/>
           <w:lang w:val="he_IL" w:bidi="he_IL"/>
         </w:rPr>
         <w:t>2</w:t>
       </w:r>
       <w:r>
         <w:rPr>
+          <w:rtl/>
+          <w:cs/>
           <w:lang w:val="he_IL" w:bidi="he_IL"/>
         </w:rPr>
         <w:t xml:space="preserve"> וּבַל־יֹֽאמְרוּ֙ לִלְבָבָ֔ם כָּל־רָעָתָ֖ם זָכָ֑רְתִּי עַתָּה֙ סְבָב֣וּם מַֽעַלְלֵיהֶ֔ם נֶ֥גֶד פָּנַ֖י הָיֽוּ׃</w:t>
@@ -2294,18 +2876,24 @@
       </w:pPr>
       <w:r>
         <w:rPr>
-          <w:lang w:val="he_IL" w:bidi="he_IL"/>
-        </w:rPr>
-      </w:r>
-      <w:r>
-        <w:rPr>
-          <w:vertAlign w:val="superscript"/>
+          <w:rtl/>
+          <w:cs/>
+          <w:lang w:val="he_IL" w:bidi="he_IL"/>
+        </w:rPr>
+      </w:r>
+      <w:r>
+        <w:rPr>
+          <w:vertAlign w:val="superscript"/>
+          <w:rtl/>
+          <w:cs/>
           <w:lang w:val="he_IL" w:bidi="he_IL"/>
         </w:rPr>
         <w:t>3</w:t>
       </w:r>
       <w:r>
         <w:rPr>
+          <w:rtl/>
+          <w:cs/>
           <w:lang w:val="he_IL" w:bidi="he_IL"/>
         </w:rPr>
         <w:t xml:space="preserve"> בְּרָעָתָ֖ם יְשַׂמְּחוּ־מֶ֑לֶךְ וּבְכַחֲשֵׁיהֶ֖ם שָׂרִֽים׃</w:t>
@@ -2317,18 +2905,24 @@
       </w:pPr>
       <w:r>
         <w:rPr>
-          <w:lang w:val="he_IL" w:bidi="he_IL"/>
-        </w:rPr>
-      </w:r>
-      <w:r>
-        <w:rPr>
-          <w:vertAlign w:val="superscript"/>
+          <w:rtl/>
+          <w:cs/>
+          <w:lang w:val="he_IL" w:bidi="he_IL"/>
+        </w:rPr>
+      </w:r>
+      <w:r>
+        <w:rPr>
+          <w:vertAlign w:val="superscript"/>
+          <w:rtl/>
+          <w:cs/>
           <w:lang w:val="he_IL" w:bidi="he_IL"/>
         </w:rPr>
         <w:t>4</w:t>
       </w:r>
       <w:r>
         <w:rPr>
+          <w:rtl/>
+          <w:cs/>
           <w:lang w:val="he_IL" w:bidi="he_IL"/>
         </w:rPr>
         <w:t xml:space="preserve"> כֻּלָּם֙ מְנָ֣אֲפִ֔ים כְּמ֣וֹ תַנּ֔וּר בֹּעֵ֖רָה מֵֽאֹפֶ֑ה יִשְׁבּ֣וֹת מֵעִ֔יר מִלּ֥וּשׁ בָּצֵ֖ק עַד־חֻמְצָתֽוֹ׃</w:t>
@@ -2340,18 +2934,24 @@
       </w:pPr>
       <w:r>
         <w:rPr>
-          <w:lang w:val="he_IL" w:bidi="he_IL"/>
-        </w:rPr>
-      </w:r>
-      <w:r>
-        <w:rPr>
-          <w:vertAlign w:val="superscript"/>
+          <w:rtl/>
+          <w:cs/>
+          <w:lang w:val="he_IL" w:bidi="he_IL"/>
+        </w:rPr>
+      </w:r>
+      <w:r>
+        <w:rPr>
+          <w:vertAlign w:val="superscript"/>
+          <w:rtl/>
+          <w:cs/>
           <w:lang w:val="he_IL" w:bidi="he_IL"/>
         </w:rPr>
         <w:t>5</w:t>
       </w:r>
       <w:r>
         <w:rPr>
+          <w:rtl/>
+          <w:cs/>
           <w:lang w:val="he_IL" w:bidi="he_IL"/>
         </w:rPr>
         <w:t xml:space="preserve"> י֣וֹם מַלְכֵּ֔נוּ הֶחֱל֥וּ שָׂרִ֖ים חֲמַ֣ת מִיָּ֑יִן מָשַׁ֥ךְ יָד֖וֹ אֶת־לֹצְצִֽים׃</w:t>
@@ -2363,18 +2963,24 @@
       </w:pPr>
       <w:r>
         <w:rPr>
-          <w:lang w:val="he_IL" w:bidi="he_IL"/>
-        </w:rPr>
-      </w:r>
-      <w:r>
-        <w:rPr>
-          <w:vertAlign w:val="superscript"/>
+          <w:rtl/>
+          <w:cs/>
+          <w:lang w:val="he_IL" w:bidi="he_IL"/>
+        </w:rPr>
+      </w:r>
+      <w:r>
+        <w:rPr>
+          <w:vertAlign w:val="superscript"/>
+          <w:rtl/>
+          <w:cs/>
           <w:lang w:val="he_IL" w:bidi="he_IL"/>
         </w:rPr>
         <w:t>6</w:t>
       </w:r>
       <w:r>
         <w:rPr>
+          <w:rtl/>
+          <w:cs/>
           <w:lang w:val="he_IL" w:bidi="he_IL"/>
         </w:rPr>
         <w:t xml:space="preserve"> כִּֽי־קֵרְב֧וּ כַתַּנּ֛וּר לִבָּ֖ם בְּאָרְבָּ֑ם כָּל־הַלַּ֙יְלָה֙ יָשֵׁ֣ן אֹֽפֵהֶ֔ם בֹּ֕קֶר ה֥וּא בֹעֵ֖ר כְּאֵ֥שׁ לֶהָבָֽה׃</w:t>
@@ -2386,18 +2992,24 @@
       </w:pPr>
       <w:r>
         <w:rPr>
-          <w:lang w:val="he_IL" w:bidi="he_IL"/>
-        </w:rPr>
-      </w:r>
-      <w:r>
-        <w:rPr>
-          <w:vertAlign w:val="superscript"/>
+          <w:rtl/>
+          <w:cs/>
+          <w:lang w:val="he_IL" w:bidi="he_IL"/>
+        </w:rPr>
+      </w:r>
+      <w:r>
+        <w:rPr>
+          <w:vertAlign w:val="superscript"/>
+          <w:rtl/>
+          <w:cs/>
           <w:lang w:val="he_IL" w:bidi="he_IL"/>
         </w:rPr>
         <w:t>7</w:t>
       </w:r>
       <w:r>
         <w:rPr>
+          <w:rtl/>
+          <w:cs/>
           <w:lang w:val="he_IL" w:bidi="he_IL"/>
         </w:rPr>
         <w:t xml:space="preserve"> כֻּלָּ֤ם יֵחַ֙מּוּ֙ כַּתַּנּ֔וּר וְאָכְל֖וּ אֶת־שֹֽׁפְטֵיהֶ֑ם כָּל־מַלְכֵיהֶ֣ם נָפָ֔לוּ אֵין־קֹרֵ֥א בָהֶ֖ם אֵלָֽי׃</w:t>
@@ -2409,18 +3021,24 @@
       </w:pPr>
       <w:r>
         <w:rPr>
-          <w:lang w:val="he_IL" w:bidi="he_IL"/>
-        </w:rPr>
-      </w:r>
-      <w:r>
-        <w:rPr>
-          <w:vertAlign w:val="superscript"/>
+          <w:rtl/>
+          <w:cs/>
+          <w:lang w:val="he_IL" w:bidi="he_IL"/>
+        </w:rPr>
+      </w:r>
+      <w:r>
+        <w:rPr>
+          <w:vertAlign w:val="superscript"/>
+          <w:rtl/>
+          <w:cs/>
           <w:lang w:val="he_IL" w:bidi="he_IL"/>
         </w:rPr>
         <w:t>8</w:t>
       </w:r>
       <w:r>
         <w:rPr>
+          <w:rtl/>
+          <w:cs/>
           <w:lang w:val="he_IL" w:bidi="he_IL"/>
         </w:rPr>
         <w:t xml:space="preserve"> אֶפְרַ֕יִם בָּעַמִּ֖ים ה֣וּא יִתְבּוֹלָ֑ל אֶפְרַ֛יִם הָיָ֥ה עֻגָ֖ה בְּלִ֥י הֲפוּכָֽה׃</w:t>
@@ -2432,18 +3050,24 @@
       </w:pPr>
       <w:r>
         <w:rPr>
-          <w:lang w:val="he_IL" w:bidi="he_IL"/>
-        </w:rPr>
-      </w:r>
-      <w:r>
-        <w:rPr>
-          <w:vertAlign w:val="superscript"/>
+          <w:rtl/>
+          <w:cs/>
+          <w:lang w:val="he_IL" w:bidi="he_IL"/>
+        </w:rPr>
+      </w:r>
+      <w:r>
+        <w:rPr>
+          <w:vertAlign w:val="superscript"/>
+          <w:rtl/>
+          <w:cs/>
           <w:lang w:val="he_IL" w:bidi="he_IL"/>
         </w:rPr>
         <w:t>9</w:t>
       </w:r>
       <w:r>
         <w:rPr>
+          <w:rtl/>
+          <w:cs/>
           <w:lang w:val="he_IL" w:bidi="he_IL"/>
         </w:rPr>
         <w:t xml:space="preserve"> אָכְל֤וּ זָרִים֙ כֹּח֔וֹ וְה֖וּא לֹ֣א יָדָ֑ע גַּם־שֵׂיבָה֙ זָ֣רְקָה בּ֔וֹ וְה֖וּא לֹ֥א יָדָֽע׃</w:t>
@@ -2455,18 +3079,24 @@
       </w:pPr>
       <w:r>
         <w:rPr>
-          <w:lang w:val="he_IL" w:bidi="he_IL"/>
-        </w:rPr>
-      </w:r>
-      <w:r>
-        <w:rPr>
-          <w:vertAlign w:val="superscript"/>
+          <w:rtl/>
+          <w:cs/>
+          <w:lang w:val="he_IL" w:bidi="he_IL"/>
+        </w:rPr>
+      </w:r>
+      <w:r>
+        <w:rPr>
+          <w:vertAlign w:val="superscript"/>
+          <w:rtl/>
+          <w:cs/>
           <w:lang w:val="he_IL" w:bidi="he_IL"/>
         </w:rPr>
         <w:t>10</w:t>
       </w:r>
       <w:r>
         <w:rPr>
+          <w:rtl/>
+          <w:cs/>
           <w:lang w:val="he_IL" w:bidi="he_IL"/>
         </w:rPr>
         <w:t xml:space="preserve"> וְעָנָ֥ה גְאֽוֹן־יִשְׂרָאֵ֖ל בְּפָנָ֑יו וְלֹֽא־שָׁ֙בוּ֙ אֶל־יְהוָ֣ה אֱלֹֽהֵיהֶ֔ם וְלֹ֥א בִקְשֻׁ֖הוּ בְּכָל־זֹֽאת׃</w:t>
@@ -2478,18 +3108,24 @@
       </w:pPr>
       <w:r>
         <w:rPr>
-          <w:lang w:val="he_IL" w:bidi="he_IL"/>
-        </w:rPr>
-      </w:r>
-      <w:r>
-        <w:rPr>
-          <w:vertAlign w:val="superscript"/>
+          <w:rtl/>
+          <w:cs/>
+          <w:lang w:val="he_IL" w:bidi="he_IL"/>
+        </w:rPr>
+      </w:r>
+      <w:r>
+        <w:rPr>
+          <w:vertAlign w:val="superscript"/>
+          <w:rtl/>
+          <w:cs/>
           <w:lang w:val="he_IL" w:bidi="he_IL"/>
         </w:rPr>
         <w:t>11</w:t>
       </w:r>
       <w:r>
         <w:rPr>
+          <w:rtl/>
+          <w:cs/>
           <w:lang w:val="he_IL" w:bidi="he_IL"/>
         </w:rPr>
         <w:t xml:space="preserve"> וַיְהִ֣י אֶפְרַ֔יִם כְּיוֹנָ֥ה פוֹתָ֖ה אֵ֣ין לֵ֑ב מִצְרַ֥יִם קָרָ֖אוּ אַשּׁ֥וּר הָלָֽכוּ׃</w:t>
@@ -2501,18 +3137,24 @@
       </w:pPr>
       <w:r>
         <w:rPr>
-          <w:lang w:val="he_IL" w:bidi="he_IL"/>
-        </w:rPr>
-      </w:r>
-      <w:r>
-        <w:rPr>
-          <w:vertAlign w:val="superscript"/>
+          <w:rtl/>
+          <w:cs/>
+          <w:lang w:val="he_IL" w:bidi="he_IL"/>
+        </w:rPr>
+      </w:r>
+      <w:r>
+        <w:rPr>
+          <w:vertAlign w:val="superscript"/>
+          <w:rtl/>
+          <w:cs/>
           <w:lang w:val="he_IL" w:bidi="he_IL"/>
         </w:rPr>
         <w:t>12</w:t>
       </w:r>
       <w:r>
         <w:rPr>
+          <w:rtl/>
+          <w:cs/>
           <w:lang w:val="he_IL" w:bidi="he_IL"/>
         </w:rPr>
         <w:t xml:space="preserve"> כַּאֲשֶׁ֣ר יֵלֵ֗כוּ אֶפְר֤וֹשׂ עֲלֵיהֶם֙ רִשְׁתִּ֔י כְּע֥וֹף הַשָּׁמַ֖יִם אֽוֹרִידֵ֑ם אַיְסִרֵ֕ם כְּשֵׁ֖מַע לַעֲדָתָֽם׃ ס</w:t>
@@ -2524,18 +3166,24 @@
       </w:pPr>
       <w:r>
         <w:rPr>
-          <w:lang w:val="he_IL" w:bidi="he_IL"/>
-        </w:rPr>
-      </w:r>
-      <w:r>
-        <w:rPr>
-          <w:vertAlign w:val="superscript"/>
+          <w:rtl/>
+          <w:cs/>
+          <w:lang w:val="he_IL" w:bidi="he_IL"/>
+        </w:rPr>
+      </w:r>
+      <w:r>
+        <w:rPr>
+          <w:vertAlign w:val="superscript"/>
+          <w:rtl/>
+          <w:cs/>
           <w:lang w:val="he_IL" w:bidi="he_IL"/>
         </w:rPr>
         <w:t>13</w:t>
       </w:r>
       <w:r>
         <w:rPr>
+          <w:rtl/>
+          <w:cs/>
           <w:lang w:val="he_IL" w:bidi="he_IL"/>
         </w:rPr>
         <w:t xml:space="preserve"> א֤וֹי לָהֶם֙ כִּֽי־נָדְד֣וּ מִמֶּ֔נִּי שֹׁ֥ד לָהֶ֖ם כִּֽי־פָ֣שְׁעוּ בִ֑י וְאָנֹכִ֣י אֶפְדֵּ֔ם וְהֵ֕מָּה דִּבְּר֥וּ עָלַ֖י כְּזָבִֽים׃</w:t>
@@ -2547,18 +3195,24 @@
       </w:pPr>
       <w:r>
         <w:rPr>
-          <w:lang w:val="he_IL" w:bidi="he_IL"/>
-        </w:rPr>
-      </w:r>
-      <w:r>
-        <w:rPr>
-          <w:vertAlign w:val="superscript"/>
+          <w:rtl/>
+          <w:cs/>
+          <w:lang w:val="he_IL" w:bidi="he_IL"/>
+        </w:rPr>
+      </w:r>
+      <w:r>
+        <w:rPr>
+          <w:vertAlign w:val="superscript"/>
+          <w:rtl/>
+          <w:cs/>
           <w:lang w:val="he_IL" w:bidi="he_IL"/>
         </w:rPr>
         <w:t>14</w:t>
       </w:r>
       <w:r>
         <w:rPr>
+          <w:rtl/>
+          <w:cs/>
           <w:lang w:val="he_IL" w:bidi="he_IL"/>
         </w:rPr>
         <w:t xml:space="preserve"> וְלֹֽא־זָעֲק֤וּ אֵלַי֙ בְּלִבָּ֔ם כִּ֥י יְיֵלִ֖ילוּ עַל־מִשְׁכְּבוֹתָ֑ם עַל־דָּגָ֧ן וְתִיר֛וֹשׁ יִתְגּוֹרָ֖רוּ יָס֥וּרוּ בִֽי׃</w:t>
@@ -2570,18 +3224,24 @@
       </w:pPr>
       <w:r>
         <w:rPr>
-          <w:lang w:val="he_IL" w:bidi="he_IL"/>
-        </w:rPr>
-      </w:r>
-      <w:r>
-        <w:rPr>
-          <w:vertAlign w:val="superscript"/>
+          <w:rtl/>
+          <w:cs/>
+          <w:lang w:val="he_IL" w:bidi="he_IL"/>
+        </w:rPr>
+      </w:r>
+      <w:r>
+        <w:rPr>
+          <w:vertAlign w:val="superscript"/>
+          <w:rtl/>
+          <w:cs/>
           <w:lang w:val="he_IL" w:bidi="he_IL"/>
         </w:rPr>
         <w:t>15</w:t>
       </w:r>
       <w:r>
         <w:rPr>
+          <w:rtl/>
+          <w:cs/>
           <w:lang w:val="he_IL" w:bidi="he_IL"/>
         </w:rPr>
         <w:t xml:space="preserve"> וַאֲנִ֣י יִסַּ֔רְתִּי חִזַּ֖קְתִּי זְרֽוֹעֹתָ֑ם וְאֵלַ֖י יְחַשְּׁבוּ־רָֽע׃</w:t>
@@ -2593,18 +3253,24 @@
       </w:pPr>
       <w:r>
         <w:rPr>
-          <w:lang w:val="he_IL" w:bidi="he_IL"/>
-        </w:rPr>
-      </w:r>
-      <w:r>
-        <w:rPr>
-          <w:vertAlign w:val="superscript"/>
+          <w:rtl/>
+          <w:cs/>
+          <w:lang w:val="he_IL" w:bidi="he_IL"/>
+        </w:rPr>
+      </w:r>
+      <w:r>
+        <w:rPr>
+          <w:vertAlign w:val="superscript"/>
+          <w:rtl/>
+          <w:cs/>
           <w:lang w:val="he_IL" w:bidi="he_IL"/>
         </w:rPr>
         <w:t>16</w:t>
       </w:r>
       <w:r>
         <w:rPr>
+          <w:rtl/>
+          <w:cs/>
           <w:lang w:val="he_IL" w:bidi="he_IL"/>
         </w:rPr>
         <w:t xml:space="preserve"> יָשׁ֣וּבוּ ׀ לֹ֣א עָ֗ל הָיוּ֙ כְּקֶ֣שֶׁת רְמִיָּ֔ה יִפְּל֥וּ בַחֶ֛רֶב שָׂרֵיהֶ֖ם מִזַּ֣עַם לְשׁוֹנָ֑ם ז֥וֹ לַעְגָּ֖ם בְּאֶ֥רֶץ מִצְרָֽיִם׃</w:t>
@@ -2617,34 +3283,44 @@
       </w:pPr>
       <w:r>
         <w:rPr>
+          <w:rtl/>
+          <w:cs/>
           <w:lang w:val="he_IL" w:bidi="he_IL"/>
         </w:rPr>
         <w:t>Hosea 8:1</w:t>
       </w:r>
       <w:r>
         <w:rPr>
-          <w:lang w:val="he_IL" w:bidi="he_IL"/>
-        </w:rPr>
-      </w:r>
-    </w:p>
-    <w:p>
-      <w:pPr>
-        <w:bidi/>
-      </w:pPr>
-      <w:r>
-        <w:rPr>
-          <w:lang w:val="he_IL" w:bidi="he_IL"/>
-        </w:rPr>
-      </w:r>
-      <w:r>
-        <w:rPr>
-          <w:vertAlign w:val="superscript"/>
+          <w:rtl/>
+          <w:cs/>
+          <w:lang w:val="he_IL" w:bidi="he_IL"/>
+        </w:rPr>
+      </w:r>
+    </w:p>
+    <w:p>
+      <w:pPr>
+        <w:bidi/>
+      </w:pPr>
+      <w:r>
+        <w:rPr>
+          <w:rtl/>
+          <w:cs/>
+          <w:lang w:val="he_IL" w:bidi="he_IL"/>
+        </w:rPr>
+      </w:r>
+      <w:r>
+        <w:rPr>
+          <w:vertAlign w:val="superscript"/>
+          <w:rtl/>
+          <w:cs/>
           <w:lang w:val="he_IL" w:bidi="he_IL"/>
         </w:rPr>
         <w:t>1</w:t>
       </w:r>
       <w:r>
         <w:rPr>
+          <w:rtl/>
+          <w:cs/>
           <w:lang w:val="he_IL" w:bidi="he_IL"/>
         </w:rPr>
         <w:t xml:space="preserve"> אֶל־חִכְּךָ֣ שֹׁפָ֔ר כַּנֶּ֖שֶׁר עַל־בֵּ֣ית יְהוָ֑ה יַ֚עַן עָבְר֣וּ בְרִיתִ֔י וְעַל־תּוֹרָתִ֖י פָּשָֽׁעוּ׃</w:t>
@@ -2656,18 +3332,24 @@
       </w:pPr>
       <w:r>
         <w:rPr>
-          <w:lang w:val="he_IL" w:bidi="he_IL"/>
-        </w:rPr>
-      </w:r>
-      <w:r>
-        <w:rPr>
-          <w:vertAlign w:val="superscript"/>
+          <w:rtl/>
+          <w:cs/>
+          <w:lang w:val="he_IL" w:bidi="he_IL"/>
+        </w:rPr>
+      </w:r>
+      <w:r>
+        <w:rPr>
+          <w:vertAlign w:val="superscript"/>
+          <w:rtl/>
+          <w:cs/>
           <w:lang w:val="he_IL" w:bidi="he_IL"/>
         </w:rPr>
         <w:t>2</w:t>
       </w:r>
       <w:r>
         <w:rPr>
+          <w:rtl/>
+          <w:cs/>
           <w:lang w:val="he_IL" w:bidi="he_IL"/>
         </w:rPr>
         <w:t xml:space="preserve"> לִ֖י יִזְעָ֑קוּ אֱלֹהַ֥י יְֽדַעֲנ֖וּךָ יִשְׂרָאֵֽל׃</w:t>
@@ -2679,18 +3361,24 @@
       </w:pPr>
       <w:r>
         <w:rPr>
-          <w:lang w:val="he_IL" w:bidi="he_IL"/>
-        </w:rPr>
-      </w:r>
-      <w:r>
-        <w:rPr>
-          <w:vertAlign w:val="superscript"/>
+          <w:rtl/>
+          <w:cs/>
+          <w:lang w:val="he_IL" w:bidi="he_IL"/>
+        </w:rPr>
+      </w:r>
+      <w:r>
+        <w:rPr>
+          <w:vertAlign w:val="superscript"/>
+          <w:rtl/>
+          <w:cs/>
           <w:lang w:val="he_IL" w:bidi="he_IL"/>
         </w:rPr>
         <w:t>3</w:t>
       </w:r>
       <w:r>
         <w:rPr>
+          <w:rtl/>
+          <w:cs/>
           <w:lang w:val="he_IL" w:bidi="he_IL"/>
         </w:rPr>
         <w:t xml:space="preserve"> זָנַ֥ח יִשְׂרָאֵ֖ל ט֑וֹב אוֹיֵ֖ב יִרְדְּֽפוֹ׃</w:t>
@@ -2702,18 +3390,24 @@
       </w:pPr>
       <w:r>
         <w:rPr>
-          <w:lang w:val="he_IL" w:bidi="he_IL"/>
-        </w:rPr>
-      </w:r>
-      <w:r>
-        <w:rPr>
-          <w:vertAlign w:val="superscript"/>
+          <w:rtl/>
+          <w:cs/>
+          <w:lang w:val="he_IL" w:bidi="he_IL"/>
+        </w:rPr>
+      </w:r>
+      <w:r>
+        <w:rPr>
+          <w:vertAlign w:val="superscript"/>
+          <w:rtl/>
+          <w:cs/>
           <w:lang w:val="he_IL" w:bidi="he_IL"/>
         </w:rPr>
         <w:t>4</w:t>
       </w:r>
       <w:r>
         <w:rPr>
+          <w:rtl/>
+          <w:cs/>
           <w:lang w:val="he_IL" w:bidi="he_IL"/>
         </w:rPr>
         <w:t xml:space="preserve"> הֵ֤ם הִמְלִיכוּ֙ וְלֹ֣א מִמֶּ֔נִּי הֵשִׂ֖ירוּ וְלֹ֣א יָדָ֑עְתִּי כַּסְפָּ֣ם וּזְהָבָ֗ם עָשׂ֤וּ לָהֶם֙ עֲצַבִּ֔ים לְמַ֖עַן יִכָּרֵֽת׃</w:t>
@@ -2725,18 +3419,24 @@
       </w:pPr>
       <w:r>
         <w:rPr>
-          <w:lang w:val="he_IL" w:bidi="he_IL"/>
-        </w:rPr>
-      </w:r>
-      <w:r>
-        <w:rPr>
-          <w:vertAlign w:val="superscript"/>
+          <w:rtl/>
+          <w:cs/>
+          <w:lang w:val="he_IL" w:bidi="he_IL"/>
+        </w:rPr>
+      </w:r>
+      <w:r>
+        <w:rPr>
+          <w:vertAlign w:val="superscript"/>
+          <w:rtl/>
+          <w:cs/>
           <w:lang w:val="he_IL" w:bidi="he_IL"/>
         </w:rPr>
         <w:t>5</w:t>
       </w:r>
       <w:r>
         <w:rPr>
+          <w:rtl/>
+          <w:cs/>
           <w:lang w:val="he_IL" w:bidi="he_IL"/>
         </w:rPr>
         <w:t xml:space="preserve"> זָנַח֙ עֶגְלֵ֣ךְ שֹֽׁמְר֔וֹן חָרָ֥ה אַפִּ֖י בָּ֑ם עַד־מָתַ֕י לֹ֥א יוּכְל֖וּ נִקָּיֹֽן׃</w:t>
@@ -2748,18 +3448,24 @@
       </w:pPr>
       <w:r>
         <w:rPr>
-          <w:lang w:val="he_IL" w:bidi="he_IL"/>
-        </w:rPr>
-      </w:r>
-      <w:r>
-        <w:rPr>
-          <w:vertAlign w:val="superscript"/>
+          <w:rtl/>
+          <w:cs/>
+          <w:lang w:val="he_IL" w:bidi="he_IL"/>
+        </w:rPr>
+      </w:r>
+      <w:r>
+        <w:rPr>
+          <w:vertAlign w:val="superscript"/>
+          <w:rtl/>
+          <w:cs/>
           <w:lang w:val="he_IL" w:bidi="he_IL"/>
         </w:rPr>
         <w:t>6</w:t>
       </w:r>
       <w:r>
         <w:rPr>
+          <w:rtl/>
+          <w:cs/>
           <w:lang w:val="he_IL" w:bidi="he_IL"/>
         </w:rPr>
         <w:t xml:space="preserve"> כִּ֤י מִיִּשְׂרָאֵל֙ וְה֔וּא חָרָ֣שׁ עָשָׂ֔הוּ וְלֹ֥א אֱלֹהִ֖ים ה֑וּא כִּֽי־שְׁבָבִ֣ים יִֽהְיֶ֔ה עֵ֖גֶל שֹׁמְרֽוֹן׃</w:t>
@@ -2771,18 +3477,24 @@
       </w:pPr>
       <w:r>
         <w:rPr>
-          <w:lang w:val="he_IL" w:bidi="he_IL"/>
-        </w:rPr>
-      </w:r>
-      <w:r>
-        <w:rPr>
-          <w:vertAlign w:val="superscript"/>
+          <w:rtl/>
+          <w:cs/>
+          <w:lang w:val="he_IL" w:bidi="he_IL"/>
+        </w:rPr>
+      </w:r>
+      <w:r>
+        <w:rPr>
+          <w:vertAlign w:val="superscript"/>
+          <w:rtl/>
+          <w:cs/>
           <w:lang w:val="he_IL" w:bidi="he_IL"/>
         </w:rPr>
         <w:t>7</w:t>
       </w:r>
       <w:r>
         <w:rPr>
+          <w:rtl/>
+          <w:cs/>
           <w:lang w:val="he_IL" w:bidi="he_IL"/>
         </w:rPr>
         <w:t xml:space="preserve"> כִּ֛י ר֥וּחַ יִזְרָ֖עוּ וְסוּפָ֣תָה יִקְצֹ֑רוּ קָמָ֣ה אֵֽין־ל֗וֹ צֶ֚מַח בְּלִ֣י יַֽעֲשֶׂה־קֶּ֔מַח אוּלַ֣י יַֽעֲשֶׂ֔ה זָרִ֖ים יִבְלָעֻֽהוּ׃</w:t>
@@ -2794,18 +3506,24 @@
       </w:pPr>
       <w:r>
         <w:rPr>
-          <w:lang w:val="he_IL" w:bidi="he_IL"/>
-        </w:rPr>
-      </w:r>
-      <w:r>
-        <w:rPr>
-          <w:vertAlign w:val="superscript"/>
+          <w:rtl/>
+          <w:cs/>
+          <w:lang w:val="he_IL" w:bidi="he_IL"/>
+        </w:rPr>
+      </w:r>
+      <w:r>
+        <w:rPr>
+          <w:vertAlign w:val="superscript"/>
+          <w:rtl/>
+          <w:cs/>
           <w:lang w:val="he_IL" w:bidi="he_IL"/>
         </w:rPr>
         <w:t>8</w:t>
       </w:r>
       <w:r>
         <w:rPr>
+          <w:rtl/>
+          <w:cs/>
           <w:lang w:val="he_IL" w:bidi="he_IL"/>
         </w:rPr>
         <w:t xml:space="preserve"> נִבְלַ֖ע יִשְׂרָאֵ֑ל עַתָּה֙ הָי֣וּ בַגּוֹיִ֔ם כִּכְלִ֖י אֵֽין־חֵ֥פֶץ בּֽוֹ׃</w:t>
@@ -2817,18 +3535,24 @@
       </w:pPr>
       <w:r>
         <w:rPr>
-          <w:lang w:val="he_IL" w:bidi="he_IL"/>
-        </w:rPr>
-      </w:r>
-      <w:r>
-        <w:rPr>
-          <w:vertAlign w:val="superscript"/>
+          <w:rtl/>
+          <w:cs/>
+          <w:lang w:val="he_IL" w:bidi="he_IL"/>
+        </w:rPr>
+      </w:r>
+      <w:r>
+        <w:rPr>
+          <w:vertAlign w:val="superscript"/>
+          <w:rtl/>
+          <w:cs/>
           <w:lang w:val="he_IL" w:bidi="he_IL"/>
         </w:rPr>
         <w:t>9</w:t>
       </w:r>
       <w:r>
         <w:rPr>
+          <w:rtl/>
+          <w:cs/>
           <w:lang w:val="he_IL" w:bidi="he_IL"/>
         </w:rPr>
         <w:t xml:space="preserve"> כִּֽי־הֵ֙מָּה֙ עָל֣וּ אַשּׁ֔וּר פֶּ֖רֶא בּוֹדֵ֣ד ל֑וֹ אֶפְרַ֖יִם הִתְנ֥וּ אֲהָבִֽים</w:t>
@@ -2840,18 +3564,24 @@
       </w:pPr>
       <w:r>
         <w:rPr>
-          <w:lang w:val="he_IL" w:bidi="he_IL"/>
-        </w:rPr>
-      </w:r>
-      <w:r>
-        <w:rPr>
-          <w:vertAlign w:val="superscript"/>
+          <w:rtl/>
+          <w:cs/>
+          <w:lang w:val="he_IL" w:bidi="he_IL"/>
+        </w:rPr>
+      </w:r>
+      <w:r>
+        <w:rPr>
+          <w:vertAlign w:val="superscript"/>
+          <w:rtl/>
+          <w:cs/>
           <w:lang w:val="he_IL" w:bidi="he_IL"/>
         </w:rPr>
         <w:t>10</w:t>
       </w:r>
       <w:r>
         <w:rPr>
+          <w:rtl/>
+          <w:cs/>
           <w:lang w:val="he_IL" w:bidi="he_IL"/>
         </w:rPr>
         <w:t xml:space="preserve"> גַּ֛ם כִּֽי־יִתְנ֥וּ בַגּוֹיִ֖ם עַתָּ֣ה אֲקַבְּצֵ֑ם וַיָּחֵ֣לּוּ מְּעָ֔ט מִמַּשָּׂ֖א מֶ֥לֶךְ שָׂרִֽים׃</w:t>
@@ -2863,18 +3593,24 @@
       </w:pPr>
       <w:r>
         <w:rPr>
-          <w:lang w:val="he_IL" w:bidi="he_IL"/>
-        </w:rPr>
-      </w:r>
-      <w:r>
-        <w:rPr>
-          <w:vertAlign w:val="superscript"/>
+          <w:rtl/>
+          <w:cs/>
+          <w:lang w:val="he_IL" w:bidi="he_IL"/>
+        </w:rPr>
+      </w:r>
+      <w:r>
+        <w:rPr>
+          <w:vertAlign w:val="superscript"/>
+          <w:rtl/>
+          <w:cs/>
           <w:lang w:val="he_IL" w:bidi="he_IL"/>
         </w:rPr>
         <w:t>11</w:t>
       </w:r>
       <w:r>
         <w:rPr>
+          <w:rtl/>
+          <w:cs/>
           <w:lang w:val="he_IL" w:bidi="he_IL"/>
         </w:rPr>
         <w:t xml:space="preserve"> כִּֽי־הִרְבָּ֥ה אֶפְרַ֛יִם מִזְבְּחֹ֖ת לַחֲטֹ֑א הָיוּ־ל֥וֹ מִזְבְּח֖וֹת לַחֲטֹֽא׃</w:t>
@@ -2886,18 +3622,24 @@
       </w:pPr>
       <w:r>
         <w:rPr>
-          <w:lang w:val="he_IL" w:bidi="he_IL"/>
-        </w:rPr>
-      </w:r>
-      <w:r>
-        <w:rPr>
-          <w:vertAlign w:val="superscript"/>
+          <w:rtl/>
+          <w:cs/>
+          <w:lang w:val="he_IL" w:bidi="he_IL"/>
+        </w:rPr>
+      </w:r>
+      <w:r>
+        <w:rPr>
+          <w:vertAlign w:val="superscript"/>
+          <w:rtl/>
+          <w:cs/>
           <w:lang w:val="he_IL" w:bidi="he_IL"/>
         </w:rPr>
         <w:t>12</w:t>
       </w:r>
       <w:r>
         <w:rPr>
+          <w:rtl/>
+          <w:cs/>
           <w:lang w:val="he_IL" w:bidi="he_IL"/>
         </w:rPr>
         <w:t xml:space="preserve"> אכתוב ־ל֔וֹ רבו תּֽוֹרָתִ֑י כְּמוֹ־זָ֖ר נֶחְשָֽׁבוּ׃</w:t>
@@ -2909,18 +3651,24 @@
       </w:pPr>
       <w:r>
         <w:rPr>
-          <w:lang w:val="he_IL" w:bidi="he_IL"/>
-        </w:rPr>
-      </w:r>
-      <w:r>
-        <w:rPr>
-          <w:vertAlign w:val="superscript"/>
+          <w:rtl/>
+          <w:cs/>
+          <w:lang w:val="he_IL" w:bidi="he_IL"/>
+        </w:rPr>
+      </w:r>
+      <w:r>
+        <w:rPr>
+          <w:vertAlign w:val="superscript"/>
+          <w:rtl/>
+          <w:cs/>
           <w:lang w:val="he_IL" w:bidi="he_IL"/>
         </w:rPr>
         <w:t>13</w:t>
       </w:r>
       <w:r>
         <w:rPr>
+          <w:rtl/>
+          <w:cs/>
           <w:lang w:val="he_IL" w:bidi="he_IL"/>
         </w:rPr>
         <w:t xml:space="preserve"> זִבְחֵ֣י הַבְהָבַ֗י יִזְבְּח֤וּ בָשָׂר֙ וַיֹּאכֵ֔לוּ יְהוָ֖ה לֹ֣א רָצָ֑ם עַתָּ֞ה יִזְכֹּ֤ר עֲוֺנָם֙ וְיִפְקֹ֣ד חַטֹּאותָ֔ם הֵ֖מָּה מִצְרַ֥יִם יָשֽׁוּבוּ׃</w:t>
@@ -2932,18 +3680,24 @@
       </w:pPr>
       <w:r>
         <w:rPr>
-          <w:lang w:val="he_IL" w:bidi="he_IL"/>
-        </w:rPr>
-      </w:r>
-      <w:r>
-        <w:rPr>
-          <w:vertAlign w:val="superscript"/>
+          <w:rtl/>
+          <w:cs/>
+          <w:lang w:val="he_IL" w:bidi="he_IL"/>
+        </w:rPr>
+      </w:r>
+      <w:r>
+        <w:rPr>
+          <w:vertAlign w:val="superscript"/>
+          <w:rtl/>
+          <w:cs/>
           <w:lang w:val="he_IL" w:bidi="he_IL"/>
         </w:rPr>
         <w:t>14</w:t>
       </w:r>
       <w:r>
         <w:rPr>
+          <w:rtl/>
+          <w:cs/>
           <w:lang w:val="he_IL" w:bidi="he_IL"/>
         </w:rPr>
         <w:t xml:space="preserve"> וַיִּשְׁכַּ֨ח יִשְׂרָאֵ֜ל אֶת־עֹשֵׂ֗הוּ וַיִּ֙בֶן֙ הֵֽיכָל֔וֹת וִֽיהוּדָ֕ה הִרְבָּ֖ה עָרִ֣ים בְּצֻר֑וֹת וְשִׁלַּחְתִּי־אֵ֣שׁ בְּעָרָ֔יו וְאָכְלָ֖ה אַרְמְנֹתֶֽיהָ׃ ס</w:t>
@@ -2956,34 +3710,44 @@
       </w:pPr>
       <w:r>
         <w:rPr>
+          <w:rtl/>
+          <w:cs/>
           <w:lang w:val="he_IL" w:bidi="he_IL"/>
         </w:rPr>
         <w:t>Hosea 9:1</w:t>
       </w:r>
       <w:r>
         <w:rPr>
-          <w:lang w:val="he_IL" w:bidi="he_IL"/>
-        </w:rPr>
-      </w:r>
-    </w:p>
-    <w:p>
-      <w:pPr>
-        <w:bidi/>
-      </w:pPr>
-      <w:r>
-        <w:rPr>
-          <w:lang w:val="he_IL" w:bidi="he_IL"/>
-        </w:rPr>
-      </w:r>
-      <w:r>
-        <w:rPr>
-          <w:vertAlign w:val="superscript"/>
+          <w:rtl/>
+          <w:cs/>
+          <w:lang w:val="he_IL" w:bidi="he_IL"/>
+        </w:rPr>
+      </w:r>
+    </w:p>
+    <w:p>
+      <w:pPr>
+        <w:bidi/>
+      </w:pPr>
+      <w:r>
+        <w:rPr>
+          <w:rtl/>
+          <w:cs/>
+          <w:lang w:val="he_IL" w:bidi="he_IL"/>
+        </w:rPr>
+      </w:r>
+      <w:r>
+        <w:rPr>
+          <w:vertAlign w:val="superscript"/>
+          <w:rtl/>
+          <w:cs/>
           <w:lang w:val="he_IL" w:bidi="he_IL"/>
         </w:rPr>
         <w:t>1</w:t>
       </w:r>
       <w:r>
         <w:rPr>
+          <w:rtl/>
+          <w:cs/>
           <w:lang w:val="he_IL" w:bidi="he_IL"/>
         </w:rPr>
         <w:t xml:space="preserve"> אַל־תִּשְׂמַ֨ח יִשְׂרָאֵ֤ל ׀ אֶל־גִּיל֙ כָּֽעַמִּ֔ים כִּ֥י זָנִ֖יתָ מֵעַ֣ל אֱלֹהֶ֑יךָ אָהַ֣בְתָּ אֶתְנָ֔ן עַ֖ל כָּל־גָּרְנ֥וֹת דָּגָֽן׃</w:t>
@@ -2995,18 +3759,24 @@
       </w:pPr>
       <w:r>
         <w:rPr>
-          <w:lang w:val="he_IL" w:bidi="he_IL"/>
-        </w:rPr>
-      </w:r>
-      <w:r>
-        <w:rPr>
-          <w:vertAlign w:val="superscript"/>
+          <w:rtl/>
+          <w:cs/>
+          <w:lang w:val="he_IL" w:bidi="he_IL"/>
+        </w:rPr>
+      </w:r>
+      <w:r>
+        <w:rPr>
+          <w:vertAlign w:val="superscript"/>
+          <w:rtl/>
+          <w:cs/>
           <w:lang w:val="he_IL" w:bidi="he_IL"/>
         </w:rPr>
         <w:t>2</w:t>
       </w:r>
       <w:r>
         <w:rPr>
+          <w:rtl/>
+          <w:cs/>
           <w:lang w:val="he_IL" w:bidi="he_IL"/>
         </w:rPr>
         <w:t xml:space="preserve"> גֹּ֥רֶן וָיֶ֖קֶב לֹ֣א יִרְעֵ֑ם וְתִיר֖וֹשׁ יְכַ֥חֶשׁ בָּֽהּ׃</w:t>
@@ -3018,18 +3788,24 @@
       </w:pPr>
       <w:r>
         <w:rPr>
-          <w:lang w:val="he_IL" w:bidi="he_IL"/>
-        </w:rPr>
-      </w:r>
-      <w:r>
-        <w:rPr>
-          <w:vertAlign w:val="superscript"/>
+          <w:rtl/>
+          <w:cs/>
+          <w:lang w:val="he_IL" w:bidi="he_IL"/>
+        </w:rPr>
+      </w:r>
+      <w:r>
+        <w:rPr>
+          <w:vertAlign w:val="superscript"/>
+          <w:rtl/>
+          <w:cs/>
           <w:lang w:val="he_IL" w:bidi="he_IL"/>
         </w:rPr>
         <w:t>3</w:t>
       </w:r>
       <w:r>
         <w:rPr>
+          <w:rtl/>
+          <w:cs/>
           <w:lang w:val="he_IL" w:bidi="he_IL"/>
         </w:rPr>
         <w:t xml:space="preserve"> לֹ֥א יֵשְׁב֖וּ בְּאֶ֣רֶץ יְהוָ֑ה וְשָׁ֤ב אֶפְרַ֙יִם֙ מִצְרַ֔יִם וּבְאַשּׁ֖וּר טָמֵ֥א יֹאכֵֽלוּ׃</w:t>
@@ -3041,18 +3817,24 @@
       </w:pPr>
       <w:r>
         <w:rPr>
-          <w:lang w:val="he_IL" w:bidi="he_IL"/>
-        </w:rPr>
-      </w:r>
-      <w:r>
-        <w:rPr>
-          <w:vertAlign w:val="superscript"/>
+          <w:rtl/>
+          <w:cs/>
+          <w:lang w:val="he_IL" w:bidi="he_IL"/>
+        </w:rPr>
+      </w:r>
+      <w:r>
+        <w:rPr>
+          <w:vertAlign w:val="superscript"/>
+          <w:rtl/>
+          <w:cs/>
           <w:lang w:val="he_IL" w:bidi="he_IL"/>
         </w:rPr>
         <w:t>4</w:t>
       </w:r>
       <w:r>
         <w:rPr>
+          <w:rtl/>
+          <w:cs/>
           <w:lang w:val="he_IL" w:bidi="he_IL"/>
         </w:rPr>
         <w:t xml:space="preserve"> לֹא־יִסְּכ֨וּ לַיהוָ֥ה ׀ יַיִן֮ וְלֹ֣א יֶֽעֶרְבוּ־לוֹ֒ זִבְחֵיהֶ֗ם כְּלֶ֤חֶם אוֹנִים֙ לָהֶ֔ם כָּל־אֹכְלָ֖יו יִטַמָּ֑אוּ כִּֽי־לַחְמָ֣ם לְנַפְשָׁ֔ם לֹ֥א יָב֖וֹא בֵּ֥ית יְהוָֽה׃</w:t>
@@ -3064,18 +3846,24 @@
       </w:pPr>
       <w:r>
         <w:rPr>
-          <w:lang w:val="he_IL" w:bidi="he_IL"/>
-        </w:rPr>
-      </w:r>
-      <w:r>
-        <w:rPr>
-          <w:vertAlign w:val="superscript"/>
+          <w:rtl/>
+          <w:cs/>
+          <w:lang w:val="he_IL" w:bidi="he_IL"/>
+        </w:rPr>
+      </w:r>
+      <w:r>
+        <w:rPr>
+          <w:vertAlign w:val="superscript"/>
+          <w:rtl/>
+          <w:cs/>
           <w:lang w:val="he_IL" w:bidi="he_IL"/>
         </w:rPr>
         <w:t>5</w:t>
       </w:r>
       <w:r>
         <w:rPr>
+          <w:rtl/>
+          <w:cs/>
           <w:lang w:val="he_IL" w:bidi="he_IL"/>
         </w:rPr>
         <w:t xml:space="preserve"> מַֽה־תַּעֲשׂ֖וּ לְי֣וֹם מוֹעֵ֑ד וּלְי֖וֹם חַג־יְהוָֽה׃</w:t>
@@ -3087,18 +3875,24 @@
       </w:pPr>
       <w:r>
         <w:rPr>
-          <w:lang w:val="he_IL" w:bidi="he_IL"/>
-        </w:rPr>
-      </w:r>
-      <w:r>
-        <w:rPr>
-          <w:vertAlign w:val="superscript"/>
+          <w:rtl/>
+          <w:cs/>
+          <w:lang w:val="he_IL" w:bidi="he_IL"/>
+        </w:rPr>
+      </w:r>
+      <w:r>
+        <w:rPr>
+          <w:vertAlign w:val="superscript"/>
+          <w:rtl/>
+          <w:cs/>
           <w:lang w:val="he_IL" w:bidi="he_IL"/>
         </w:rPr>
         <w:t>6</w:t>
       </w:r>
       <w:r>
         <w:rPr>
+          <w:rtl/>
+          <w:cs/>
           <w:lang w:val="he_IL" w:bidi="he_IL"/>
         </w:rPr>
         <w:t xml:space="preserve"> כִּֽי־הִנֵּ֤ה הָֽלְכוּ֙ מִשֹּׁ֔ד מִצְרַ֥יִם תְּקַבְּצֵ֖ם מֹ֣ף תְּקַבְּרֵ֑ם מַחְמַ֣ד לְכַסְפָּ֗ם קִמּוֹשׂ֙ יִֽירָשֵׁ֔ם ח֖וֹחַ בְּאָהֳלֵיהֶֽם׃</w:t>
@@ -3110,18 +3904,24 @@
       </w:pPr>
       <w:r>
         <w:rPr>
-          <w:lang w:val="he_IL" w:bidi="he_IL"/>
-        </w:rPr>
-      </w:r>
-      <w:r>
-        <w:rPr>
-          <w:vertAlign w:val="superscript"/>
+          <w:rtl/>
+          <w:cs/>
+          <w:lang w:val="he_IL" w:bidi="he_IL"/>
+        </w:rPr>
+      </w:r>
+      <w:r>
+        <w:rPr>
+          <w:vertAlign w:val="superscript"/>
+          <w:rtl/>
+          <w:cs/>
           <w:lang w:val="he_IL" w:bidi="he_IL"/>
         </w:rPr>
         <w:t>7</w:t>
       </w:r>
       <w:r>
         <w:rPr>
+          <w:rtl/>
+          <w:cs/>
           <w:lang w:val="he_IL" w:bidi="he_IL"/>
         </w:rPr>
         <w:t xml:space="preserve"> בָּ֣אוּ ׀ יְמֵ֣י הַפְּקֻדָּ֗ה בָּ֚אוּ יְמֵ֣י הַשִׁלֻּ֔ם יֵדְע֖וּ יִשְׂרָאֵ֑ל אֱוִ֣יל הַנָּבִ֗יא מְשֻׁגָּע֙ אִ֣ישׁ הָר֔וּחַ עַ֚ל רֹ֣ב עֲוֺנְךָ֔ וְרַבָּ֖ה מַשְׂטֵמָֽה׃</w:t>
@@ -3133,18 +3933,24 @@
       </w:pPr>
       <w:r>
         <w:rPr>
-          <w:lang w:val="he_IL" w:bidi="he_IL"/>
-        </w:rPr>
-      </w:r>
-      <w:r>
-        <w:rPr>
-          <w:vertAlign w:val="superscript"/>
+          <w:rtl/>
+          <w:cs/>
+          <w:lang w:val="he_IL" w:bidi="he_IL"/>
+        </w:rPr>
+      </w:r>
+      <w:r>
+        <w:rPr>
+          <w:vertAlign w:val="superscript"/>
+          <w:rtl/>
+          <w:cs/>
           <w:lang w:val="he_IL" w:bidi="he_IL"/>
         </w:rPr>
         <w:t>8</w:t>
       </w:r>
       <w:r>
         <w:rPr>
+          <w:rtl/>
+          <w:cs/>
           <w:lang w:val="he_IL" w:bidi="he_IL"/>
         </w:rPr>
         <w:t xml:space="preserve"> צֹפֶ֥ה אֶפְרַ֖יִם עִם־אֱלֹהָ֑י נָבִ֞יא פַּ֤ח יָקוֹשׁ֙ עַל־כָּל־דְּרָכָ֔יו מַשְׂטֵמָ֖ה בְּבֵ֥ית אֱלֹהָֽיו׃</w:t>
@@ -3156,18 +3962,24 @@
       </w:pPr>
       <w:r>
         <w:rPr>
-          <w:lang w:val="he_IL" w:bidi="he_IL"/>
-        </w:rPr>
-      </w:r>
-      <w:r>
-        <w:rPr>
-          <w:vertAlign w:val="superscript"/>
+          <w:rtl/>
+          <w:cs/>
+          <w:lang w:val="he_IL" w:bidi="he_IL"/>
+        </w:rPr>
+      </w:r>
+      <w:r>
+        <w:rPr>
+          <w:vertAlign w:val="superscript"/>
+          <w:rtl/>
+          <w:cs/>
           <w:lang w:val="he_IL" w:bidi="he_IL"/>
         </w:rPr>
         <w:t>9</w:t>
       </w:r>
       <w:r>
         <w:rPr>
+          <w:rtl/>
+          <w:cs/>
           <w:lang w:val="he_IL" w:bidi="he_IL"/>
         </w:rPr>
         <w:t xml:space="preserve"> הֶעְמִֽיקוּ־שִׁחֵ֖תוּ כִּימֵ֣י הַגִּבְעָ֑ה יִזְכּ֣וֹר עֲוֺנָ֔ם יִפְק֖וֹד חַטֹּאותָֽם׃ ס</w:t>
@@ -3179,18 +3991,24 @@
       </w:pPr>
       <w:r>
         <w:rPr>
-          <w:lang w:val="he_IL" w:bidi="he_IL"/>
-        </w:rPr>
-      </w:r>
-      <w:r>
-        <w:rPr>
-          <w:vertAlign w:val="superscript"/>
+          <w:rtl/>
+          <w:cs/>
+          <w:lang w:val="he_IL" w:bidi="he_IL"/>
+        </w:rPr>
+      </w:r>
+      <w:r>
+        <w:rPr>
+          <w:vertAlign w:val="superscript"/>
+          <w:rtl/>
+          <w:cs/>
           <w:lang w:val="he_IL" w:bidi="he_IL"/>
         </w:rPr>
         <w:t>10</w:t>
       </w:r>
       <w:r>
         <w:rPr>
+          <w:rtl/>
+          <w:cs/>
           <w:lang w:val="he_IL" w:bidi="he_IL"/>
         </w:rPr>
         <w:t xml:space="preserve"> כַּעֲנָבִ֣ים בַּמִּדְבָּ֗ר מָצָ֙אתִי֙ יִשְׂרָאֵ֔ל כְּבִכּוּרָ֤ה בִתְאֵנָה֙ בְּרֵ֣אשִׁיתָ֔הּ רָאִ֖יתִי אֲבֽוֹתֵיכֶ֑ם הֵ֜מָּה בָּ֣אוּ בַֽעַל־פְּע֗וֹר וַיִּנָּֽזְרוּ֙ לַבֹּ֔שֶׁת וַיִּהְי֥וּ שִׁקּוּצִ֖ים כְּאָהֳבָֽם׃</w:t>
@@ -3202,18 +4020,24 @@
       </w:pPr>
       <w:r>
         <w:rPr>
-          <w:lang w:val="he_IL" w:bidi="he_IL"/>
-        </w:rPr>
-      </w:r>
-      <w:r>
-        <w:rPr>
-          <w:vertAlign w:val="superscript"/>
+          <w:rtl/>
+          <w:cs/>
+          <w:lang w:val="he_IL" w:bidi="he_IL"/>
+        </w:rPr>
+      </w:r>
+      <w:r>
+        <w:rPr>
+          <w:vertAlign w:val="superscript"/>
+          <w:rtl/>
+          <w:cs/>
           <w:lang w:val="he_IL" w:bidi="he_IL"/>
         </w:rPr>
         <w:t>11</w:t>
       </w:r>
       <w:r>
         <w:rPr>
+          <w:rtl/>
+          <w:cs/>
           <w:lang w:val="he_IL" w:bidi="he_IL"/>
         </w:rPr>
         <w:t xml:space="preserve"> אֶפְרַ֕יִם כָּע֖וֹף יִתְעוֹפֵ֣ף כְּבוֹדָ֑ם מִלֵּדָ֥ה וּמִבֶּ֖טֶן וּמֵהֵרָיֽוֹן׃</w:t>
@@ -3225,18 +4049,24 @@
       </w:pPr>
       <w:r>
         <w:rPr>
-          <w:lang w:val="he_IL" w:bidi="he_IL"/>
-        </w:rPr>
-      </w:r>
-      <w:r>
-        <w:rPr>
-          <w:vertAlign w:val="superscript"/>
+          <w:rtl/>
+          <w:cs/>
+          <w:lang w:val="he_IL" w:bidi="he_IL"/>
+        </w:rPr>
+      </w:r>
+      <w:r>
+        <w:rPr>
+          <w:vertAlign w:val="superscript"/>
+          <w:rtl/>
+          <w:cs/>
           <w:lang w:val="he_IL" w:bidi="he_IL"/>
         </w:rPr>
         <w:t>12</w:t>
       </w:r>
       <w:r>
         <w:rPr>
+          <w:rtl/>
+          <w:cs/>
           <w:lang w:val="he_IL" w:bidi="he_IL"/>
         </w:rPr>
         <w:t xml:space="preserve"> כִּ֤י אִם־יְגַדְּלוּ֙ אֶת־בְּנֵיהֶ֔ם וְשִׁכַּלְתִּ֖ים מֵֽאָדָ֑ם כִּֽי־גַם־א֥וֹי לָהֶ֖ם בְּשׂוּרִ֥י מֵהֶֽם׃</w:t>
@@ -3248,18 +4078,24 @@
       </w:pPr>
       <w:r>
         <w:rPr>
-          <w:lang w:val="he_IL" w:bidi="he_IL"/>
-        </w:rPr>
-      </w:r>
-      <w:r>
-        <w:rPr>
-          <w:vertAlign w:val="superscript"/>
+          <w:rtl/>
+          <w:cs/>
+          <w:lang w:val="he_IL" w:bidi="he_IL"/>
+        </w:rPr>
+      </w:r>
+      <w:r>
+        <w:rPr>
+          <w:vertAlign w:val="superscript"/>
+          <w:rtl/>
+          <w:cs/>
           <w:lang w:val="he_IL" w:bidi="he_IL"/>
         </w:rPr>
         <w:t>13</w:t>
       </w:r>
       <w:r>
         <w:rPr>
+          <w:rtl/>
+          <w:cs/>
           <w:lang w:val="he_IL" w:bidi="he_IL"/>
         </w:rPr>
         <w:t xml:space="preserve"> אֶפְרַ֛יִם כַּאֲשֶׁר־רָאִ֥יתִי לְצ֖וֹר שְׁתוּלָ֣ה בְנָוֶ֑ה וְאֶפְרַ֕יִם לְהוֹצִ֥יא אֶל־הֹרֵ֖ג בָּנָֽיו׃</w:t>
@@ -3271,18 +4107,24 @@
       </w:pPr>
       <w:r>
         <w:rPr>
-          <w:lang w:val="he_IL" w:bidi="he_IL"/>
-        </w:rPr>
-      </w:r>
-      <w:r>
-        <w:rPr>
-          <w:vertAlign w:val="superscript"/>
+          <w:rtl/>
+          <w:cs/>
+          <w:lang w:val="he_IL" w:bidi="he_IL"/>
+        </w:rPr>
+      </w:r>
+      <w:r>
+        <w:rPr>
+          <w:vertAlign w:val="superscript"/>
+          <w:rtl/>
+          <w:cs/>
           <w:lang w:val="he_IL" w:bidi="he_IL"/>
         </w:rPr>
         <w:t>14</w:t>
       </w:r>
       <w:r>
         <w:rPr>
+          <w:rtl/>
+          <w:cs/>
           <w:lang w:val="he_IL" w:bidi="he_IL"/>
         </w:rPr>
         <w:t xml:space="preserve"> תֵּן־לָהֶ֥ם יְהוָ֖ה מַה־תִּתֵּ֑ן תֵּן־לָהֶם֙ רֶ֣חֶם מַשְׁכִּ֔יל וְשָׁדַ֖יִם צֹמְקִֽים׃</w:t>
@@ -3294,18 +4136,24 @@
       </w:pPr>
       <w:r>
         <w:rPr>
-          <w:lang w:val="he_IL" w:bidi="he_IL"/>
-        </w:rPr>
-      </w:r>
-      <w:r>
-        <w:rPr>
-          <w:vertAlign w:val="superscript"/>
+          <w:rtl/>
+          <w:cs/>
+          <w:lang w:val="he_IL" w:bidi="he_IL"/>
+        </w:rPr>
+      </w:r>
+      <w:r>
+        <w:rPr>
+          <w:vertAlign w:val="superscript"/>
+          <w:rtl/>
+          <w:cs/>
           <w:lang w:val="he_IL" w:bidi="he_IL"/>
         </w:rPr>
         <w:t>15</w:t>
       </w:r>
       <w:r>
         <w:rPr>
+          <w:rtl/>
+          <w:cs/>
           <w:lang w:val="he_IL" w:bidi="he_IL"/>
         </w:rPr>
         <w:t xml:space="preserve"> כָּל־רָעָתָ֤ם בַּגִּלְגָּל֙ כִּֽי־שָׁ֣ם שְׂנֵאתִ֔ים עַ֚ל רֹ֣עַ מַֽעַלְלֵיהֶ֔ם מִבֵּיתִ֖י אֲגָרְשֵׁ֑ם לֹ֤א אוֹסֵף֙ אַהֲבָתָ֔ם כָּל־שָׂרֵיהֶ֖ם סֹרְרִֽים׃</w:t>
@@ -3317,18 +4165,24 @@
       </w:pPr>
       <w:r>
         <w:rPr>
-          <w:lang w:val="he_IL" w:bidi="he_IL"/>
-        </w:rPr>
-      </w:r>
-      <w:r>
-        <w:rPr>
-          <w:vertAlign w:val="superscript"/>
+          <w:rtl/>
+          <w:cs/>
+          <w:lang w:val="he_IL" w:bidi="he_IL"/>
+        </w:rPr>
+      </w:r>
+      <w:r>
+        <w:rPr>
+          <w:vertAlign w:val="superscript"/>
+          <w:rtl/>
+          <w:cs/>
           <w:lang w:val="he_IL" w:bidi="he_IL"/>
         </w:rPr>
         <w:t>16</w:t>
       </w:r>
       <w:r>
         <w:rPr>
+          <w:rtl/>
+          <w:cs/>
           <w:lang w:val="he_IL" w:bidi="he_IL"/>
         </w:rPr>
         <w:t xml:space="preserve"> הֻכָּ֣ה אֶפְרַ֔יִם שָׁרְשָׁ֥ם יָבֵ֖שׁ פְּרִ֣י בלי ־יַעֲשׂ֑וּן גַּ֚ם כִּ֣י יֵֽלֵד֔וּן וְהֵמַתִּ֖י מַחֲמַדֵּ֥י בִטְנָֽם׃ ס</w:t>
@@ -3340,18 +4194,24 @@
       </w:pPr>
       <w:r>
         <w:rPr>
-          <w:lang w:val="he_IL" w:bidi="he_IL"/>
-        </w:rPr>
-      </w:r>
-      <w:r>
-        <w:rPr>
-          <w:vertAlign w:val="superscript"/>
+          <w:rtl/>
+          <w:cs/>
+          <w:lang w:val="he_IL" w:bidi="he_IL"/>
+        </w:rPr>
+      </w:r>
+      <w:r>
+        <w:rPr>
+          <w:vertAlign w:val="superscript"/>
+          <w:rtl/>
+          <w:cs/>
           <w:lang w:val="he_IL" w:bidi="he_IL"/>
         </w:rPr>
         <w:t>17</w:t>
       </w:r>
       <w:r>
         <w:rPr>
+          <w:rtl/>
+          <w:cs/>
           <w:lang w:val="he_IL" w:bidi="he_IL"/>
         </w:rPr>
         <w:t xml:space="preserve"> יִמְאָסֵ֣ם אֱלֹהַ֔י כִּ֛י לֹ֥א שָׁמְע֖וּ ל֑וֹ וְיִהְי֥וּ נֹדְדִ֖ים בַּגּוֹיִֽם׃ ס</w:t>
@@ -3364,34 +4224,44 @@
       </w:pPr>
       <w:r>
         <w:rPr>
+          <w:rtl/>
+          <w:cs/>
           <w:lang w:val="he_IL" w:bidi="he_IL"/>
         </w:rPr>
         <w:t>Hosea 10:1</w:t>
       </w:r>
       <w:r>
         <w:rPr>
-          <w:lang w:val="he_IL" w:bidi="he_IL"/>
-        </w:rPr>
-      </w:r>
-    </w:p>
-    <w:p>
-      <w:pPr>
-        <w:bidi/>
-      </w:pPr>
-      <w:r>
-        <w:rPr>
-          <w:lang w:val="he_IL" w:bidi="he_IL"/>
-        </w:rPr>
-      </w:r>
-      <w:r>
-        <w:rPr>
-          <w:vertAlign w:val="superscript"/>
+          <w:rtl/>
+          <w:cs/>
+          <w:lang w:val="he_IL" w:bidi="he_IL"/>
+        </w:rPr>
+      </w:r>
+    </w:p>
+    <w:p>
+      <w:pPr>
+        <w:bidi/>
+      </w:pPr>
+      <w:r>
+        <w:rPr>
+          <w:rtl/>
+          <w:cs/>
+          <w:lang w:val="he_IL" w:bidi="he_IL"/>
+        </w:rPr>
+      </w:r>
+      <w:r>
+        <w:rPr>
+          <w:vertAlign w:val="superscript"/>
+          <w:rtl/>
+          <w:cs/>
           <w:lang w:val="he_IL" w:bidi="he_IL"/>
         </w:rPr>
         <w:t>1</w:t>
       </w:r>
       <w:r>
         <w:rPr>
+          <w:rtl/>
+          <w:cs/>
           <w:lang w:val="he_IL" w:bidi="he_IL"/>
         </w:rPr>
         <w:t xml:space="preserve"> גֶּ֤פֶן בּוֹקֵק֙ יִשְׂרָאֵ֔ל פְּרִ֖י יְשַׁוֶּה־לּ֑וֹ כְּרֹ֣ב לְפִרְי֗וֹ הִרְבָּה֙ לַֽמִּזְבְּח֔וֹת כְּט֣וֹב לְאַרְצ֔וֹ הֵיטִ֖יבוּ מַצֵּבֽוֹת׃</w:t>
@@ -3403,18 +4273,24 @@
       </w:pPr>
       <w:r>
         <w:rPr>
-          <w:lang w:val="he_IL" w:bidi="he_IL"/>
-        </w:rPr>
-      </w:r>
-      <w:r>
-        <w:rPr>
-          <w:vertAlign w:val="superscript"/>
+          <w:rtl/>
+          <w:cs/>
+          <w:lang w:val="he_IL" w:bidi="he_IL"/>
+        </w:rPr>
+      </w:r>
+      <w:r>
+        <w:rPr>
+          <w:vertAlign w:val="superscript"/>
+          <w:rtl/>
+          <w:cs/>
           <w:lang w:val="he_IL" w:bidi="he_IL"/>
         </w:rPr>
         <w:t>2</w:t>
       </w:r>
       <w:r>
         <w:rPr>
+          <w:rtl/>
+          <w:cs/>
           <w:lang w:val="he_IL" w:bidi="he_IL"/>
         </w:rPr>
         <w:t xml:space="preserve"> חָלַ֥ק לִבָּ֖ם עַתָּ֣ה יֶאְשָׁ֑מוּ ה֚וּא יַעֲרֹ֣ף מִזְבְּחוֹתָ֔ם יְשֹׁדֵ֖ד מַצֵּבוֹתָֽם׃</w:t>
@@ -3426,18 +4302,24 @@
       </w:pPr>
       <w:r>
         <w:rPr>
-          <w:lang w:val="he_IL" w:bidi="he_IL"/>
-        </w:rPr>
-      </w:r>
-      <w:r>
-        <w:rPr>
-          <w:vertAlign w:val="superscript"/>
+          <w:rtl/>
+          <w:cs/>
+          <w:lang w:val="he_IL" w:bidi="he_IL"/>
+        </w:rPr>
+      </w:r>
+      <w:r>
+        <w:rPr>
+          <w:vertAlign w:val="superscript"/>
+          <w:rtl/>
+          <w:cs/>
           <w:lang w:val="he_IL" w:bidi="he_IL"/>
         </w:rPr>
         <w:t>3</w:t>
       </w:r>
       <w:r>
         <w:rPr>
+          <w:rtl/>
+          <w:cs/>
           <w:lang w:val="he_IL" w:bidi="he_IL"/>
         </w:rPr>
         <w:t xml:space="preserve"> כִּ֤י עַתָּה֙ יֹֽאמְר֔וּ אֵ֥ין מֶ֖לֶךְ לָ֑נוּ כִּ֣י לֹ֤א יָרֵ֙אנוּ֙ אֶת־יְהֹוָ֔ה וְהַמֶּ֖לֶךְ מַה־יַּֽעֲשֶׂה־לָּֽנוּ ׃</w:t>
@@ -3449,18 +4331,24 @@
       </w:pPr>
       <w:r>
         <w:rPr>
-          <w:lang w:val="he_IL" w:bidi="he_IL"/>
-        </w:rPr>
-      </w:r>
-      <w:r>
-        <w:rPr>
-          <w:vertAlign w:val="superscript"/>
+          <w:rtl/>
+          <w:cs/>
+          <w:lang w:val="he_IL" w:bidi="he_IL"/>
+        </w:rPr>
+      </w:r>
+      <w:r>
+        <w:rPr>
+          <w:vertAlign w:val="superscript"/>
+          <w:rtl/>
+          <w:cs/>
           <w:lang w:val="he_IL" w:bidi="he_IL"/>
         </w:rPr>
         <w:t>4</w:t>
       </w:r>
       <w:r>
         <w:rPr>
+          <w:rtl/>
+          <w:cs/>
           <w:lang w:val="he_IL" w:bidi="he_IL"/>
         </w:rPr>
         <w:t xml:space="preserve"> דִּבְּר֣וּ דְבָרִ֔ים אָל֥וֹת שָׁ֖וְא כָּרֹ֣ת בְּרִ֑ית וּפָרַ֤ח כָּרֹאשׁ֙ מִשְׁפָּ֔ט עַ֖ל תַּלְמֵ֥י שָׂדָֽי׃</w:t>
@@ -3472,18 +4360,24 @@
       </w:pPr>
       <w:r>
         <w:rPr>
-          <w:lang w:val="he_IL" w:bidi="he_IL"/>
-        </w:rPr>
-      </w:r>
-      <w:r>
-        <w:rPr>
-          <w:vertAlign w:val="superscript"/>
+          <w:rtl/>
+          <w:cs/>
+          <w:lang w:val="he_IL" w:bidi="he_IL"/>
+        </w:rPr>
+      </w:r>
+      <w:r>
+        <w:rPr>
+          <w:vertAlign w:val="superscript"/>
+          <w:rtl/>
+          <w:cs/>
           <w:lang w:val="he_IL" w:bidi="he_IL"/>
         </w:rPr>
         <w:t>5</w:t>
       </w:r>
       <w:r>
         <w:rPr>
+          <w:rtl/>
+          <w:cs/>
           <w:lang w:val="he_IL" w:bidi="he_IL"/>
         </w:rPr>
         <w:t xml:space="preserve"> לְעֶגְלוֹת֙ בֵּ֣ית אָ֔וֶן יָג֖וּרוּ שְׁכַ֣ן שֹֽׁמְר֑וֹן כִּי־אָבַ֨ל עָלָ֜יו עַמּ֗וֹ וּכְמָרָיו֙ עָלָ֣יו יָגִ֔ילוּ עַל־כְּבוֹד֖וֹ כִּֽי־גָלָ֥ה מִמֶּֽנּוּ׃</w:t>
@@ -3495,18 +4389,24 @@
       </w:pPr>
       <w:r>
         <w:rPr>
-          <w:lang w:val="he_IL" w:bidi="he_IL"/>
-        </w:rPr>
-      </w:r>
-      <w:r>
-        <w:rPr>
-          <w:vertAlign w:val="superscript"/>
+          <w:rtl/>
+          <w:cs/>
+          <w:lang w:val="he_IL" w:bidi="he_IL"/>
+        </w:rPr>
+      </w:r>
+      <w:r>
+        <w:rPr>
+          <w:vertAlign w:val="superscript"/>
+          <w:rtl/>
+          <w:cs/>
           <w:lang w:val="he_IL" w:bidi="he_IL"/>
         </w:rPr>
         <w:t>6</w:t>
       </w:r>
       <w:r>
         <w:rPr>
+          <w:rtl/>
+          <w:cs/>
           <w:lang w:val="he_IL" w:bidi="he_IL"/>
         </w:rPr>
         <w:t xml:space="preserve"> גַּם־אוֹתוֹ֙ לְאַשּׁ֣וּר יוּבָ֔ל מִנְחָ֖ה לְמֶ֣לֶךְ יָרֵ֑ב בָּשְׁנָה֙ אֶפְרַ֣יִם יִקָּ֔ח וְיֵב֥וֹשׁ יִשְׂרָאֵ֖ל מֵעֲצָתֽוֹ׃</w:t>
@@ -3518,18 +4418,24 @@
       </w:pPr>
       <w:r>
         <w:rPr>
-          <w:lang w:val="he_IL" w:bidi="he_IL"/>
-        </w:rPr>
-      </w:r>
-      <w:r>
-        <w:rPr>
-          <w:vertAlign w:val="superscript"/>
+          <w:rtl/>
+          <w:cs/>
+          <w:lang w:val="he_IL" w:bidi="he_IL"/>
+        </w:rPr>
+      </w:r>
+      <w:r>
+        <w:rPr>
+          <w:vertAlign w:val="superscript"/>
+          <w:rtl/>
+          <w:cs/>
           <w:lang w:val="he_IL" w:bidi="he_IL"/>
         </w:rPr>
         <w:t>7</w:t>
       </w:r>
       <w:r>
         <w:rPr>
+          <w:rtl/>
+          <w:cs/>
           <w:lang w:val="he_IL" w:bidi="he_IL"/>
         </w:rPr>
         <w:t xml:space="preserve"> נִדְמֶ֥ה שֹׁמְר֖וֹן מַלְכָּ֑הּ כְּקֶ֖צֶף עַל־פְּנֵי־מָֽיִם׃</w:t>
@@ -3541,18 +4447,24 @@
       </w:pPr>
       <w:r>
         <w:rPr>
-          <w:lang w:val="he_IL" w:bidi="he_IL"/>
-        </w:rPr>
-      </w:r>
-      <w:r>
-        <w:rPr>
-          <w:vertAlign w:val="superscript"/>
+          <w:rtl/>
+          <w:cs/>
+          <w:lang w:val="he_IL" w:bidi="he_IL"/>
+        </w:rPr>
+      </w:r>
+      <w:r>
+        <w:rPr>
+          <w:vertAlign w:val="superscript"/>
+          <w:rtl/>
+          <w:cs/>
           <w:lang w:val="he_IL" w:bidi="he_IL"/>
         </w:rPr>
         <w:t>8</w:t>
       </w:r>
       <w:r>
         <w:rPr>
+          <w:rtl/>
+          <w:cs/>
           <w:lang w:val="he_IL" w:bidi="he_IL"/>
         </w:rPr>
         <w:t xml:space="preserve"> וְנִשְׁמְד֞וּ בָּמ֣וֹת אָ֗וֶן חַטַּאת֙ יִשְׂרָאֵ֔ל ק֣וֹץ וְדַרְדַּ֔ר יַעֲלֶ֖ה עַל־מִזְבְּחוֹתָ֑ם וְאָמְר֤וּ לֶֽהָרִים֙ כַּסּ֔וּנוּ וְלַגְּבָע֖וֹת נִפְל֥וּ עָלֵֽינוּ׃ ס</w:t>
@@ -3564,18 +4476,24 @@
       </w:pPr>
       <w:r>
         <w:rPr>
-          <w:lang w:val="he_IL" w:bidi="he_IL"/>
-        </w:rPr>
-      </w:r>
-      <w:r>
-        <w:rPr>
-          <w:vertAlign w:val="superscript"/>
+          <w:rtl/>
+          <w:cs/>
+          <w:lang w:val="he_IL" w:bidi="he_IL"/>
+        </w:rPr>
+      </w:r>
+      <w:r>
+        <w:rPr>
+          <w:vertAlign w:val="superscript"/>
+          <w:rtl/>
+          <w:cs/>
           <w:lang w:val="he_IL" w:bidi="he_IL"/>
         </w:rPr>
         <w:t>9</w:t>
       </w:r>
       <w:r>
         <w:rPr>
+          <w:rtl/>
+          <w:cs/>
           <w:lang w:val="he_IL" w:bidi="he_IL"/>
         </w:rPr>
         <w:t xml:space="preserve"> מִימֵי֙ הַגִּבְעָ֔ה חָטָ֖אתָ יִשְׂרָאֵ֑ל שָׁ֣ם עָמָ֔דוּ לֹֽא־תַשִּׂיגֵ֧ם בַּגִּבְעָ֛ה מִלְחָמָ֖ה עַל־בְּנֵ֥י עַֽלְוָֽה׃</w:t>
@@ -3587,18 +4505,24 @@
       </w:pPr>
       <w:r>
         <w:rPr>
-          <w:lang w:val="he_IL" w:bidi="he_IL"/>
-        </w:rPr>
-      </w:r>
-      <w:r>
-        <w:rPr>
-          <w:vertAlign w:val="superscript"/>
+          <w:rtl/>
+          <w:cs/>
+          <w:lang w:val="he_IL" w:bidi="he_IL"/>
+        </w:rPr>
+      </w:r>
+      <w:r>
+        <w:rPr>
+          <w:vertAlign w:val="superscript"/>
+          <w:rtl/>
+          <w:cs/>
           <w:lang w:val="he_IL" w:bidi="he_IL"/>
         </w:rPr>
         <w:t>10</w:t>
       </w:r>
       <w:r>
         <w:rPr>
+          <w:rtl/>
+          <w:cs/>
           <w:lang w:val="he_IL" w:bidi="he_IL"/>
         </w:rPr>
         <w:t xml:space="preserve"> בְּאַוָּתִ֖י וְאֶסֳּרֵ֑ם וְאֻסְּפ֤וּ עֲלֵיהֶם֙ עַמִּ֔ים בְּאָסְרָ֖ם לִשְׁתֵּ֥י עינתם׃</w:t>
@@ -3610,18 +4534,24 @@
       </w:pPr>
       <w:r>
         <w:rPr>
-          <w:lang w:val="he_IL" w:bidi="he_IL"/>
-        </w:rPr>
-      </w:r>
-      <w:r>
-        <w:rPr>
-          <w:vertAlign w:val="superscript"/>
+          <w:rtl/>
+          <w:cs/>
+          <w:lang w:val="he_IL" w:bidi="he_IL"/>
+        </w:rPr>
+      </w:r>
+      <w:r>
+        <w:rPr>
+          <w:vertAlign w:val="superscript"/>
+          <w:rtl/>
+          <w:cs/>
           <w:lang w:val="he_IL" w:bidi="he_IL"/>
         </w:rPr>
         <w:t>11</w:t>
       </w:r>
       <w:r>
         <w:rPr>
+          <w:rtl/>
+          <w:cs/>
           <w:lang w:val="he_IL" w:bidi="he_IL"/>
         </w:rPr>
         <w:t xml:space="preserve"> וְאֶפְרַ֜יִם עֶגְלָ֤ה מְלֻמָּדָה֙ אֹהַ֣בְתִּי לָד֔וּשׁ וַאֲנִ֣י עָבַ֔רְתִּי עַל־ט֖וּב צַוָּארָ֑הּ אַרְכִּ֤יב אֶפְרַ֙יִם֙ יַחֲר֣וֹשׁ יְהוּדָ֔ה יְשַׂדֶּד־ל֖וֹ יַעֲקֹֽב׃</w:t>
@@ -3633,18 +4563,24 @@
       </w:pPr>
       <w:r>
         <w:rPr>
-          <w:lang w:val="he_IL" w:bidi="he_IL"/>
-        </w:rPr>
-      </w:r>
-      <w:r>
-        <w:rPr>
-          <w:vertAlign w:val="superscript"/>
+          <w:rtl/>
+          <w:cs/>
+          <w:lang w:val="he_IL" w:bidi="he_IL"/>
+        </w:rPr>
+      </w:r>
+      <w:r>
+        <w:rPr>
+          <w:vertAlign w:val="superscript"/>
+          <w:rtl/>
+          <w:cs/>
           <w:lang w:val="he_IL" w:bidi="he_IL"/>
         </w:rPr>
         <w:t>12</w:t>
       </w:r>
       <w:r>
         <w:rPr>
+          <w:rtl/>
+          <w:cs/>
           <w:lang w:val="he_IL" w:bidi="he_IL"/>
         </w:rPr>
         <w:t xml:space="preserve"> זִרְע֨וּ לָכֶ֤ם לִצְדָקָה֙ קִצְר֣וּ לְפִי־חֶ֔סֶד נִ֥ירוּ לָכֶ֖ם נִ֑יר וְעֵת֙ לִדְר֣וֹשׁ אֶת־יְהוָ֔ה עַד־יָב֕וֹא וְיֹרֶ֥ה צֶ֖דֶק לָכֶֽם׃</w:t>
@@ -3656,18 +4592,24 @@
       </w:pPr>
       <w:r>
         <w:rPr>
-          <w:lang w:val="he_IL" w:bidi="he_IL"/>
-        </w:rPr>
-      </w:r>
-      <w:r>
-        <w:rPr>
-          <w:vertAlign w:val="superscript"/>
+          <w:rtl/>
+          <w:cs/>
+          <w:lang w:val="he_IL" w:bidi="he_IL"/>
+        </w:rPr>
+      </w:r>
+      <w:r>
+        <w:rPr>
+          <w:vertAlign w:val="superscript"/>
+          <w:rtl/>
+          <w:cs/>
           <w:lang w:val="he_IL" w:bidi="he_IL"/>
         </w:rPr>
         <w:t>13</w:t>
       </w:r>
       <w:r>
         <w:rPr>
+          <w:rtl/>
+          <w:cs/>
           <w:lang w:val="he_IL" w:bidi="he_IL"/>
         </w:rPr>
         <w:t xml:space="preserve"> חֲרַשְׁתֶּם־רֶ֛שַׁע עַוְלָ֥תָה קְצַרְתֶּ֖ם אֲכַלְתֶּ֣ם פְּרִי־כָ֑חַשׁ כִּֽי־בָטַ֥חְתָּ בְדַרְכְּךָ֖ בְּרֹ֥ב גִּבּוֹרֶֽיךָ׃</w:t>
@@ -3679,18 +4621,24 @@
       </w:pPr>
       <w:r>
         <w:rPr>
-          <w:lang w:val="he_IL" w:bidi="he_IL"/>
-        </w:rPr>
-      </w:r>
-      <w:r>
-        <w:rPr>
-          <w:vertAlign w:val="superscript"/>
+          <w:rtl/>
+          <w:cs/>
+          <w:lang w:val="he_IL" w:bidi="he_IL"/>
+        </w:rPr>
+      </w:r>
+      <w:r>
+        <w:rPr>
+          <w:vertAlign w:val="superscript"/>
+          <w:rtl/>
+          <w:cs/>
           <w:lang w:val="he_IL" w:bidi="he_IL"/>
         </w:rPr>
         <w:t>14</w:t>
       </w:r>
       <w:r>
         <w:rPr>
+          <w:rtl/>
+          <w:cs/>
           <w:lang w:val="he_IL" w:bidi="he_IL"/>
         </w:rPr>
         <w:t xml:space="preserve"> וְקָ֣אם שָׁאוֹן֮ בְּעַמֶּךָ֒ וְכָל־מִבְצָרֶ֣יךָ יוּשַּׁ֔ד כְּשֹׁ֧ד שַֽׁלְמַ֛ן בֵּ֥ית אַֽרְבֵ֖אל בְּי֣וֹם מִלְחָמָ֑ה אֵ֥ם עַל־בָּנִ֖ים רֻטָּֽשָׁה׃</w:t>
@@ -3702,18 +4650,24 @@
       </w:pPr>
       <w:r>
         <w:rPr>
-          <w:lang w:val="he_IL" w:bidi="he_IL"/>
-        </w:rPr>
-      </w:r>
-      <w:r>
-        <w:rPr>
-          <w:vertAlign w:val="superscript"/>
+          <w:rtl/>
+          <w:cs/>
+          <w:lang w:val="he_IL" w:bidi="he_IL"/>
+        </w:rPr>
+      </w:r>
+      <w:r>
+        <w:rPr>
+          <w:vertAlign w:val="superscript"/>
+          <w:rtl/>
+          <w:cs/>
           <w:lang w:val="he_IL" w:bidi="he_IL"/>
         </w:rPr>
         <w:t>15</w:t>
       </w:r>
       <w:r>
         <w:rPr>
+          <w:rtl/>
+          <w:cs/>
           <w:lang w:val="he_IL" w:bidi="he_IL"/>
         </w:rPr>
         <w:t xml:space="preserve"> כָּ֗כָה עָשָׂ֤ה לָכֶם֙ בֵּֽית־אֵ֔ל מִפְּנֵ֖י רָעַ֣ת רָֽעַתְכֶ֑ם בַּשַּׁ֕חַר נִדְמֹ֥ה נִדְמָ֖ה מֶ֥לֶךְ יִשְׂרָאֵֽל׃</w:t>
@@ -3726,34 +4680,44 @@
       </w:pPr>
       <w:r>
         <w:rPr>
+          <w:rtl/>
+          <w:cs/>
           <w:lang w:val="he_IL" w:bidi="he_IL"/>
         </w:rPr>
         <w:t>Hosea 11:1</w:t>
       </w:r>
       <w:r>
         <w:rPr>
-          <w:lang w:val="he_IL" w:bidi="he_IL"/>
-        </w:rPr>
-      </w:r>
-    </w:p>
-    <w:p>
-      <w:pPr>
-        <w:bidi/>
-      </w:pPr>
-      <w:r>
-        <w:rPr>
-          <w:lang w:val="he_IL" w:bidi="he_IL"/>
-        </w:rPr>
-      </w:r>
-      <w:r>
-        <w:rPr>
-          <w:vertAlign w:val="superscript"/>
+          <w:rtl/>
+          <w:cs/>
+          <w:lang w:val="he_IL" w:bidi="he_IL"/>
+        </w:rPr>
+      </w:r>
+    </w:p>
+    <w:p>
+      <w:pPr>
+        <w:bidi/>
+      </w:pPr>
+      <w:r>
+        <w:rPr>
+          <w:rtl/>
+          <w:cs/>
+          <w:lang w:val="he_IL" w:bidi="he_IL"/>
+        </w:rPr>
+      </w:r>
+      <w:r>
+        <w:rPr>
+          <w:vertAlign w:val="superscript"/>
+          <w:rtl/>
+          <w:cs/>
           <w:lang w:val="he_IL" w:bidi="he_IL"/>
         </w:rPr>
         <w:t>1</w:t>
       </w:r>
       <w:r>
         <w:rPr>
+          <w:rtl/>
+          <w:cs/>
           <w:lang w:val="he_IL" w:bidi="he_IL"/>
         </w:rPr>
         <w:t xml:space="preserve"> כִּ֛י נַ֥עַר יִשְׂרָאֵ֖ל וָאֹהֲבֵ֑הוּ וּמִמִּצְרַ֖יִם קָרָ֥אתִי לִבְנִֽי׃</w:t>
@@ -3765,18 +4729,24 @@
       </w:pPr>
       <w:r>
         <w:rPr>
-          <w:lang w:val="he_IL" w:bidi="he_IL"/>
-        </w:rPr>
-      </w:r>
-      <w:r>
-        <w:rPr>
-          <w:vertAlign w:val="superscript"/>
+          <w:rtl/>
+          <w:cs/>
+          <w:lang w:val="he_IL" w:bidi="he_IL"/>
+        </w:rPr>
+      </w:r>
+      <w:r>
+        <w:rPr>
+          <w:vertAlign w:val="superscript"/>
+          <w:rtl/>
+          <w:cs/>
           <w:lang w:val="he_IL" w:bidi="he_IL"/>
         </w:rPr>
         <w:t>2</w:t>
       </w:r>
       <w:r>
         <w:rPr>
+          <w:rtl/>
+          <w:cs/>
           <w:lang w:val="he_IL" w:bidi="he_IL"/>
         </w:rPr>
         <w:t xml:space="preserve"> קָרְא֖וּ לָהֶ֑ם כֵּ֚ן הָלְכ֣וּ מִפְּנֵיהֶ֔ם לַבְּעָלִ֣ים יְזַבֵּ֔חוּ וְלַפְּסִלִ֖ים יְקַטֵּרֽוּן׃</w:t>
@@ -3788,18 +4758,24 @@
       </w:pPr>
       <w:r>
         <w:rPr>
-          <w:lang w:val="he_IL" w:bidi="he_IL"/>
-        </w:rPr>
-      </w:r>
-      <w:r>
-        <w:rPr>
-          <w:vertAlign w:val="superscript"/>
+          <w:rtl/>
+          <w:cs/>
+          <w:lang w:val="he_IL" w:bidi="he_IL"/>
+        </w:rPr>
+      </w:r>
+      <w:r>
+        <w:rPr>
+          <w:vertAlign w:val="superscript"/>
+          <w:rtl/>
+          <w:cs/>
           <w:lang w:val="he_IL" w:bidi="he_IL"/>
         </w:rPr>
         <w:t>3</w:t>
       </w:r>
       <w:r>
         <w:rPr>
+          <w:rtl/>
+          <w:cs/>
           <w:lang w:val="he_IL" w:bidi="he_IL"/>
         </w:rPr>
         <w:t xml:space="preserve"> וְאָנֹכִ֤י תִרְגַּ֙לְתִּי֙ לְאֶפְרַ֔יִם קָחָ֖ם עַל־זְרֽוֹעֹתָ֑יו וְלֹ֥א יָדְע֖וּ כִּ֥י רְפָאתִֽים׃</w:t>
@@ -3811,18 +4787,24 @@
       </w:pPr>
       <w:r>
         <w:rPr>
-          <w:lang w:val="he_IL" w:bidi="he_IL"/>
-        </w:rPr>
-      </w:r>
-      <w:r>
-        <w:rPr>
-          <w:vertAlign w:val="superscript"/>
+          <w:rtl/>
+          <w:cs/>
+          <w:lang w:val="he_IL" w:bidi="he_IL"/>
+        </w:rPr>
+      </w:r>
+      <w:r>
+        <w:rPr>
+          <w:vertAlign w:val="superscript"/>
+          <w:rtl/>
+          <w:cs/>
           <w:lang w:val="he_IL" w:bidi="he_IL"/>
         </w:rPr>
         <w:t>4</w:t>
       </w:r>
       <w:r>
         <w:rPr>
+          <w:rtl/>
+          <w:cs/>
           <w:lang w:val="he_IL" w:bidi="he_IL"/>
         </w:rPr>
         <w:t xml:space="preserve"> בְּחַבְלֵ֨י אָדָ֤ם אֶמְשְׁכֵם֙ בַּעֲבֹת֣וֹת אַהֲבָ֔ה וָאֶהְיֶ֥ה לָהֶ֛ם כִּמְרִ֥ימֵי עֹ֖ל עַ֣ל לְחֵיהֶ֑ם וְאַ֥ט אֵלָ֖יו אוֹכִֽיל׃</w:t>
@@ -3834,18 +4816,24 @@
       </w:pPr>
       <w:r>
         <w:rPr>
-          <w:lang w:val="he_IL" w:bidi="he_IL"/>
-        </w:rPr>
-      </w:r>
-      <w:r>
-        <w:rPr>
-          <w:vertAlign w:val="superscript"/>
+          <w:rtl/>
+          <w:cs/>
+          <w:lang w:val="he_IL" w:bidi="he_IL"/>
+        </w:rPr>
+      </w:r>
+      <w:r>
+        <w:rPr>
+          <w:vertAlign w:val="superscript"/>
+          <w:rtl/>
+          <w:cs/>
           <w:lang w:val="he_IL" w:bidi="he_IL"/>
         </w:rPr>
         <w:t>5</w:t>
       </w:r>
       <w:r>
         <w:rPr>
+          <w:rtl/>
+          <w:cs/>
           <w:lang w:val="he_IL" w:bidi="he_IL"/>
         </w:rPr>
         <w:t xml:space="preserve"> לֹ֤א יָשׁוּב֙ אֶל־אֶ֣רֶץ מִצְרַ֔יִם וְאַשּׁ֖וּר ה֣וּא מַלְכּ֑וֹ כִּ֥י מֵאֲנ֖וּ לָשֽׁוּב׃</w:t>
@@ -3857,18 +4845,24 @@
       </w:pPr>
       <w:r>
         <w:rPr>
-          <w:lang w:val="he_IL" w:bidi="he_IL"/>
-        </w:rPr>
-      </w:r>
-      <w:r>
-        <w:rPr>
-          <w:vertAlign w:val="superscript"/>
+          <w:rtl/>
+          <w:cs/>
+          <w:lang w:val="he_IL" w:bidi="he_IL"/>
+        </w:rPr>
+      </w:r>
+      <w:r>
+        <w:rPr>
+          <w:vertAlign w:val="superscript"/>
+          <w:rtl/>
+          <w:cs/>
           <w:lang w:val="he_IL" w:bidi="he_IL"/>
         </w:rPr>
         <w:t>6</w:t>
       </w:r>
       <w:r>
         <w:rPr>
+          <w:rtl/>
+          <w:cs/>
           <w:lang w:val="he_IL" w:bidi="he_IL"/>
         </w:rPr>
         <w:t xml:space="preserve"> וְחָלָ֥ה חֶ֙רֶב֙ בְּעָרָ֔יו וְכִלְּתָ֥ה בַדָּ֖יו וְאָכָ֑לָה מִֽמֹּעֲצ֖וֹתֵיהֶֽם׃</w:t>
@@ -3880,18 +4874,24 @@
       </w:pPr>
       <w:r>
         <w:rPr>
-          <w:lang w:val="he_IL" w:bidi="he_IL"/>
-        </w:rPr>
-      </w:r>
-      <w:r>
-        <w:rPr>
-          <w:vertAlign w:val="superscript"/>
+          <w:rtl/>
+          <w:cs/>
+          <w:lang w:val="he_IL" w:bidi="he_IL"/>
+        </w:rPr>
+      </w:r>
+      <w:r>
+        <w:rPr>
+          <w:vertAlign w:val="superscript"/>
+          <w:rtl/>
+          <w:cs/>
           <w:lang w:val="he_IL" w:bidi="he_IL"/>
         </w:rPr>
         <w:t>7</w:t>
       </w:r>
       <w:r>
         <w:rPr>
+          <w:rtl/>
+          <w:cs/>
           <w:lang w:val="he_IL" w:bidi="he_IL"/>
         </w:rPr>
         <w:t xml:space="preserve"> וְעַמִּ֥י תְלוּאִ֖ים לִמְשֽׁוּבָתִ֑י וְאֶל־עַל֙ יִקְרָאֻ֔הוּ יַ֖חַד לֹ֥א יְרוֹמֵם׃</w:t>
@@ -3903,18 +4903,24 @@
       </w:pPr>
       <w:r>
         <w:rPr>
-          <w:lang w:val="he_IL" w:bidi="he_IL"/>
-        </w:rPr>
-      </w:r>
-      <w:r>
-        <w:rPr>
-          <w:vertAlign w:val="superscript"/>
+          <w:rtl/>
+          <w:cs/>
+          <w:lang w:val="he_IL" w:bidi="he_IL"/>
+        </w:rPr>
+      </w:r>
+      <w:r>
+        <w:rPr>
+          <w:vertAlign w:val="superscript"/>
+          <w:rtl/>
+          <w:cs/>
           <w:lang w:val="he_IL" w:bidi="he_IL"/>
         </w:rPr>
         <w:t>8</w:t>
       </w:r>
       <w:r>
         <w:rPr>
+          <w:rtl/>
+          <w:cs/>
           <w:lang w:val="he_IL" w:bidi="he_IL"/>
         </w:rPr>
         <w:t xml:space="preserve"> אֵ֞יךְ אֶתֶּנְךָ֣ אֶפְרַ֗יִם אֲמַגֶּנְךָ֙ יִשְׂרָאֵ֔ל אֵ֚יךְ אֶתֶּנְךָ֣ כְאַדְמָ֔ה אֲשִֽׂימְךָ֖ כִּצְבֹאיִ֑ם נֶהְפַּ֤ךְ עָלַי֙ לִבִּ֔י יַ֖חַד נִכְמְר֥וּ נִחוּמָֽי׃</w:t>
@@ -3926,18 +4932,24 @@
       </w:pPr>
       <w:r>
         <w:rPr>
-          <w:lang w:val="he_IL" w:bidi="he_IL"/>
-        </w:rPr>
-      </w:r>
-      <w:r>
-        <w:rPr>
-          <w:vertAlign w:val="superscript"/>
+          <w:rtl/>
+          <w:cs/>
+          <w:lang w:val="he_IL" w:bidi="he_IL"/>
+        </w:rPr>
+      </w:r>
+      <w:r>
+        <w:rPr>
+          <w:vertAlign w:val="superscript"/>
+          <w:rtl/>
+          <w:cs/>
           <w:lang w:val="he_IL" w:bidi="he_IL"/>
         </w:rPr>
         <w:t>9</w:t>
       </w:r>
       <w:r>
         <w:rPr>
+          <w:rtl/>
+          <w:cs/>
           <w:lang w:val="he_IL" w:bidi="he_IL"/>
         </w:rPr>
         <w:t xml:space="preserve"> לֹ֤א אֶֽעֱשֶׂה֙ חֲר֣וֹן אַפִּ֔י לֹ֥א אָשׁ֖וּב לְשַׁחֵ֣ת אֶפְרָ֑יִם כִּ֣י אֵ֤ל אָֽנֹכִי֙ וְלֹא־אִ֔ישׁ בְּקִרְבְּךָ֣ קָד֔וֹשׁ וְלֹ֥א אָב֖וֹא בְּעִֽיר׃</w:t>
@@ -3949,18 +4961,24 @@
       </w:pPr>
       <w:r>
         <w:rPr>
-          <w:lang w:val="he_IL" w:bidi="he_IL"/>
-        </w:rPr>
-      </w:r>
-      <w:r>
-        <w:rPr>
-          <w:vertAlign w:val="superscript"/>
+          <w:rtl/>
+          <w:cs/>
+          <w:lang w:val="he_IL" w:bidi="he_IL"/>
+        </w:rPr>
+      </w:r>
+      <w:r>
+        <w:rPr>
+          <w:vertAlign w:val="superscript"/>
+          <w:rtl/>
+          <w:cs/>
           <w:lang w:val="he_IL" w:bidi="he_IL"/>
         </w:rPr>
         <w:t>10</w:t>
       </w:r>
       <w:r>
         <w:rPr>
+          <w:rtl/>
+          <w:cs/>
           <w:lang w:val="he_IL" w:bidi="he_IL"/>
         </w:rPr>
         <w:t xml:space="preserve"> אַחֲרֵ֧י יְהוָ֛ה יֵלְכ֖וּ כְּאַרְיֵ֣ה יִשְׁאָ֑ג כִּֽי־ה֣וּא יִשְׁאַ֔ג וְיֶחֶרְד֥וּ בָנִ֖ים מִיָּֽם׃</w:t>
@@ -3972,18 +4990,24 @@
       </w:pPr>
       <w:r>
         <w:rPr>
-          <w:lang w:val="he_IL" w:bidi="he_IL"/>
-        </w:rPr>
-      </w:r>
-      <w:r>
-        <w:rPr>
-          <w:vertAlign w:val="superscript"/>
+          <w:rtl/>
+          <w:cs/>
+          <w:lang w:val="he_IL" w:bidi="he_IL"/>
+        </w:rPr>
+      </w:r>
+      <w:r>
+        <w:rPr>
+          <w:vertAlign w:val="superscript"/>
+          <w:rtl/>
+          <w:cs/>
           <w:lang w:val="he_IL" w:bidi="he_IL"/>
         </w:rPr>
         <w:t>11</w:t>
       </w:r>
       <w:r>
         <w:rPr>
+          <w:rtl/>
+          <w:cs/>
           <w:lang w:val="he_IL" w:bidi="he_IL"/>
         </w:rPr>
         <w:t xml:space="preserve"> יֶחֶרְד֤וּ כְצִפּוֹר֙ מִמִּצְרַ֔יִם וּכְיוֹנָ֖ה מֵאֶ֣רֶץ אַשּׁ֑וּר וְהוֹשַׁבְתִּ֥ים עַל־בָּתֵּיהֶ֖ם נְאֻם־יְהוָֽה׃ ס</w:t>
@@ -3996,34 +5020,44 @@
       </w:pPr>
       <w:r>
         <w:rPr>
+          <w:rtl/>
+          <w:cs/>
           <w:lang w:val="he_IL" w:bidi="he_IL"/>
         </w:rPr>
         <w:t>Hosea 12:1</w:t>
       </w:r>
       <w:r>
         <w:rPr>
-          <w:lang w:val="he_IL" w:bidi="he_IL"/>
-        </w:rPr>
-      </w:r>
-    </w:p>
-    <w:p>
-      <w:pPr>
-        <w:bidi/>
-      </w:pPr>
-      <w:r>
-        <w:rPr>
-          <w:lang w:val="he_IL" w:bidi="he_IL"/>
-        </w:rPr>
-      </w:r>
-      <w:r>
-        <w:rPr>
-          <w:vertAlign w:val="superscript"/>
+          <w:rtl/>
+          <w:cs/>
+          <w:lang w:val="he_IL" w:bidi="he_IL"/>
+        </w:rPr>
+      </w:r>
+    </w:p>
+    <w:p>
+      <w:pPr>
+        <w:bidi/>
+      </w:pPr>
+      <w:r>
+        <w:rPr>
+          <w:rtl/>
+          <w:cs/>
+          <w:lang w:val="he_IL" w:bidi="he_IL"/>
+        </w:rPr>
+      </w:r>
+      <w:r>
+        <w:rPr>
+          <w:vertAlign w:val="superscript"/>
+          <w:rtl/>
+          <w:cs/>
           <w:lang w:val="he_IL" w:bidi="he_IL"/>
         </w:rPr>
         <w:t>1</w:t>
       </w:r>
       <w:r>
         <w:rPr>
+          <w:rtl/>
+          <w:cs/>
           <w:lang w:val="he_IL" w:bidi="he_IL"/>
         </w:rPr>
         <w:t xml:space="preserve"> סְבָבֻ֤נִי בְכַ֙חַשׁ֙ אֶפְרַ֔יִם וּבְמִרְמָ֖ה בֵּ֣ית יִשְׂרָאֵ֑ל וִֽיהוּדָ֗ה עֹ֥ד רָד֙ עִם־אֵ֔ל וְעִם־קְדוֹשִׁ֖ים נֶאֱמָֽן׃</w:t>
@@ -4035,18 +5069,24 @@
       </w:pPr>
       <w:r>
         <w:rPr>
-          <w:lang w:val="he_IL" w:bidi="he_IL"/>
-        </w:rPr>
-      </w:r>
-      <w:r>
-        <w:rPr>
-          <w:vertAlign w:val="superscript"/>
+          <w:rtl/>
+          <w:cs/>
+          <w:lang w:val="he_IL" w:bidi="he_IL"/>
+        </w:rPr>
+      </w:r>
+      <w:r>
+        <w:rPr>
+          <w:vertAlign w:val="superscript"/>
+          <w:rtl/>
+          <w:cs/>
           <w:lang w:val="he_IL" w:bidi="he_IL"/>
         </w:rPr>
         <w:t>2</w:t>
       </w:r>
       <w:r>
         <w:rPr>
+          <w:rtl/>
+          <w:cs/>
           <w:lang w:val="he_IL" w:bidi="he_IL"/>
         </w:rPr>
         <w:t xml:space="preserve"> אֶפְרַ֜יִם רֹעֶ֥ה ר֙וּחַ֙ וְרֹדֵ֣ף קָדִ֔ים כָּל־הַיּ֕וֹם כָּזָ֥ב וָשֹׁ֖ד יַרְבֶּ֑ה וּבְרִית֙ עִם־אַשּׁ֣וּר יִכְרֹ֔תוּ וְשֶׁ֖מֶן לְמִצְרַ֥יִם יוּבָֽל׃</w:t>
@@ -4058,18 +5098,24 @@
       </w:pPr>
       <w:r>
         <w:rPr>
-          <w:lang w:val="he_IL" w:bidi="he_IL"/>
-        </w:rPr>
-      </w:r>
-      <w:r>
-        <w:rPr>
-          <w:vertAlign w:val="superscript"/>
+          <w:rtl/>
+          <w:cs/>
+          <w:lang w:val="he_IL" w:bidi="he_IL"/>
+        </w:rPr>
+      </w:r>
+      <w:r>
+        <w:rPr>
+          <w:vertAlign w:val="superscript"/>
+          <w:rtl/>
+          <w:cs/>
           <w:lang w:val="he_IL" w:bidi="he_IL"/>
         </w:rPr>
         <w:t>3</w:t>
       </w:r>
       <w:r>
         <w:rPr>
+          <w:rtl/>
+          <w:cs/>
           <w:lang w:val="he_IL" w:bidi="he_IL"/>
         </w:rPr>
         <w:t xml:space="preserve"> וְרִ֥יב לַֽיהוָ֖ה עִם־יְהוּדָ֑ה וְלִפְקֹ֤ד עַֽל־יַעֲקֹב֙ כִּדְרָכָ֔יו כְּמַעֲלָלָ֖יו יָשִׁ֥יב לֽוֹ׃</w:t>
@@ -4081,18 +5127,24 @@
       </w:pPr>
       <w:r>
         <w:rPr>
-          <w:lang w:val="he_IL" w:bidi="he_IL"/>
-        </w:rPr>
-      </w:r>
-      <w:r>
-        <w:rPr>
-          <w:vertAlign w:val="superscript"/>
+          <w:rtl/>
+          <w:cs/>
+          <w:lang w:val="he_IL" w:bidi="he_IL"/>
+        </w:rPr>
+      </w:r>
+      <w:r>
+        <w:rPr>
+          <w:vertAlign w:val="superscript"/>
+          <w:rtl/>
+          <w:cs/>
           <w:lang w:val="he_IL" w:bidi="he_IL"/>
         </w:rPr>
         <w:t>4</w:t>
       </w:r>
       <w:r>
         <w:rPr>
+          <w:rtl/>
+          <w:cs/>
           <w:lang w:val="he_IL" w:bidi="he_IL"/>
         </w:rPr>
         <w:t xml:space="preserve"> בַּבֶּ֖טֶן עָקַ֣ב אֶת־אָחִ֑יו וּבְאוֹנ֖וֹ שָׂרָ֥ה אֶת־אֱלֹהִֽים׃</w:t>
@@ -4104,18 +5156,24 @@
       </w:pPr>
       <w:r>
         <w:rPr>
-          <w:lang w:val="he_IL" w:bidi="he_IL"/>
-        </w:rPr>
-      </w:r>
-      <w:r>
-        <w:rPr>
-          <w:vertAlign w:val="superscript"/>
+          <w:rtl/>
+          <w:cs/>
+          <w:lang w:val="he_IL" w:bidi="he_IL"/>
+        </w:rPr>
+      </w:r>
+      <w:r>
+        <w:rPr>
+          <w:vertAlign w:val="superscript"/>
+          <w:rtl/>
+          <w:cs/>
           <w:lang w:val="he_IL" w:bidi="he_IL"/>
         </w:rPr>
         <w:t>5</w:t>
       </w:r>
       <w:r>
         <w:rPr>
+          <w:rtl/>
+          <w:cs/>
           <w:lang w:val="he_IL" w:bidi="he_IL"/>
         </w:rPr>
         <w:t xml:space="preserve"> וָיָּ֤שַׂר אֶל־מַלְאָךְ֙ וַיֻּכָ֔ל בָּכָ֖ה וַיִּתְחַנֶּן־ל֑וֹ בֵּֽית־אֵל֙ יִמְצָאֶ֔נּוּ וְשָׁ֖ם יְדַבֵּ֥ר עִמָּֽנוּ׃</w:t>
@@ -4127,18 +5185,24 @@
       </w:pPr>
       <w:r>
         <w:rPr>
-          <w:lang w:val="he_IL" w:bidi="he_IL"/>
-        </w:rPr>
-      </w:r>
-      <w:r>
-        <w:rPr>
-          <w:vertAlign w:val="superscript"/>
+          <w:rtl/>
+          <w:cs/>
+          <w:lang w:val="he_IL" w:bidi="he_IL"/>
+        </w:rPr>
+      </w:r>
+      <w:r>
+        <w:rPr>
+          <w:vertAlign w:val="superscript"/>
+          <w:rtl/>
+          <w:cs/>
           <w:lang w:val="he_IL" w:bidi="he_IL"/>
         </w:rPr>
         <w:t>6</w:t>
       </w:r>
       <w:r>
         <w:rPr>
+          <w:rtl/>
+          <w:cs/>
           <w:lang w:val="he_IL" w:bidi="he_IL"/>
         </w:rPr>
         <w:t xml:space="preserve"> וַֽיהוָ֖ה אֱלֹהֵ֣י הַצְּבָא֑וֹת יְהוָ֖ה זִכְרֽוֹ׃</w:t>
@@ -4150,18 +5214,24 @@
       </w:pPr>
       <w:r>
         <w:rPr>
-          <w:lang w:val="he_IL" w:bidi="he_IL"/>
-        </w:rPr>
-      </w:r>
-      <w:r>
-        <w:rPr>
-          <w:vertAlign w:val="superscript"/>
+          <w:rtl/>
+          <w:cs/>
+          <w:lang w:val="he_IL" w:bidi="he_IL"/>
+        </w:rPr>
+      </w:r>
+      <w:r>
+        <w:rPr>
+          <w:vertAlign w:val="superscript"/>
+          <w:rtl/>
+          <w:cs/>
           <w:lang w:val="he_IL" w:bidi="he_IL"/>
         </w:rPr>
         <w:t>7</w:t>
       </w:r>
       <w:r>
         <w:rPr>
+          <w:rtl/>
+          <w:cs/>
           <w:lang w:val="he_IL" w:bidi="he_IL"/>
         </w:rPr>
         <w:t xml:space="preserve"> וְאַתָּ֖ה בֵּאלֹהֶ֣יךָ תָשׁ֑וּב חֶ֤סֶד וּמִשְׁפָּט֙ שְׁמֹ֔ר וְקַוֵּ֥ה אֶל־אֱלֹהֶ֖יךָ תָּמִֽיד׃</w:t>
@@ -4173,18 +5243,24 @@
       </w:pPr>
       <w:r>
         <w:rPr>
-          <w:lang w:val="he_IL" w:bidi="he_IL"/>
-        </w:rPr>
-      </w:r>
-      <w:r>
-        <w:rPr>
-          <w:vertAlign w:val="superscript"/>
+          <w:rtl/>
+          <w:cs/>
+          <w:lang w:val="he_IL" w:bidi="he_IL"/>
+        </w:rPr>
+      </w:r>
+      <w:r>
+        <w:rPr>
+          <w:vertAlign w:val="superscript"/>
+          <w:rtl/>
+          <w:cs/>
           <w:lang w:val="he_IL" w:bidi="he_IL"/>
         </w:rPr>
         <w:t>8</w:t>
       </w:r>
       <w:r>
         <w:rPr>
+          <w:rtl/>
+          <w:cs/>
           <w:lang w:val="he_IL" w:bidi="he_IL"/>
         </w:rPr>
         <w:t xml:space="preserve"> כְּנַ֗עַן בְּיָד֛וֹ מֹאזְנֵ֥י מִרְמָ֖ה לַעֲשֹׁ֥ק אָהֵֽב׃</w:t>
@@ -4196,18 +5272,24 @@
       </w:pPr>
       <w:r>
         <w:rPr>
-          <w:lang w:val="he_IL" w:bidi="he_IL"/>
-        </w:rPr>
-      </w:r>
-      <w:r>
-        <w:rPr>
-          <w:vertAlign w:val="superscript"/>
+          <w:rtl/>
+          <w:cs/>
+          <w:lang w:val="he_IL" w:bidi="he_IL"/>
+        </w:rPr>
+      </w:r>
+      <w:r>
+        <w:rPr>
+          <w:vertAlign w:val="superscript"/>
+          <w:rtl/>
+          <w:cs/>
           <w:lang w:val="he_IL" w:bidi="he_IL"/>
         </w:rPr>
         <w:t>9</w:t>
       </w:r>
       <w:r>
         <w:rPr>
+          <w:rtl/>
+          <w:cs/>
           <w:lang w:val="he_IL" w:bidi="he_IL"/>
         </w:rPr>
         <w:t xml:space="preserve"> וַיֹּ֣אמֶר אֶפְרַ֔יִם אַ֣ךְ עָשַׁ֔רְתִּי מָצָ֥אתִי א֖וֹן לִ֑י כָּל־יְגִיעַ֕י לֹ֥א יִמְצְאוּ־לִ֖י עָוֺ֥ן אֲשֶׁר־חֵֽטְא׃</w:t>
@@ -4219,18 +5301,24 @@
       </w:pPr>
       <w:r>
         <w:rPr>
-          <w:lang w:val="he_IL" w:bidi="he_IL"/>
-        </w:rPr>
-      </w:r>
-      <w:r>
-        <w:rPr>
-          <w:vertAlign w:val="superscript"/>
+          <w:rtl/>
+          <w:cs/>
+          <w:lang w:val="he_IL" w:bidi="he_IL"/>
+        </w:rPr>
+      </w:r>
+      <w:r>
+        <w:rPr>
+          <w:vertAlign w:val="superscript"/>
+          <w:rtl/>
+          <w:cs/>
           <w:lang w:val="he_IL" w:bidi="he_IL"/>
         </w:rPr>
         <w:t>10</w:t>
       </w:r>
       <w:r>
         <w:rPr>
+          <w:rtl/>
+          <w:cs/>
           <w:lang w:val="he_IL" w:bidi="he_IL"/>
         </w:rPr>
         <w:t xml:space="preserve"> וְאָנֹכִ֛י יְהוָ֥ה אֱלֹהֶ֖יךָ מֵאֶ֣רֶץ מִצְרָ֑יִם עֹ֛ד אוֹשִֽׁיבְךָ֥ בָאֳהָלִ֖ים כִּימֵ֥י מוֹעֵֽד׃</w:t>
@@ -4242,18 +5330,24 @@
       </w:pPr>
       <w:r>
         <w:rPr>
-          <w:lang w:val="he_IL" w:bidi="he_IL"/>
-        </w:rPr>
-      </w:r>
-      <w:r>
-        <w:rPr>
-          <w:vertAlign w:val="superscript"/>
+          <w:rtl/>
+          <w:cs/>
+          <w:lang w:val="he_IL" w:bidi="he_IL"/>
+        </w:rPr>
+      </w:r>
+      <w:r>
+        <w:rPr>
+          <w:vertAlign w:val="superscript"/>
+          <w:rtl/>
+          <w:cs/>
           <w:lang w:val="he_IL" w:bidi="he_IL"/>
         </w:rPr>
         <w:t>11</w:t>
       </w:r>
       <w:r>
         <w:rPr>
+          <w:rtl/>
+          <w:cs/>
           <w:lang w:val="he_IL" w:bidi="he_IL"/>
         </w:rPr>
         <w:t xml:space="preserve"> וְדִבַּ֙רְתִּי֙ עַל־הַנְּבִיאִ֔ים וְאָנֹכִ֖י חָז֣וֹן הִרְבֵּ֑יתִי וּבְיַ֥ד הַנְּבִיאִ֖ים אֲדַמֶּֽה׃</w:t>
@@ -4265,18 +5359,24 @@
       </w:pPr>
       <w:r>
         <w:rPr>
-          <w:lang w:val="he_IL" w:bidi="he_IL"/>
-        </w:rPr>
-      </w:r>
-      <w:r>
-        <w:rPr>
-          <w:vertAlign w:val="superscript"/>
+          <w:rtl/>
+          <w:cs/>
+          <w:lang w:val="he_IL" w:bidi="he_IL"/>
+        </w:rPr>
+      </w:r>
+      <w:r>
+        <w:rPr>
+          <w:vertAlign w:val="superscript"/>
+          <w:rtl/>
+          <w:cs/>
           <w:lang w:val="he_IL" w:bidi="he_IL"/>
         </w:rPr>
         <w:t>12</w:t>
       </w:r>
       <w:r>
         <w:rPr>
+          <w:rtl/>
+          <w:cs/>
           <w:lang w:val="he_IL" w:bidi="he_IL"/>
         </w:rPr>
         <w:t xml:space="preserve"> אִם־גִּלְעָ֥ד אָ֙וֶן֙ אַךְ־שָׁ֣וְא הָי֔וּ בַּגִּלְגָּ֖ל שְׁוָרִ֣ים זִבֵּ֑חוּ גַּ֤ם מִזְבְּחוֹתָם֙ כְּגַלִּ֔ים עַ֖ל תַּלְמֵ֥י שָׂדָֽי׃</w:t>
@@ -4288,18 +5388,24 @@
       </w:pPr>
       <w:r>
         <w:rPr>
-          <w:lang w:val="he_IL" w:bidi="he_IL"/>
-        </w:rPr>
-      </w:r>
-      <w:r>
-        <w:rPr>
-          <w:vertAlign w:val="superscript"/>
+          <w:rtl/>
+          <w:cs/>
+          <w:lang w:val="he_IL" w:bidi="he_IL"/>
+        </w:rPr>
+      </w:r>
+      <w:r>
+        <w:rPr>
+          <w:vertAlign w:val="superscript"/>
+          <w:rtl/>
+          <w:cs/>
           <w:lang w:val="he_IL" w:bidi="he_IL"/>
         </w:rPr>
         <w:t>13</w:t>
       </w:r>
       <w:r>
         <w:rPr>
+          <w:rtl/>
+          <w:cs/>
           <w:lang w:val="he_IL" w:bidi="he_IL"/>
         </w:rPr>
         <w:t xml:space="preserve"> וַיִּבְרַ֥ח יַעֲקֹ֖ב שְׂדֵ֣ה אֲרָ֑ם וַיַּעֲבֹ֤ד יִשְׂרָאֵל֙ בְּאִשָּׁ֔ה וּבְאִשָּׁ֖ה שָׁמָֽר׃</w:t>
@@ -4311,18 +5417,24 @@
       </w:pPr>
       <w:r>
         <w:rPr>
-          <w:lang w:val="he_IL" w:bidi="he_IL"/>
-        </w:rPr>
-      </w:r>
-      <w:r>
-        <w:rPr>
-          <w:vertAlign w:val="superscript"/>
+          <w:rtl/>
+          <w:cs/>
+          <w:lang w:val="he_IL" w:bidi="he_IL"/>
+        </w:rPr>
+      </w:r>
+      <w:r>
+        <w:rPr>
+          <w:vertAlign w:val="superscript"/>
+          <w:rtl/>
+          <w:cs/>
           <w:lang w:val="he_IL" w:bidi="he_IL"/>
         </w:rPr>
         <w:t>14</w:t>
       </w:r>
       <w:r>
         <w:rPr>
+          <w:rtl/>
+          <w:cs/>
           <w:lang w:val="he_IL" w:bidi="he_IL"/>
         </w:rPr>
         <w:t xml:space="preserve"> וּבְנָבִ֕יא הֶעֱלָ֧ה יְהוָ֛ה אֶת־יִשְׂרָאֵ֖ל מִמִּצְרָ֑יִם וּבְנָבִ֖יא נִשְׁמָֽר׃</w:t>
@@ -4334,18 +5446,24 @@
       </w:pPr>
       <w:r>
         <w:rPr>
-          <w:lang w:val="he_IL" w:bidi="he_IL"/>
-        </w:rPr>
-      </w:r>
-      <w:r>
-        <w:rPr>
-          <w:vertAlign w:val="superscript"/>
+          <w:rtl/>
+          <w:cs/>
+          <w:lang w:val="he_IL" w:bidi="he_IL"/>
+        </w:rPr>
+      </w:r>
+      <w:r>
+        <w:rPr>
+          <w:vertAlign w:val="superscript"/>
+          <w:rtl/>
+          <w:cs/>
           <w:lang w:val="he_IL" w:bidi="he_IL"/>
         </w:rPr>
         <w:t>15</w:t>
       </w:r>
       <w:r>
         <w:rPr>
+          <w:rtl/>
+          <w:cs/>
           <w:lang w:val="he_IL" w:bidi="he_IL"/>
         </w:rPr>
         <w:t xml:space="preserve"> הִכְעִ֥יס אֶפְרַ֖יִם תַּמְרוּרִ֑ים וְדָמָיו֙ עָלָ֣יו יִטּ֔וֹשׁ וְחֶ֨רְפָּת֔וֹ יָשִׁ֥יב ל֖וֹ אֲדֹנָֽיו׃</w:t>
@@ -4358,34 +5476,44 @@
       </w:pPr>
       <w:r>
         <w:rPr>
+          <w:rtl/>
+          <w:cs/>
           <w:lang w:val="he_IL" w:bidi="he_IL"/>
         </w:rPr>
         <w:t>Hosea 13:1</w:t>
       </w:r>
       <w:r>
         <w:rPr>
-          <w:lang w:val="he_IL" w:bidi="he_IL"/>
-        </w:rPr>
-      </w:r>
-    </w:p>
-    <w:p>
-      <w:pPr>
-        <w:bidi/>
-      </w:pPr>
-      <w:r>
-        <w:rPr>
-          <w:lang w:val="he_IL" w:bidi="he_IL"/>
-        </w:rPr>
-      </w:r>
-      <w:r>
-        <w:rPr>
-          <w:vertAlign w:val="superscript"/>
+          <w:rtl/>
+          <w:cs/>
+          <w:lang w:val="he_IL" w:bidi="he_IL"/>
+        </w:rPr>
+      </w:r>
+    </w:p>
+    <w:p>
+      <w:pPr>
+        <w:bidi/>
+      </w:pPr>
+      <w:r>
+        <w:rPr>
+          <w:rtl/>
+          <w:cs/>
+          <w:lang w:val="he_IL" w:bidi="he_IL"/>
+        </w:rPr>
+      </w:r>
+      <w:r>
+        <w:rPr>
+          <w:vertAlign w:val="superscript"/>
+          <w:rtl/>
+          <w:cs/>
           <w:lang w:val="he_IL" w:bidi="he_IL"/>
         </w:rPr>
         <w:t>1</w:t>
       </w:r>
       <w:r>
         <w:rPr>
+          <w:rtl/>
+          <w:cs/>
           <w:lang w:val="he_IL" w:bidi="he_IL"/>
         </w:rPr>
         <w:t xml:space="preserve"> כְּדַבֵּ֤ר אֶפְרַ֙יִם֙ רְתֵ֔ת נָשָׂ֥א ה֖וּא בְּיִשְׂרָאֵ֑ל וַיֶּאְשַׁ֥ם בַּבַּ֖עַל וַיָּמֹֽת׃</w:t>
@@ -4397,18 +5525,24 @@
       </w:pPr>
       <w:r>
         <w:rPr>
-          <w:lang w:val="he_IL" w:bidi="he_IL"/>
-        </w:rPr>
-      </w:r>
-      <w:r>
-        <w:rPr>
-          <w:vertAlign w:val="superscript"/>
+          <w:rtl/>
+          <w:cs/>
+          <w:lang w:val="he_IL" w:bidi="he_IL"/>
+        </w:rPr>
+      </w:r>
+      <w:r>
+        <w:rPr>
+          <w:vertAlign w:val="superscript"/>
+          <w:rtl/>
+          <w:cs/>
           <w:lang w:val="he_IL" w:bidi="he_IL"/>
         </w:rPr>
         <w:t>2</w:t>
       </w:r>
       <w:r>
         <w:rPr>
+          <w:rtl/>
+          <w:cs/>
           <w:lang w:val="he_IL" w:bidi="he_IL"/>
         </w:rPr>
         <w:t xml:space="preserve"> וְעַתָּ֣ה ׀ יוֹסִ֣פוּ לַחֲטֹ֗א וַיַּעְשׂ֣וּ לָהֶם֩ מַסֵּכָ֨ה מִכַּסְפָּ֤ם כִּתְבוּנָם֙ עֲצַבִּ֔ים מַעֲשֵׂ֥ה חָרָשִׁ֖ים כֻּלֹּ֑ה לָהֶם֙ הֵ֣ם אֹמְרִ֔ים זֹבְחֵ֣י אָדָ֔ם עֲגָלִ֖ים יִשָּׁקֽוּן׃</w:t>
@@ -4420,18 +5554,24 @@
       </w:pPr>
       <w:r>
         <w:rPr>
-          <w:lang w:val="he_IL" w:bidi="he_IL"/>
-        </w:rPr>
-      </w:r>
-      <w:r>
-        <w:rPr>
-          <w:vertAlign w:val="superscript"/>
+          <w:rtl/>
+          <w:cs/>
+          <w:lang w:val="he_IL" w:bidi="he_IL"/>
+        </w:rPr>
+      </w:r>
+      <w:r>
+        <w:rPr>
+          <w:vertAlign w:val="superscript"/>
+          <w:rtl/>
+          <w:cs/>
           <w:lang w:val="he_IL" w:bidi="he_IL"/>
         </w:rPr>
         <w:t>3</w:t>
       </w:r>
       <w:r>
         <w:rPr>
+          <w:rtl/>
+          <w:cs/>
           <w:lang w:val="he_IL" w:bidi="he_IL"/>
         </w:rPr>
         <w:t xml:space="preserve"> לָכֵ֗ן יִֽהְיוּ֙ כַּעֲנַן־בֹּ֔קֶר וְכַטַּ֖ל מַשְׁכִּ֣ים הֹלֵ֑ךְ כְּמֹץ֙ יְסֹעֵ֣ר מִגֹּ֔רֶן וּכְעָשָׁ֖ן מֵאֲרֻבָּֽה׃</w:t>
@@ -4443,18 +5583,24 @@
       </w:pPr>
       <w:r>
         <w:rPr>
-          <w:lang w:val="he_IL" w:bidi="he_IL"/>
-        </w:rPr>
-      </w:r>
-      <w:r>
-        <w:rPr>
-          <w:vertAlign w:val="superscript"/>
+          <w:rtl/>
+          <w:cs/>
+          <w:lang w:val="he_IL" w:bidi="he_IL"/>
+        </w:rPr>
+      </w:r>
+      <w:r>
+        <w:rPr>
+          <w:vertAlign w:val="superscript"/>
+          <w:rtl/>
+          <w:cs/>
           <w:lang w:val="he_IL" w:bidi="he_IL"/>
         </w:rPr>
         <w:t>4</w:t>
       </w:r>
       <w:r>
         <w:rPr>
+          <w:rtl/>
+          <w:cs/>
           <w:lang w:val="he_IL" w:bidi="he_IL"/>
         </w:rPr>
         <w:t xml:space="preserve"> וְאָנֹכִ֛י יְהוָ֥ה אֱלֹהֶ֖יךָ מֵאֶ֣רֶץ מִצְרָ֑יִם וֵאלֹהִ֤ים זֽוּלָתִי֙ לֹ֣א תֵדָ֔ע וּמוֹשִׁ֥יעַ אַ֖יִן בִּלְתִּֽי׃</w:t>
@@ -4466,18 +5612,24 @@
       </w:pPr>
       <w:r>
         <w:rPr>
-          <w:lang w:val="he_IL" w:bidi="he_IL"/>
-        </w:rPr>
-      </w:r>
-      <w:r>
-        <w:rPr>
-          <w:vertAlign w:val="superscript"/>
+          <w:rtl/>
+          <w:cs/>
+          <w:lang w:val="he_IL" w:bidi="he_IL"/>
+        </w:rPr>
+      </w:r>
+      <w:r>
+        <w:rPr>
+          <w:vertAlign w:val="superscript"/>
+          <w:rtl/>
+          <w:cs/>
           <w:lang w:val="he_IL" w:bidi="he_IL"/>
         </w:rPr>
         <w:t>5</w:t>
       </w:r>
       <w:r>
         <w:rPr>
+          <w:rtl/>
+          <w:cs/>
           <w:lang w:val="he_IL" w:bidi="he_IL"/>
         </w:rPr>
         <w:t xml:space="preserve"> אֲנִ֥י יְדַעְתִּ֖יךָ בַּמִּדְבָּ֑ר בְּאֶ֖רֶץ תַּלְאֻבֽוֹת׃</w:t>
@@ -4489,18 +5641,24 @@
       </w:pPr>
       <w:r>
         <w:rPr>
-          <w:lang w:val="he_IL" w:bidi="he_IL"/>
-        </w:rPr>
-      </w:r>
-      <w:r>
-        <w:rPr>
-          <w:vertAlign w:val="superscript"/>
+          <w:rtl/>
+          <w:cs/>
+          <w:lang w:val="he_IL" w:bidi="he_IL"/>
+        </w:rPr>
+      </w:r>
+      <w:r>
+        <w:rPr>
+          <w:vertAlign w:val="superscript"/>
+          <w:rtl/>
+          <w:cs/>
           <w:lang w:val="he_IL" w:bidi="he_IL"/>
         </w:rPr>
         <w:t>6</w:t>
       </w:r>
       <w:r>
         <w:rPr>
+          <w:rtl/>
+          <w:cs/>
           <w:lang w:val="he_IL" w:bidi="he_IL"/>
         </w:rPr>
         <w:t xml:space="preserve"> כְּמַרְעִיתָם֙ וַיִּשְׂבָּ֔עוּ שָׂבְע֖וּ וַיָּ֣רָם לִבָּ֑ם עַל־כֵּ֖ן שְׁכֵחֽוּנִי׃</w:t>
@@ -4512,18 +5670,24 @@
       </w:pPr>
       <w:r>
         <w:rPr>
-          <w:lang w:val="he_IL" w:bidi="he_IL"/>
-        </w:rPr>
-      </w:r>
-      <w:r>
-        <w:rPr>
-          <w:vertAlign w:val="superscript"/>
+          <w:rtl/>
+          <w:cs/>
+          <w:lang w:val="he_IL" w:bidi="he_IL"/>
+        </w:rPr>
+      </w:r>
+      <w:r>
+        <w:rPr>
+          <w:vertAlign w:val="superscript"/>
+          <w:rtl/>
+          <w:cs/>
           <w:lang w:val="he_IL" w:bidi="he_IL"/>
         </w:rPr>
         <w:t>7</w:t>
       </w:r>
       <w:r>
         <w:rPr>
+          <w:rtl/>
+          <w:cs/>
           <w:lang w:val="he_IL" w:bidi="he_IL"/>
         </w:rPr>
         <w:t xml:space="preserve"> וָאֱהִ֥י לָהֶ֖ם כְּמוֹ־שָׁ֑חַל כְּנָמֵ֖ר עַל־דֶּ֥רֶךְ אָשֽׁוּר׃</w:t>
@@ -4535,18 +5699,24 @@
       </w:pPr>
       <w:r>
         <w:rPr>
-          <w:lang w:val="he_IL" w:bidi="he_IL"/>
-        </w:rPr>
-      </w:r>
-      <w:r>
-        <w:rPr>
-          <w:vertAlign w:val="superscript"/>
+          <w:rtl/>
+          <w:cs/>
+          <w:lang w:val="he_IL" w:bidi="he_IL"/>
+        </w:rPr>
+      </w:r>
+      <w:r>
+        <w:rPr>
+          <w:vertAlign w:val="superscript"/>
+          <w:rtl/>
+          <w:cs/>
           <w:lang w:val="he_IL" w:bidi="he_IL"/>
         </w:rPr>
         <w:t>8</w:t>
       </w:r>
       <w:r>
         <w:rPr>
+          <w:rtl/>
+          <w:cs/>
           <w:lang w:val="he_IL" w:bidi="he_IL"/>
         </w:rPr>
         <w:t xml:space="preserve"> אֶפְגְּשֵׁם֙ כְּדֹ֣ב שַׁכּ֔וּל וְאֶקְרַ֖ע סְג֣וֹר לִבָּ֑ם וְאֹכְלֵ֥ם שָׁם֙ כְּלָבִ֔יא חַיַּ֥ת הַשָּׂדֶ֖ה תְּבַקְּעֵֽם׃</w:t>
@@ -4558,18 +5728,24 @@
       </w:pPr>
       <w:r>
         <w:rPr>
-          <w:lang w:val="he_IL" w:bidi="he_IL"/>
-        </w:rPr>
-      </w:r>
-      <w:r>
-        <w:rPr>
-          <w:vertAlign w:val="superscript"/>
+          <w:rtl/>
+          <w:cs/>
+          <w:lang w:val="he_IL" w:bidi="he_IL"/>
+        </w:rPr>
+      </w:r>
+      <w:r>
+        <w:rPr>
+          <w:vertAlign w:val="superscript"/>
+          <w:rtl/>
+          <w:cs/>
           <w:lang w:val="he_IL" w:bidi="he_IL"/>
         </w:rPr>
         <w:t>9</w:t>
       </w:r>
       <w:r>
         <w:rPr>
+          <w:rtl/>
+          <w:cs/>
           <w:lang w:val="he_IL" w:bidi="he_IL"/>
         </w:rPr>
         <w:t xml:space="preserve"> שִֽׁחֶתְךָ֥ יִשְׂרָאֵ֖ל כִּֽי־בִ֥י בְעֶזְרֶֽךָ׃</w:t>
@@ -4581,18 +5757,24 @@
       </w:pPr>
       <w:r>
         <w:rPr>
-          <w:lang w:val="he_IL" w:bidi="he_IL"/>
-        </w:rPr>
-      </w:r>
-      <w:r>
-        <w:rPr>
-          <w:vertAlign w:val="superscript"/>
+          <w:rtl/>
+          <w:cs/>
+          <w:lang w:val="he_IL" w:bidi="he_IL"/>
+        </w:rPr>
+      </w:r>
+      <w:r>
+        <w:rPr>
+          <w:vertAlign w:val="superscript"/>
+          <w:rtl/>
+          <w:cs/>
           <w:lang w:val="he_IL" w:bidi="he_IL"/>
         </w:rPr>
         <w:t>10</w:t>
       </w:r>
       <w:r>
         <w:rPr>
+          <w:rtl/>
+          <w:cs/>
           <w:lang w:val="he_IL" w:bidi="he_IL"/>
         </w:rPr>
         <w:t xml:space="preserve"> אֱהִ֤י מַלְכְּךָ֙ אֵפ֔וֹא וְיוֹשִֽׁיעֲךָ֖ בְּכָל־עָרֶ֑יךָ וְשֹׁ֣פְטֶ֔יךָ אֲשֶׁ֣ר אָמַ֔רְתָּ תְּנָה־לִּ֖י מֶ֥לֶךְ וְשָׂרִֽים׃</w:t>
@@ -4604,18 +5786,24 @@
       </w:pPr>
       <w:r>
         <w:rPr>
-          <w:lang w:val="he_IL" w:bidi="he_IL"/>
-        </w:rPr>
-      </w:r>
-      <w:r>
-        <w:rPr>
-          <w:vertAlign w:val="superscript"/>
+          <w:rtl/>
+          <w:cs/>
+          <w:lang w:val="he_IL" w:bidi="he_IL"/>
+        </w:rPr>
+      </w:r>
+      <w:r>
+        <w:rPr>
+          <w:vertAlign w:val="superscript"/>
+          <w:rtl/>
+          <w:cs/>
           <w:lang w:val="he_IL" w:bidi="he_IL"/>
         </w:rPr>
         <w:t>11</w:t>
       </w:r>
       <w:r>
         <w:rPr>
+          <w:rtl/>
+          <w:cs/>
           <w:lang w:val="he_IL" w:bidi="he_IL"/>
         </w:rPr>
         <w:t xml:space="preserve"> אֶֽתֶּן־לְךָ֥ מֶ֙לֶךְ֙ בְּאַפִּ֔י וְאֶקַּ֖ח בְּעֶבְרָתִֽי׃ ס</w:t>
@@ -4627,18 +5815,24 @@
       </w:pPr>
       <w:r>
         <w:rPr>
-          <w:lang w:val="he_IL" w:bidi="he_IL"/>
-        </w:rPr>
-      </w:r>
-      <w:r>
-        <w:rPr>
-          <w:vertAlign w:val="superscript"/>
+          <w:rtl/>
+          <w:cs/>
+          <w:lang w:val="he_IL" w:bidi="he_IL"/>
+        </w:rPr>
+      </w:r>
+      <w:r>
+        <w:rPr>
+          <w:vertAlign w:val="superscript"/>
+          <w:rtl/>
+          <w:cs/>
           <w:lang w:val="he_IL" w:bidi="he_IL"/>
         </w:rPr>
         <w:t>12</w:t>
       </w:r>
       <w:r>
         <w:rPr>
+          <w:rtl/>
+          <w:cs/>
           <w:lang w:val="he_IL" w:bidi="he_IL"/>
         </w:rPr>
         <w:t xml:space="preserve"> צָרוּר֙ עֲוֺ֣ן אֶפְרָ֔יִם צְפוּנָ֖ה חַטָּאתֽוֹ׃</w:t>
@@ -4650,18 +5844,24 @@
       </w:pPr>
       <w:r>
         <w:rPr>
-          <w:lang w:val="he_IL" w:bidi="he_IL"/>
-        </w:rPr>
-      </w:r>
-      <w:r>
-        <w:rPr>
-          <w:vertAlign w:val="superscript"/>
+          <w:rtl/>
+          <w:cs/>
+          <w:lang w:val="he_IL" w:bidi="he_IL"/>
+        </w:rPr>
+      </w:r>
+      <w:r>
+        <w:rPr>
+          <w:vertAlign w:val="superscript"/>
+          <w:rtl/>
+          <w:cs/>
           <w:lang w:val="he_IL" w:bidi="he_IL"/>
         </w:rPr>
         <w:t>13</w:t>
       </w:r>
       <w:r>
         <w:rPr>
+          <w:rtl/>
+          <w:cs/>
           <w:lang w:val="he_IL" w:bidi="he_IL"/>
         </w:rPr>
         <w:t xml:space="preserve"> חֶבְלֵ֥י יֽוֹלֵדָ֖ה יָבֹ֣אוּ ל֑וֹ הוּא־בֵן֙ לֹ֣א חָכָ֔ם כִּֽי־עֵ֥ת לֹֽא־יַעֲמֹ֖ד בְּמִשְׁבַּ֥ר בָּנִֽים׃</w:t>
@@ -4673,18 +5873,24 @@
       </w:pPr>
       <w:r>
         <w:rPr>
-          <w:lang w:val="he_IL" w:bidi="he_IL"/>
-        </w:rPr>
-      </w:r>
-      <w:r>
-        <w:rPr>
-          <w:vertAlign w:val="superscript"/>
+          <w:rtl/>
+          <w:cs/>
+          <w:lang w:val="he_IL" w:bidi="he_IL"/>
+        </w:rPr>
+      </w:r>
+      <w:r>
+        <w:rPr>
+          <w:vertAlign w:val="superscript"/>
+          <w:rtl/>
+          <w:cs/>
           <w:lang w:val="he_IL" w:bidi="he_IL"/>
         </w:rPr>
         <w:t>14</w:t>
       </w:r>
       <w:r>
         <w:rPr>
+          <w:rtl/>
+          <w:cs/>
           <w:lang w:val="he_IL" w:bidi="he_IL"/>
         </w:rPr>
         <w:t xml:space="preserve"> מִיַּ֤ד שְׁאוֹל֙ אֶפְדֵּ֔ם מִמָּ֖וֶת אֶגְאָלֵ֑ם אֱהִ֨י דְבָרֶיךָ֜ מָ֗וֶת אֱהִ֤י קָֽטָבְךָ֙ שְׁא֔וֹל נֹ֖חַם יִסָּתֵ֥ר מֵעֵינָֽי׃</w:t>
@@ -4696,18 +5902,24 @@
       </w:pPr>
       <w:r>
         <w:rPr>
-          <w:lang w:val="he_IL" w:bidi="he_IL"/>
-        </w:rPr>
-      </w:r>
-      <w:r>
-        <w:rPr>
-          <w:vertAlign w:val="superscript"/>
+          <w:rtl/>
+          <w:cs/>
+          <w:lang w:val="he_IL" w:bidi="he_IL"/>
+        </w:rPr>
+      </w:r>
+      <w:r>
+        <w:rPr>
+          <w:vertAlign w:val="superscript"/>
+          <w:rtl/>
+          <w:cs/>
           <w:lang w:val="he_IL" w:bidi="he_IL"/>
         </w:rPr>
         <w:t>15</w:t>
       </w:r>
       <w:r>
         <w:rPr>
+          <w:rtl/>
+          <w:cs/>
           <w:lang w:val="he_IL" w:bidi="he_IL"/>
         </w:rPr>
         <w:t xml:space="preserve"> כִּ֣י ה֔וּא בֵּ֥ן אַחִ֖ים יַפְרִ֑יא יָב֣וֹא קָדִים֩ ר֨וּחַ יְהוָ֜ה מִמִּדְבָּ֣ר עֹלֶ֗ה וְיֵב֤וֹשׁ מְקוֹרוֹ֙ וְיֶחֱרַ֣ב מַעְיָנ֔וֹ ה֣וּא יִשְׁסֶ֔ה אוֹצַ֖ר כָּל־כְּלִ֥י חֶמְדָּֽה׃</w:t>
@@ -4720,34 +5932,44 @@
       </w:pPr>
       <w:r>
         <w:rPr>
+          <w:rtl/>
+          <w:cs/>
           <w:lang w:val="he_IL" w:bidi="he_IL"/>
         </w:rPr>
         <w:t>Hosea 14:1</w:t>
       </w:r>
       <w:r>
         <w:rPr>
-          <w:lang w:val="he_IL" w:bidi="he_IL"/>
-        </w:rPr>
-      </w:r>
-    </w:p>
-    <w:p>
-      <w:pPr>
-        <w:bidi/>
-      </w:pPr>
-      <w:r>
-        <w:rPr>
-          <w:lang w:val="he_IL" w:bidi="he_IL"/>
-        </w:rPr>
-      </w:r>
-      <w:r>
-        <w:rPr>
-          <w:vertAlign w:val="superscript"/>
+          <w:rtl/>
+          <w:cs/>
+          <w:lang w:val="he_IL" w:bidi="he_IL"/>
+        </w:rPr>
+      </w:r>
+    </w:p>
+    <w:p>
+      <w:pPr>
+        <w:bidi/>
+      </w:pPr>
+      <w:r>
+        <w:rPr>
+          <w:rtl/>
+          <w:cs/>
+          <w:lang w:val="he_IL" w:bidi="he_IL"/>
+        </w:rPr>
+      </w:r>
+      <w:r>
+        <w:rPr>
+          <w:vertAlign w:val="superscript"/>
+          <w:rtl/>
+          <w:cs/>
           <w:lang w:val="he_IL" w:bidi="he_IL"/>
         </w:rPr>
         <w:t>1</w:t>
       </w:r>
       <w:r>
         <w:rPr>
+          <w:rtl/>
+          <w:cs/>
           <w:lang w:val="he_IL" w:bidi="he_IL"/>
         </w:rPr>
         <w:t xml:space="preserve"> תֶּאְשַׁם֙ שֹֽׁמְר֔וֹן כִּ֥י מָרְתָ֖ה בֵּֽאלֹהֶ֑יהָ בַּחֶ֣רֶב יִפֹּ֔לוּ עֹלְלֵיהֶ֣ם יְרֻטָּ֔שׁוּ וְהָרִיּוֹתָ֖יו יְבֻקָּֽעוּ׃ פ</w:t>
@@ -4759,18 +5981,24 @@
       </w:pPr>
       <w:r>
         <w:rPr>
-          <w:lang w:val="he_IL" w:bidi="he_IL"/>
-        </w:rPr>
-      </w:r>
-      <w:r>
-        <w:rPr>
-          <w:vertAlign w:val="superscript"/>
+          <w:rtl/>
+          <w:cs/>
+          <w:lang w:val="he_IL" w:bidi="he_IL"/>
+        </w:rPr>
+      </w:r>
+      <w:r>
+        <w:rPr>
+          <w:vertAlign w:val="superscript"/>
+          <w:rtl/>
+          <w:cs/>
           <w:lang w:val="he_IL" w:bidi="he_IL"/>
         </w:rPr>
         <w:t>2</w:t>
       </w:r>
       <w:r>
         <w:rPr>
+          <w:rtl/>
+          <w:cs/>
           <w:lang w:val="he_IL" w:bidi="he_IL"/>
         </w:rPr>
         <w:t xml:space="preserve"> שׁ֚וּבָה יִשְׂרָאֵ֔ל עַ֖ד יְהוָ֣ה אֱלֹהֶ֑יךָ כִּ֥י כָשַׁ֖לְתָּ בַּעֲוֺנֶֽךָ׃</w:t>
@@ -4782,18 +6010,24 @@
       </w:pPr>
       <w:r>
         <w:rPr>
-          <w:lang w:val="he_IL" w:bidi="he_IL"/>
-        </w:rPr>
-      </w:r>
-      <w:r>
-        <w:rPr>
-          <w:vertAlign w:val="superscript"/>
+          <w:rtl/>
+          <w:cs/>
+          <w:lang w:val="he_IL" w:bidi="he_IL"/>
+        </w:rPr>
+      </w:r>
+      <w:r>
+        <w:rPr>
+          <w:vertAlign w:val="superscript"/>
+          <w:rtl/>
+          <w:cs/>
           <w:lang w:val="he_IL" w:bidi="he_IL"/>
         </w:rPr>
         <w:t>3</w:t>
       </w:r>
       <w:r>
         <w:rPr>
+          <w:rtl/>
+          <w:cs/>
           <w:lang w:val="he_IL" w:bidi="he_IL"/>
         </w:rPr>
         <w:t xml:space="preserve"> קְח֤וּ עִמָּכֶם֙ דְּבָרִ֔ים וְשׁ֖וּבוּ אֶל־יְהוָ֑ה אִמְר֣וּ אֵלָ֗יו כָּל־תִּשָּׂ֤א עָוֺן֙ וְקַח־ט֔וֹב וּֽנְשַׁלְּמָ֥ה פָרִ֖ים שְׂפָתֵֽינוּ׃</w:t>
@@ -4805,18 +6039,24 @@
       </w:pPr>
       <w:r>
         <w:rPr>
-          <w:lang w:val="he_IL" w:bidi="he_IL"/>
-        </w:rPr>
-      </w:r>
-      <w:r>
-        <w:rPr>
-          <w:vertAlign w:val="superscript"/>
+          <w:rtl/>
+          <w:cs/>
+          <w:lang w:val="he_IL" w:bidi="he_IL"/>
+        </w:rPr>
+      </w:r>
+      <w:r>
+        <w:rPr>
+          <w:vertAlign w:val="superscript"/>
+          <w:rtl/>
+          <w:cs/>
           <w:lang w:val="he_IL" w:bidi="he_IL"/>
         </w:rPr>
         <w:t>4</w:t>
       </w:r>
       <w:r>
         <w:rPr>
+          <w:rtl/>
+          <w:cs/>
           <w:lang w:val="he_IL" w:bidi="he_IL"/>
         </w:rPr>
         <w:t xml:space="preserve"> אַשּׁ֣וּר ׀ לֹ֣א יוֹשִׁיעֵ֗נוּ עַל־סוּס֙ לֹ֣א נִרְכָּ֔ב וְלֹא־נֹ֥אמַר ע֛וֹד אֱלֹהֵ֖ינוּ לְמַעֲשֵׂ֣ה יָדֵ֑ינוּ אֲשֶׁר־בְּךָ֖ יְרֻחַ֥ם יָתֽוֹם׃</w:t>
@@ -4828,18 +6068,24 @@
       </w:pPr>
       <w:r>
         <w:rPr>
-          <w:lang w:val="he_IL" w:bidi="he_IL"/>
-        </w:rPr>
-      </w:r>
-      <w:r>
-        <w:rPr>
-          <w:vertAlign w:val="superscript"/>
+          <w:rtl/>
+          <w:cs/>
+          <w:lang w:val="he_IL" w:bidi="he_IL"/>
+        </w:rPr>
+      </w:r>
+      <w:r>
+        <w:rPr>
+          <w:vertAlign w:val="superscript"/>
+          <w:rtl/>
+          <w:cs/>
           <w:lang w:val="he_IL" w:bidi="he_IL"/>
         </w:rPr>
         <w:t>5</w:t>
       </w:r>
       <w:r>
         <w:rPr>
+          <w:rtl/>
+          <w:cs/>
           <w:lang w:val="he_IL" w:bidi="he_IL"/>
         </w:rPr>
         <w:t xml:space="preserve"> אֶרְפָּא֙ מְשׁ֣וּבָתָ֔ם אֹהֲבֵ֖ם נְדָבָ֑ה כִּ֛י שָׁ֥ב אַפִּ֖י מִמֶּֽנּוּ׃</w:t>
@@ -4851,18 +6097,24 @@
       </w:pPr>
       <w:r>
         <w:rPr>
-          <w:lang w:val="he_IL" w:bidi="he_IL"/>
-        </w:rPr>
-      </w:r>
-      <w:r>
-        <w:rPr>
-          <w:vertAlign w:val="superscript"/>
+          <w:rtl/>
+          <w:cs/>
+          <w:lang w:val="he_IL" w:bidi="he_IL"/>
+        </w:rPr>
+      </w:r>
+      <w:r>
+        <w:rPr>
+          <w:vertAlign w:val="superscript"/>
+          <w:rtl/>
+          <w:cs/>
           <w:lang w:val="he_IL" w:bidi="he_IL"/>
         </w:rPr>
         <w:t>6</w:t>
       </w:r>
       <w:r>
         <w:rPr>
+          <w:rtl/>
+          <w:cs/>
           <w:lang w:val="he_IL" w:bidi="he_IL"/>
         </w:rPr>
         <w:t xml:space="preserve"> אֶהְיֶ֤ה כַטַּל֙ לְיִשְׂרָאֵ֔ל יִפְרַ֖ח כַּשּֽׁוֹשַׁנָּ֑ה וְיַ֥ךְ שָׁרָשָׁ֖יו כַּלְּבָנֽוֹן׃</w:t>
@@ -4874,18 +6126,24 @@
       </w:pPr>
       <w:r>
         <w:rPr>
-          <w:lang w:val="he_IL" w:bidi="he_IL"/>
-        </w:rPr>
-      </w:r>
-      <w:r>
-        <w:rPr>
-          <w:vertAlign w:val="superscript"/>
+          <w:rtl/>
+          <w:cs/>
+          <w:lang w:val="he_IL" w:bidi="he_IL"/>
+        </w:rPr>
+      </w:r>
+      <w:r>
+        <w:rPr>
+          <w:vertAlign w:val="superscript"/>
+          <w:rtl/>
+          <w:cs/>
           <w:lang w:val="he_IL" w:bidi="he_IL"/>
         </w:rPr>
         <w:t>7</w:t>
       </w:r>
       <w:r>
         <w:rPr>
+          <w:rtl/>
+          <w:cs/>
           <w:lang w:val="he_IL" w:bidi="he_IL"/>
         </w:rPr>
         <w:t xml:space="preserve"> יֵֽלְכוּ֙ יֹֽנְקוֹתָ֔יו וִיהִ֥י כַזַּ֖יִת הוֹד֑וֹ וְרֵ֥יחַֽ ל֖וֹ כַּלְּבָנֽוֹן׃</w:t>
@@ -4897,18 +6155,24 @@
       </w:pPr>
       <w:r>
         <w:rPr>
-          <w:lang w:val="he_IL" w:bidi="he_IL"/>
-        </w:rPr>
-      </w:r>
-      <w:r>
-        <w:rPr>
-          <w:vertAlign w:val="superscript"/>
+          <w:rtl/>
+          <w:cs/>
+          <w:lang w:val="he_IL" w:bidi="he_IL"/>
+        </w:rPr>
+      </w:r>
+      <w:r>
+        <w:rPr>
+          <w:vertAlign w:val="superscript"/>
+          <w:rtl/>
+          <w:cs/>
           <w:lang w:val="he_IL" w:bidi="he_IL"/>
         </w:rPr>
         <w:t>8</w:t>
       </w:r>
       <w:r>
         <w:rPr>
+          <w:rtl/>
+          <w:cs/>
           <w:lang w:val="he_IL" w:bidi="he_IL"/>
         </w:rPr>
         <w:t xml:space="preserve"> יָשֻׁ֙בוּ֙ יֹשְׁבֵ֣י בְצִלּ֔וֹ יְחַיּ֥וּ דָגָ֖ן וְיִפְרְח֣וּ כַגָּ֑פֶן זִכְר֖וֹ כְּיֵ֥ין לְבָנֽוֹן׃ ס</w:t>
@@ -4920,18 +6184,24 @@
       </w:pPr>
       <w:r>
         <w:rPr>
-          <w:lang w:val="he_IL" w:bidi="he_IL"/>
-        </w:rPr>
-      </w:r>
-      <w:r>
-        <w:rPr>
-          <w:vertAlign w:val="superscript"/>
+          <w:rtl/>
+          <w:cs/>
+          <w:lang w:val="he_IL" w:bidi="he_IL"/>
+        </w:rPr>
+      </w:r>
+      <w:r>
+        <w:rPr>
+          <w:vertAlign w:val="superscript"/>
+          <w:rtl/>
+          <w:cs/>
           <w:lang w:val="he_IL" w:bidi="he_IL"/>
         </w:rPr>
         <w:t>9</w:t>
       </w:r>
       <w:r>
         <w:rPr>
+          <w:rtl/>
+          <w:cs/>
           <w:lang w:val="he_IL" w:bidi="he_IL"/>
         </w:rPr>
         <w:t xml:space="preserve"> אֶפְרַ֕יִם מַה־לִּ֥י ע֖וֹד לָֽעֲצַבִּ֑ים אֲנִ֧י עָנִ֣יתִי וַאֲשׁוּרֶ֗נּוּ אֲנִי֙ כִּבְר֣וֹשׁ רַֽעֲנָ֔ן מִמֶּ֖נִּי פֶּרְיְךָ֥ נִמְצָֽא׃</w:t>
@@ -4943,18 +6213,24 @@
       </w:pPr>
       <w:r>
         <w:rPr>
-          <w:lang w:val="he_IL" w:bidi="he_IL"/>
-        </w:rPr>
-      </w:r>
-      <w:r>
-        <w:rPr>
-          <w:vertAlign w:val="superscript"/>
+          <w:rtl/>
+          <w:cs/>
+          <w:lang w:val="he_IL" w:bidi="he_IL"/>
+        </w:rPr>
+      </w:r>
+      <w:r>
+        <w:rPr>
+          <w:vertAlign w:val="superscript"/>
+          <w:rtl/>
+          <w:cs/>
           <w:lang w:val="he_IL" w:bidi="he_IL"/>
         </w:rPr>
         <w:t>10</w:t>
       </w:r>
       <w:r>
         <w:rPr>
+          <w:rtl/>
+          <w:cs/>
           <w:lang w:val="he_IL" w:bidi="he_IL"/>
         </w:rPr>
         <w:t xml:space="preserve"> מִ֤י חָכָם֙ וְיָ֣בֵֽן אֵ֔לֶּה נָב֖וֹן וְיֵֽדָעֵ֑ם כִּֽי־יְשָׁרִ֞ים דַּרְכֵ֣י יְהוָ֗ה וְצַדִּקִים֙ יֵ֣לְכוּ בָ֔ם וּפֹשְׁעִ֖ים יִכָּ֥שְׁלוּ בָֽם׃</w:t>
